--- a/Atari Game Boxing.docx
+++ b/Atari Game Boxing.docx
@@ -256,35 +256,7 @@
           <w:rFonts w:ascii="Arial" w:hAnsi="Arial" w:cs="Arial"/>
           <w:lang w:val="mk-MK"/>
         </w:rPr>
-        <w:t xml:space="preserve"> мрежа. Резултатите од тренирањето</w:t>
-      </w:r>
-      <w:r>
-        <w:rPr>
-          <w:rFonts w:ascii="Arial" w:hAnsi="Arial" w:cs="Arial"/>
-          <w:lang w:val="mk-MK"/>
-        </w:rPr>
-        <w:t xml:space="preserve"> </w:t>
-      </w:r>
-      <w:r>
-        <w:rPr>
-          <w:rFonts w:ascii="Arial" w:hAnsi="Arial" w:cs="Arial"/>
-          <w:lang w:val="mk-MK"/>
-        </w:rPr>
-        <w:t xml:space="preserve">покажуваат дека агентот трениран од </w:t>
-      </w:r>
-      <w:r>
-        <w:rPr>
-          <w:rFonts w:ascii="Arial" w:hAnsi="Arial" w:cs="Arial"/>
-          <w:lang w:val="mk-MK"/>
-        </w:rPr>
-        <w:t>нула</w:t>
-      </w:r>
-      <w:r>
-        <w:rPr>
-          <w:rFonts w:ascii="Arial" w:hAnsi="Arial" w:cs="Arial"/>
-          <w:lang w:val="mk-MK"/>
-        </w:rPr>
-        <w:t xml:space="preserve"> многу подобро учи и станува подобар играч во однос на другиот агент.</w:t>
+        <w:t xml:space="preserve"> мрежа.</w:t>
       </w:r>
       <w:r>
         <w:rPr>
@@ -1784,7 +1756,22 @@
           <w:szCs w:val="18"/>
           <w:lang w:val="mk-MK"/>
         </w:rPr>
-        <w:t xml:space="preserve">од тоа што ќе избере една акција и само таа ќе ја прави бесконечно. </w:t>
+        <w:t xml:space="preserve">од тоа што ќе избере една акција и само таа ќе ја прави бесконечно. По неколку обиди со менување на параметрите ништо не се промени и веднаш преминав на </w:t>
+      </w:r>
+      <w:r>
+        <w:rPr>
+          <w:rFonts w:ascii="Arial" w:hAnsi="Arial" w:cs="Arial"/>
+          <w:szCs w:val="18"/>
+        </w:rPr>
+        <w:t>Double DQN</w:t>
+      </w:r>
+      <w:r>
+        <w:rPr>
+          <w:rFonts w:ascii="Arial" w:hAnsi="Arial" w:cs="Arial"/>
+          <w:szCs w:val="18"/>
+          <w:lang w:val="mk-MK"/>
+        </w:rPr>
+        <w:t xml:space="preserve">. Веднаш се видоа разликите, втората архитектура беше многу подобра. Мојата архитектура </w:t>
       </w:r>
       <w:r>
         <w:rPr>
@@ -1793,22 +1780,7 @@
           <w:lang w:val="mk-MK"/>
         </w:rPr>
         <w:lastRenderedPageBreak/>
-        <w:t xml:space="preserve">По неколку обиди со менување на параметрите ништо не се промени и веднаш преминав на </w:t>
-      </w:r>
-      <w:r>
-        <w:rPr>
-          <w:rFonts w:ascii="Arial" w:hAnsi="Arial" w:cs="Arial"/>
-          <w:szCs w:val="18"/>
-        </w:rPr>
-        <w:t>Double DQN</w:t>
-      </w:r>
-      <w:r>
-        <w:rPr>
-          <w:rFonts w:ascii="Arial" w:hAnsi="Arial" w:cs="Arial"/>
-          <w:szCs w:val="18"/>
-          <w:lang w:val="mk-MK"/>
-        </w:rPr>
-        <w:t xml:space="preserve">. Веднаш се видоа разликите, втората архитектура беше многу подобра. Мојата архитектура на мрежата користи 3 </w:t>
+        <w:t xml:space="preserve">на мрежата користи 3 </w:t>
       </w:r>
       <w:r>
         <w:rPr>
@@ -2268,7 +2240,23 @@
           <w:szCs w:val="18"/>
           <w:lang w:val="mk-MK"/>
         </w:rPr>
-        <w:t>мрежа да заборави. Да го средам овој проблем ги замрзнав слојот 1, слојот 2 и слојот 3 и добив одлични резултати наспороти пре</w:t>
+        <w:t>мрежа да заборави</w:t>
+      </w:r>
+      <w:r>
+        <w:rPr>
+          <w:rFonts w:ascii="Arial" w:hAnsi="Arial" w:cs="Arial"/>
+          <w:szCs w:val="18"/>
+          <w:lang w:val="mk-MK"/>
+        </w:rPr>
+        <w:t xml:space="preserve"> и агентот колабираше (бираше само една акција и само таа ја прави цело време)</w:t>
+      </w:r>
+      <w:r>
+        <w:rPr>
+          <w:rFonts w:ascii="Arial" w:hAnsi="Arial" w:cs="Arial"/>
+          <w:szCs w:val="18"/>
+          <w:lang w:val="mk-MK"/>
+        </w:rPr>
+        <w:t>. Да го средам овој проблем ги замрзнав слојот 1, слојот 2 и слојот 3 и добив одлични резултати наспороти пре</w:t>
       </w:r>
       <w:r>
         <w:rPr>
@@ -2284,7 +2272,15 @@
           <w:szCs w:val="18"/>
           <w:lang w:val="mk-MK"/>
         </w:rPr>
-        <w:t>ходното што го направив. Тренирањето овде се врши потполно исто како со Агентот од нула.</w:t>
+        <w:t xml:space="preserve">ходното што го направив. </w:t>
+      </w:r>
+      <w:r>
+        <w:rPr>
+          <w:rFonts w:ascii="Arial" w:hAnsi="Arial" w:cs="Arial"/>
+          <w:szCs w:val="18"/>
+          <w:lang w:val="mk-MK"/>
+        </w:rPr>
+        <w:t>Тренирањето овде се врши потполно исто како со Агентот од нула, со истите хиперпараметри (learning rate, фреквенција на тренирање, ажурирање на target мрежата, epsilon распоред) за фер споредба.</w:t>
       </w:r>
     </w:p>
     <w:p>
@@ -2510,6 +2506,7 @@
           <w:szCs w:val="18"/>
           <w:lang w:val="mk-MK"/>
         </w:rPr>
+        <w:lastRenderedPageBreak/>
         <w:drawing>
           <wp:anchor distT="0" distB="0" distL="114300" distR="114300" simplePos="0" relativeHeight="251659264" behindDoc="1" locked="0" layoutInCell="1" allowOverlap="1" wp14:anchorId="75D05D69" wp14:editId="3C2227D8">
             <wp:simplePos x="0" y="0"/>
@@ -2671,7 +2668,6 @@
           <w:noProof/>
           <w:szCs w:val="18"/>
         </w:rPr>
-        <w:lastRenderedPageBreak/>
         <w:drawing>
           <wp:anchor distT="0" distB="0" distL="114300" distR="114300" simplePos="0" relativeHeight="251660288" behindDoc="1" locked="0" layoutInCell="1" allowOverlap="1" wp14:anchorId="7F26A8E9" wp14:editId="1630C59B">
             <wp:simplePos x="0" y="0"/>
@@ -5736,6 +5732,7 @@
           <w:rFonts w:ascii="Arial" w:hAnsi="Arial" w:cs="Arial"/>
           <w:szCs w:val="18"/>
         </w:rPr>
+        <w:lastRenderedPageBreak/>
         <w:t>замрзнување</w:t>
       </w:r>
       <w:proofErr w:type="spellEnd"/>
@@ -9650,7 +9647,6 @@
   <w:style w:type="character" w:default="1" w:styleId="DefaultParagraphFont">
     <w:name w:val="Default Paragraph Font"/>
     <w:uiPriority w:val="1"/>
-    <w:semiHidden/>
     <w:unhideWhenUsed/>
   </w:style>
   <w:style w:type="table" w:default="1" w:styleId="TableNormal">

--- a/Atari Game Boxing.docx
+++ b/Atari Game Boxing.docx
@@ -26,7 +26,6 @@
     </w:p>
     <w:p>
       <w:pPr>
-        <w:jc w:val="center"/>
         <w:rPr>
           <w:rFonts w:ascii="Arial" w:hAnsi="Arial" w:cs="Arial"/>
           <w:b/>
@@ -42,1082 +41,1585 @@
           <w:rFonts w:ascii="Arial" w:hAnsi="Arial" w:cs="Arial"/>
           <w:i/>
           <w:iCs/>
+          <w:sz w:val="28"/>
+          <w:szCs w:val="28"/>
+          <w:lang w:val="mk-MK"/>
+        </w:rPr>
+      </w:pPr>
+      <w:r>
+        <w:rPr>
+          <w:rFonts w:ascii="Arial" w:hAnsi="Arial" w:cs="Arial"/>
+          <w:i/>
+          <w:iCs/>
+          <w:sz w:val="28"/>
+          <w:szCs w:val="28"/>
+        </w:rPr>
+        <w:t xml:space="preserve">- </w:t>
+      </w:r>
+      <w:r>
+        <w:rPr>
+          <w:rFonts w:ascii="Arial" w:hAnsi="Arial" w:cs="Arial"/>
+          <w:i/>
+          <w:iCs/>
+          <w:sz w:val="28"/>
+          <w:szCs w:val="28"/>
+          <w:lang w:val="mk-MK"/>
+        </w:rPr>
+        <w:t>Апстракт</w:t>
+      </w:r>
+    </w:p>
+    <w:p>
+      <w:pPr>
+        <w:rPr>
+          <w:rFonts w:ascii="Arial" w:hAnsi="Arial" w:cs="Arial"/>
+          <w:lang w:val="mk-MK"/>
+        </w:rPr>
+      </w:pPr>
+      <w:r>
+        <w:rPr>
+          <w:rFonts w:ascii="Arial" w:hAnsi="Arial" w:cs="Arial"/>
           <w:sz w:val="24"/>
           <w:szCs w:val="24"/>
           <w:lang w:val="mk-MK"/>
         </w:rPr>
-      </w:pPr>
-      <w:r>
+        <w:tab/>
+      </w:r>
+      <w:r>
+        <w:rPr>
+          <w:rFonts w:ascii="Arial" w:hAnsi="Arial" w:cs="Arial"/>
+          <w:lang w:val="mk-MK"/>
+        </w:rPr>
+        <w:t>Овој проект има за цел да го реши проблемот со тре</w:t>
+      </w:r>
+      <w:r>
+        <w:rPr>
+          <w:rFonts w:ascii="Arial" w:hAnsi="Arial" w:cs="Arial"/>
+          <w:lang w:val="mk-MK"/>
+        </w:rPr>
+        <w:t>н</w:t>
+      </w:r>
+      <w:r>
+        <w:rPr>
+          <w:rFonts w:ascii="Arial" w:hAnsi="Arial" w:cs="Arial"/>
+          <w:lang w:val="mk-MK"/>
+        </w:rPr>
+        <w:t xml:space="preserve">ирање на два агента во околината </w:t>
+      </w:r>
+      <w:r>
+        <w:rPr>
+          <w:rFonts w:ascii="Arial" w:hAnsi="Arial" w:cs="Arial"/>
+        </w:rPr>
+        <w:t xml:space="preserve">Boxing </w:t>
+      </w:r>
+      <w:r>
+        <w:rPr>
+          <w:rFonts w:ascii="Arial" w:hAnsi="Arial" w:cs="Arial"/>
+          <w:lang w:val="mk-MK"/>
+        </w:rPr>
+        <w:t xml:space="preserve">од игрите на </w:t>
+      </w:r>
+      <w:r>
+        <w:rPr>
+          <w:rFonts w:ascii="Arial" w:hAnsi="Arial" w:cs="Arial"/>
+        </w:rPr>
+        <w:t>Atari</w:t>
+      </w:r>
+      <w:r>
+        <w:rPr>
+          <w:rFonts w:ascii="Arial" w:hAnsi="Arial" w:cs="Arial"/>
+          <w:lang w:val="mk-MK"/>
+        </w:rPr>
+        <w:t xml:space="preserve">. </w:t>
+      </w:r>
+      <w:proofErr w:type="spellStart"/>
+      <w:r>
+        <w:rPr>
+          <w:rFonts w:ascii="Arial" w:hAnsi="Arial" w:cs="Arial"/>
+        </w:rPr>
+        <w:t>Бидејќи</w:t>
+      </w:r>
+      <w:proofErr w:type="spellEnd"/>
+      <w:r>
+        <w:rPr>
+          <w:rFonts w:ascii="Arial" w:hAnsi="Arial" w:cs="Arial"/>
+        </w:rPr>
+        <w:t xml:space="preserve"> Boxing е </w:t>
+      </w:r>
+      <w:proofErr w:type="spellStart"/>
+      <w:r>
+        <w:rPr>
+          <w:rFonts w:ascii="Arial" w:hAnsi="Arial" w:cs="Arial"/>
+        </w:rPr>
+        <w:t>повеќеагентна</w:t>
+      </w:r>
+      <w:proofErr w:type="spellEnd"/>
+      <w:r>
+        <w:rPr>
+          <w:rFonts w:ascii="Arial" w:hAnsi="Arial" w:cs="Arial"/>
+        </w:rPr>
+        <w:t xml:space="preserve"> </w:t>
+      </w:r>
+      <w:proofErr w:type="spellStart"/>
+      <w:r>
+        <w:rPr>
+          <w:rFonts w:ascii="Arial" w:hAnsi="Arial" w:cs="Arial"/>
+        </w:rPr>
+        <w:t>околина</w:t>
+      </w:r>
+      <w:proofErr w:type="spellEnd"/>
+      <w:r>
+        <w:rPr>
+          <w:rFonts w:ascii="Arial" w:hAnsi="Arial" w:cs="Arial"/>
+          <w:lang w:val="mk-MK"/>
+        </w:rPr>
+        <w:t>,</w:t>
+      </w:r>
+      <w:r>
+        <w:rPr>
+          <w:rFonts w:ascii="Arial" w:hAnsi="Arial" w:cs="Arial"/>
+          <w:lang w:val="mk-MK"/>
+        </w:rPr>
+        <w:t xml:space="preserve"> се тренираат два</w:t>
+      </w:r>
+      <w:r>
+        <w:rPr>
+          <w:rFonts w:ascii="Arial" w:hAnsi="Arial" w:cs="Arial"/>
+        </w:rPr>
+        <w:t xml:space="preserve"> </w:t>
+      </w:r>
+      <w:r>
+        <w:rPr>
+          <w:rFonts w:ascii="Arial" w:hAnsi="Arial" w:cs="Arial"/>
+          <w:lang w:val="mk-MK"/>
+        </w:rPr>
+        <w:t>различни</w:t>
+      </w:r>
+      <w:r>
+        <w:rPr>
+          <w:rFonts w:ascii="Arial" w:hAnsi="Arial" w:cs="Arial"/>
+          <w:lang w:val="mk-MK"/>
+        </w:rPr>
+        <w:t xml:space="preserve"> агента</w:t>
+      </w:r>
+      <w:r>
+        <w:rPr>
+          <w:rFonts w:ascii="Arial" w:hAnsi="Arial" w:cs="Arial"/>
+        </w:rPr>
+        <w:t>:</w:t>
+      </w:r>
+      <w:r>
+        <w:rPr>
+          <w:rFonts w:ascii="Arial" w:hAnsi="Arial" w:cs="Arial"/>
+          <w:lang w:val="mk-MK"/>
+        </w:rPr>
+        <w:t xml:space="preserve"> едниот трениран од нула, а другиот користи претходно тренирана мрежа</w:t>
+      </w:r>
+      <w:r>
+        <w:rPr>
+          <w:rFonts w:ascii="Arial" w:hAnsi="Arial" w:cs="Arial"/>
+          <w:lang w:val="mk-MK"/>
+        </w:rPr>
+        <w:t xml:space="preserve">. За првиот агент користиме </w:t>
+      </w:r>
+      <w:r>
+        <w:rPr>
+          <w:rFonts w:ascii="Arial" w:hAnsi="Arial" w:cs="Arial"/>
+        </w:rPr>
+        <w:t>Double DQN,</w:t>
+      </w:r>
+      <w:r>
+        <w:rPr>
+          <w:rFonts w:ascii="Arial" w:hAnsi="Arial" w:cs="Arial"/>
+          <w:lang w:val="mk-MK"/>
+        </w:rPr>
+        <w:t xml:space="preserve"> додека за вториот користиме пре</w:t>
+      </w:r>
+      <w:r>
+        <w:rPr>
+          <w:rFonts w:ascii="Arial" w:hAnsi="Arial" w:cs="Arial"/>
+          <w:lang w:val="mk-MK"/>
+        </w:rPr>
+        <w:t>т</w:t>
+      </w:r>
+      <w:r>
+        <w:rPr>
+          <w:rFonts w:ascii="Arial" w:hAnsi="Arial" w:cs="Arial"/>
+          <w:lang w:val="mk-MK"/>
+        </w:rPr>
+        <w:t xml:space="preserve">ходно </w:t>
+      </w:r>
+      <w:r>
+        <w:rPr>
+          <w:rFonts w:ascii="Arial" w:hAnsi="Arial" w:cs="Arial"/>
+          <w:lang w:val="mk-MK"/>
+        </w:rPr>
+        <w:t>тренирана</w:t>
+      </w:r>
+      <w:r>
+        <w:rPr>
+          <w:rFonts w:ascii="Arial" w:hAnsi="Arial" w:cs="Arial"/>
+          <w:lang w:val="mk-MK"/>
+        </w:rPr>
+        <w:t xml:space="preserve"> </w:t>
+      </w:r>
+      <w:proofErr w:type="spellStart"/>
+      <w:r>
+        <w:rPr>
+          <w:rFonts w:ascii="Arial" w:hAnsi="Arial" w:cs="Arial"/>
+        </w:rPr>
+        <w:t>ResNet</w:t>
+      </w:r>
+      <w:proofErr w:type="spellEnd"/>
+      <w:r>
+        <w:rPr>
+          <w:rFonts w:ascii="Arial" w:hAnsi="Arial" w:cs="Arial"/>
+          <w:lang w:val="mk-MK"/>
+        </w:rPr>
+        <w:t xml:space="preserve"> мрежа.</w:t>
+      </w:r>
+      <w:r>
+        <w:rPr>
+          <w:rFonts w:ascii="Arial" w:hAnsi="Arial" w:cs="Arial"/>
+          <w:lang w:val="mk-MK"/>
+        </w:rPr>
+        <w:t xml:space="preserve"> Резултатите од тренирањето покажуваат дека агентот трениран од нула значително подобро учи во однос на другиот агент (просечна стапка на победи 0.36 наспорти 0.13)</w:t>
+      </w:r>
+      <w:r>
+        <w:rPr>
+          <w:rFonts w:ascii="Arial" w:hAnsi="Arial" w:cs="Arial"/>
+        </w:rPr>
+        <w:t xml:space="preserve">. </w:t>
+      </w:r>
+      <w:r>
+        <w:rPr>
+          <w:rFonts w:ascii="Arial" w:hAnsi="Arial" w:cs="Arial"/>
+          <w:lang w:val="mk-MK"/>
+        </w:rPr>
+        <w:t xml:space="preserve">Овој неочекуван резултат укажува дека претходно обучените мрежи не мора секогаш да донесат подобрување кога </w:t>
+      </w:r>
+      <w:r>
+        <w:rPr>
+          <w:rFonts w:ascii="Arial" w:hAnsi="Arial" w:cs="Arial"/>
+          <w:lang w:val="mk-MK"/>
+        </w:rPr>
+        <w:t>целниот</w:t>
+      </w:r>
+      <w:r>
+        <w:rPr>
+          <w:rFonts w:ascii="Arial" w:hAnsi="Arial" w:cs="Arial"/>
+          <w:lang w:val="mk-MK"/>
+        </w:rPr>
+        <w:t xml:space="preserve"> домен значително се разликува.</w:t>
+      </w:r>
+    </w:p>
+    <w:p>
+      <w:pPr>
+        <w:rPr>
+          <w:rFonts w:ascii="Arial" w:hAnsi="Arial" w:cs="Arial"/>
+          <w:lang w:val="mk-MK"/>
+        </w:rPr>
+      </w:pPr>
+    </w:p>
+    <w:p>
+      <w:pPr>
         <w:rPr>
           <w:rFonts w:ascii="Arial" w:hAnsi="Arial" w:cs="Arial"/>
           <w:i/>
           <w:iCs/>
+          <w:sz w:val="28"/>
+          <w:szCs w:val="28"/>
+          <w:lang w:val="mk-MK"/>
+        </w:rPr>
+      </w:pPr>
+      <w:r>
+        <w:rPr>
+          <w:rFonts w:ascii="Arial" w:hAnsi="Arial" w:cs="Arial"/>
+          <w:i/>
+          <w:iCs/>
+          <w:sz w:val="28"/>
+          <w:szCs w:val="28"/>
+          <w:lang w:val="mk-MK"/>
+        </w:rPr>
+        <w:t>- Вовед</w:t>
+      </w:r>
+    </w:p>
+    <w:p>
+      <w:pPr>
+        <w:rPr>
+          <w:rFonts w:ascii="Arial" w:hAnsi="Arial" w:cs="Arial"/>
+          <w:lang w:val="mk-MK"/>
+        </w:rPr>
+      </w:pPr>
+      <w:r>
+        <w:rPr>
+          <w:rFonts w:ascii="Arial" w:hAnsi="Arial" w:cs="Arial"/>
           <w:sz w:val="24"/>
           <w:szCs w:val="24"/>
-        </w:rPr>
-        <w:t xml:space="preserve">- </w:t>
-      </w:r>
-      <w:r>
+          <w:lang w:val="mk-MK"/>
+        </w:rPr>
+        <w:tab/>
+      </w:r>
+      <w:r>
+        <w:rPr>
+          <w:rFonts w:ascii="Arial" w:hAnsi="Arial" w:cs="Arial"/>
+        </w:rPr>
+        <w:t>Atari Boxing</w:t>
+      </w:r>
+      <w:r>
+        <w:rPr>
+          <w:rFonts w:ascii="Arial" w:hAnsi="Arial" w:cs="Arial"/>
+          <w:lang w:val="mk-MK"/>
+        </w:rPr>
+        <w:t xml:space="preserve"> е многу интересна околина бидејќи е многу слична на спортот </w:t>
+      </w:r>
+      <w:r>
+        <w:rPr>
+          <w:rFonts w:ascii="Arial" w:hAnsi="Arial" w:cs="Arial"/>
+          <w:lang w:val="mk-MK"/>
+        </w:rPr>
+        <w:t>бокс</w:t>
+      </w:r>
+      <w:r>
+        <w:rPr>
+          <w:rFonts w:ascii="Arial" w:hAnsi="Arial" w:cs="Arial"/>
+          <w:lang w:val="mk-MK"/>
+        </w:rPr>
+        <w:t xml:space="preserve"> од стварниот живот. Имаме два агента кои почнуваат од различна позиција (по ди</w:t>
+      </w:r>
+      <w:r>
+        <w:rPr>
+          <w:rFonts w:ascii="Arial" w:hAnsi="Arial" w:cs="Arial"/>
+          <w:lang w:val="mk-MK"/>
+        </w:rPr>
+        <w:t>ј</w:t>
+      </w:r>
+      <w:r>
+        <w:rPr>
+          <w:rFonts w:ascii="Arial" w:hAnsi="Arial" w:cs="Arial"/>
+          <w:lang w:val="mk-MK"/>
+        </w:rPr>
+        <w:t>агонала) и со помош на 18 акции треба да победат. Еден агент победува кога ќе има освоено повеќе награди.</w:t>
+      </w:r>
+      <w:r>
+        <w:rPr>
+          <w:rFonts w:ascii="Arial" w:hAnsi="Arial" w:cs="Arial"/>
+          <w:lang w:val="mk-MK"/>
+        </w:rPr>
+        <w:t xml:space="preserve"> Првите прашања кои си ги поставив беа</w:t>
+      </w:r>
+      <w:r>
+        <w:rPr>
+          <w:rFonts w:ascii="Arial" w:hAnsi="Arial" w:cs="Arial"/>
+        </w:rPr>
+        <w:t>:</w:t>
+      </w:r>
+      <w:r>
+        <w:rPr>
+          <w:rFonts w:ascii="Arial" w:hAnsi="Arial" w:cs="Arial"/>
+          <w:lang w:val="mk-MK"/>
+        </w:rPr>
+        <w:t xml:space="preserve"> дали агентот со </w:t>
+      </w:r>
+      <w:r>
+        <w:rPr>
+          <w:rFonts w:ascii="Arial" w:hAnsi="Arial" w:cs="Arial"/>
+        </w:rPr>
+        <w:t>Double DQN</w:t>
+      </w:r>
+      <w:r>
+        <w:rPr>
+          <w:rFonts w:ascii="Arial" w:hAnsi="Arial" w:cs="Arial"/>
+          <w:lang w:val="mk-MK"/>
+        </w:rPr>
+        <w:t xml:space="preserve"> ќе може успешно да научи да игра </w:t>
+      </w:r>
+      <w:r>
+        <w:rPr>
+          <w:rFonts w:ascii="Arial" w:hAnsi="Arial" w:cs="Arial"/>
+        </w:rPr>
+        <w:t>Boxing</w:t>
+      </w:r>
+      <w:r>
+        <w:rPr>
+          <w:rFonts w:ascii="Arial" w:hAnsi="Arial" w:cs="Arial"/>
+          <w:lang w:val="mk-MK"/>
+        </w:rPr>
+        <w:t xml:space="preserve"> против агент кој избира акции по случан избор и дали пре</w:t>
+      </w:r>
+      <w:r>
+        <w:rPr>
+          <w:rFonts w:ascii="Arial" w:hAnsi="Arial" w:cs="Arial"/>
+          <w:lang w:val="mk-MK"/>
+        </w:rPr>
+        <w:t>т</w:t>
+      </w:r>
+      <w:r>
+        <w:rPr>
+          <w:rFonts w:ascii="Arial" w:hAnsi="Arial" w:cs="Arial"/>
+          <w:lang w:val="mk-MK"/>
+        </w:rPr>
+        <w:t xml:space="preserve">ходно тренираната мрежа ќе придонесе </w:t>
+      </w:r>
+      <w:r>
+        <w:rPr>
+          <w:rFonts w:ascii="Arial" w:hAnsi="Arial" w:cs="Arial"/>
+          <w:lang w:val="mk-MK"/>
+        </w:rPr>
+        <w:t>кон</w:t>
+      </w:r>
+      <w:r>
+        <w:rPr>
+          <w:rFonts w:ascii="Arial" w:hAnsi="Arial" w:cs="Arial"/>
+          <w:lang w:val="mk-MK"/>
+        </w:rPr>
+        <w:t xml:space="preserve"> зголемувањето на перформансите. </w:t>
+      </w:r>
+      <w:proofErr w:type="spellStart"/>
+      <w:r>
+        <w:rPr>
+          <w:rFonts w:ascii="Arial" w:hAnsi="Arial" w:cs="Arial"/>
+        </w:rPr>
+        <w:t>Мотивацијата</w:t>
+      </w:r>
+      <w:proofErr w:type="spellEnd"/>
+      <w:r>
+        <w:rPr>
+          <w:rFonts w:ascii="Arial" w:hAnsi="Arial" w:cs="Arial"/>
+        </w:rPr>
+        <w:t xml:space="preserve"> </w:t>
+      </w:r>
+      <w:proofErr w:type="spellStart"/>
+      <w:r>
+        <w:rPr>
+          <w:rFonts w:ascii="Arial" w:hAnsi="Arial" w:cs="Arial"/>
+        </w:rPr>
+        <w:t>позади</w:t>
+      </w:r>
+      <w:proofErr w:type="spellEnd"/>
+      <w:r>
+        <w:rPr>
+          <w:rFonts w:ascii="Arial" w:hAnsi="Arial" w:cs="Arial"/>
+        </w:rPr>
+        <w:t xml:space="preserve"> </w:t>
+      </w:r>
+      <w:proofErr w:type="spellStart"/>
+      <w:r>
+        <w:rPr>
+          <w:rFonts w:ascii="Arial" w:hAnsi="Arial" w:cs="Arial"/>
+        </w:rPr>
+        <w:t>користењето</w:t>
+      </w:r>
+      <w:proofErr w:type="spellEnd"/>
+      <w:r>
+        <w:rPr>
+          <w:rFonts w:ascii="Arial" w:hAnsi="Arial" w:cs="Arial"/>
+        </w:rPr>
+        <w:t xml:space="preserve"> </w:t>
+      </w:r>
+      <w:proofErr w:type="spellStart"/>
+      <w:r>
+        <w:rPr>
+          <w:rFonts w:ascii="Arial" w:hAnsi="Arial" w:cs="Arial"/>
+        </w:rPr>
+        <w:t>на</w:t>
+      </w:r>
+      <w:proofErr w:type="spellEnd"/>
+      <w:r>
+        <w:rPr>
+          <w:rFonts w:ascii="Arial" w:hAnsi="Arial" w:cs="Arial"/>
+        </w:rPr>
+        <w:t xml:space="preserve"> </w:t>
+      </w:r>
+      <w:proofErr w:type="spellStart"/>
+      <w:r>
+        <w:rPr>
+          <w:rFonts w:ascii="Arial" w:hAnsi="Arial" w:cs="Arial"/>
+        </w:rPr>
+        <w:t>овие</w:t>
+      </w:r>
+      <w:proofErr w:type="spellEnd"/>
+      <w:r>
+        <w:rPr>
+          <w:rFonts w:ascii="Arial" w:hAnsi="Arial" w:cs="Arial"/>
+        </w:rPr>
+        <w:t xml:space="preserve"> </w:t>
+      </w:r>
+      <w:proofErr w:type="spellStart"/>
+      <w:r>
+        <w:rPr>
+          <w:rFonts w:ascii="Arial" w:hAnsi="Arial" w:cs="Arial"/>
+        </w:rPr>
+        <w:t>методи</w:t>
+      </w:r>
+      <w:proofErr w:type="spellEnd"/>
+      <w:r>
+        <w:rPr>
+          <w:rFonts w:ascii="Arial" w:hAnsi="Arial" w:cs="Arial"/>
+        </w:rPr>
+        <w:t xml:space="preserve"> (</w:t>
+      </w:r>
+      <w:proofErr w:type="spellStart"/>
+      <w:r>
+        <w:rPr>
+          <w:rFonts w:ascii="Arial" w:hAnsi="Arial" w:cs="Arial"/>
+        </w:rPr>
+        <w:t>како</w:t>
+      </w:r>
+      <w:proofErr w:type="spellEnd"/>
+      <w:r>
+        <w:rPr>
+          <w:rFonts w:ascii="Arial" w:hAnsi="Arial" w:cs="Arial"/>
+        </w:rPr>
+        <w:t xml:space="preserve"> Double DQN) </w:t>
+      </w:r>
+      <w:proofErr w:type="spellStart"/>
+      <w:r>
+        <w:rPr>
+          <w:rFonts w:ascii="Arial" w:hAnsi="Arial" w:cs="Arial"/>
+        </w:rPr>
+        <w:t>не</w:t>
+      </w:r>
+      <w:proofErr w:type="spellEnd"/>
+      <w:r>
+        <w:rPr>
+          <w:rFonts w:ascii="Arial" w:hAnsi="Arial" w:cs="Arial"/>
+        </w:rPr>
+        <w:t xml:space="preserve"> е </w:t>
+      </w:r>
+      <w:proofErr w:type="spellStart"/>
+      <w:r>
+        <w:rPr>
+          <w:rFonts w:ascii="Arial" w:hAnsi="Arial" w:cs="Arial"/>
+        </w:rPr>
+        <w:t>да</w:t>
+      </w:r>
+      <w:proofErr w:type="spellEnd"/>
+      <w:r>
+        <w:rPr>
+          <w:rFonts w:ascii="Arial" w:hAnsi="Arial" w:cs="Arial"/>
+        </w:rPr>
+        <w:t xml:space="preserve"> </w:t>
+      </w:r>
+      <w:proofErr w:type="spellStart"/>
+      <w:r>
+        <w:rPr>
+          <w:rFonts w:ascii="Arial" w:hAnsi="Arial" w:cs="Arial"/>
+        </w:rPr>
+        <w:t>се</w:t>
+      </w:r>
+      <w:proofErr w:type="spellEnd"/>
+      <w:r>
+        <w:rPr>
+          <w:rFonts w:ascii="Arial" w:hAnsi="Arial" w:cs="Arial"/>
+        </w:rPr>
+        <w:t xml:space="preserve"> </w:t>
+      </w:r>
+      <w:proofErr w:type="spellStart"/>
+      <w:r>
+        <w:rPr>
+          <w:rFonts w:ascii="Arial" w:hAnsi="Arial" w:cs="Arial"/>
+        </w:rPr>
+        <w:t>воведат</w:t>
+      </w:r>
+      <w:proofErr w:type="spellEnd"/>
+      <w:r>
+        <w:rPr>
+          <w:rFonts w:ascii="Arial" w:hAnsi="Arial" w:cs="Arial"/>
+        </w:rPr>
+        <w:t xml:space="preserve"> </w:t>
+      </w:r>
+      <w:proofErr w:type="spellStart"/>
+      <w:r>
+        <w:rPr>
+          <w:rFonts w:ascii="Arial" w:hAnsi="Arial" w:cs="Arial"/>
+        </w:rPr>
+        <w:t>нови</w:t>
+      </w:r>
+      <w:proofErr w:type="spellEnd"/>
+      <w:r>
+        <w:rPr>
+          <w:rFonts w:ascii="Arial" w:hAnsi="Arial" w:cs="Arial"/>
+        </w:rPr>
+        <w:t xml:space="preserve"> </w:t>
+      </w:r>
+      <w:proofErr w:type="spellStart"/>
+      <w:r>
+        <w:rPr>
+          <w:rFonts w:ascii="Arial" w:hAnsi="Arial" w:cs="Arial"/>
+        </w:rPr>
+        <w:t>алгоритми</w:t>
+      </w:r>
+      <w:proofErr w:type="spellEnd"/>
+      <w:r>
+        <w:rPr>
+          <w:rFonts w:ascii="Arial" w:hAnsi="Arial" w:cs="Arial"/>
+        </w:rPr>
+        <w:t xml:space="preserve">, </w:t>
+      </w:r>
+      <w:proofErr w:type="spellStart"/>
+      <w:r>
+        <w:rPr>
+          <w:rFonts w:ascii="Arial" w:hAnsi="Arial" w:cs="Arial"/>
+        </w:rPr>
+        <w:t>туку</w:t>
+      </w:r>
+      <w:proofErr w:type="spellEnd"/>
+      <w:r>
+        <w:rPr>
+          <w:rFonts w:ascii="Arial" w:hAnsi="Arial" w:cs="Arial"/>
+        </w:rPr>
+        <w:t xml:space="preserve"> </w:t>
+      </w:r>
+      <w:proofErr w:type="spellStart"/>
+      <w:r>
+        <w:rPr>
+          <w:rFonts w:ascii="Arial" w:hAnsi="Arial" w:cs="Arial"/>
+        </w:rPr>
+        <w:t>да</w:t>
+      </w:r>
+      <w:proofErr w:type="spellEnd"/>
+      <w:r>
+        <w:rPr>
+          <w:rFonts w:ascii="Arial" w:hAnsi="Arial" w:cs="Arial"/>
+        </w:rPr>
+        <w:t xml:space="preserve"> </w:t>
+      </w:r>
+      <w:proofErr w:type="spellStart"/>
+      <w:r>
+        <w:rPr>
+          <w:rFonts w:ascii="Arial" w:hAnsi="Arial" w:cs="Arial"/>
+        </w:rPr>
+        <w:t>се</w:t>
+      </w:r>
+      <w:proofErr w:type="spellEnd"/>
+      <w:r>
+        <w:rPr>
+          <w:rFonts w:ascii="Arial" w:hAnsi="Arial" w:cs="Arial"/>
+        </w:rPr>
+        <w:t xml:space="preserve"> </w:t>
+      </w:r>
+      <w:proofErr w:type="spellStart"/>
+      <w:r>
+        <w:rPr>
+          <w:rFonts w:ascii="Arial" w:hAnsi="Arial" w:cs="Arial"/>
+        </w:rPr>
+        <w:t>евалуира</w:t>
+      </w:r>
+      <w:proofErr w:type="spellEnd"/>
+      <w:r>
+        <w:rPr>
+          <w:rFonts w:ascii="Arial" w:hAnsi="Arial" w:cs="Arial"/>
+        </w:rPr>
+        <w:t xml:space="preserve"> </w:t>
+      </w:r>
+      <w:proofErr w:type="spellStart"/>
+      <w:r>
+        <w:rPr>
+          <w:rFonts w:ascii="Arial" w:hAnsi="Arial" w:cs="Arial"/>
+        </w:rPr>
+        <w:t>нивната</w:t>
+      </w:r>
+      <w:proofErr w:type="spellEnd"/>
+      <w:r>
+        <w:rPr>
+          <w:rFonts w:ascii="Arial" w:hAnsi="Arial" w:cs="Arial"/>
+        </w:rPr>
+        <w:t xml:space="preserve"> </w:t>
+      </w:r>
+      <w:proofErr w:type="spellStart"/>
+      <w:r>
+        <w:rPr>
+          <w:rFonts w:ascii="Arial" w:hAnsi="Arial" w:cs="Arial"/>
+        </w:rPr>
+        <w:t>ефективност</w:t>
+      </w:r>
+      <w:proofErr w:type="spellEnd"/>
+      <w:r>
+        <w:rPr>
+          <w:rFonts w:ascii="Arial" w:hAnsi="Arial" w:cs="Arial"/>
+        </w:rPr>
+        <w:t xml:space="preserve"> </w:t>
+      </w:r>
+      <w:proofErr w:type="spellStart"/>
+      <w:r>
+        <w:rPr>
+          <w:rFonts w:ascii="Arial" w:hAnsi="Arial" w:cs="Arial"/>
+        </w:rPr>
+        <w:t>во</w:t>
+      </w:r>
+      <w:proofErr w:type="spellEnd"/>
+      <w:r>
+        <w:rPr>
+          <w:rFonts w:ascii="Arial" w:hAnsi="Arial" w:cs="Arial"/>
+        </w:rPr>
+        <w:t xml:space="preserve"> </w:t>
+      </w:r>
+      <w:proofErr w:type="spellStart"/>
+      <w:r>
+        <w:rPr>
+          <w:rFonts w:ascii="Arial" w:hAnsi="Arial" w:cs="Arial"/>
+        </w:rPr>
+        <w:t>стекнувањето</w:t>
+      </w:r>
+      <w:proofErr w:type="spellEnd"/>
+      <w:r>
+        <w:rPr>
+          <w:rFonts w:ascii="Arial" w:hAnsi="Arial" w:cs="Arial"/>
+        </w:rPr>
+        <w:t xml:space="preserve"> </w:t>
+      </w:r>
+      <w:proofErr w:type="spellStart"/>
+      <w:r>
+        <w:rPr>
+          <w:rFonts w:ascii="Arial" w:hAnsi="Arial" w:cs="Arial"/>
+        </w:rPr>
+        <w:t>на</w:t>
+      </w:r>
+      <w:proofErr w:type="spellEnd"/>
+      <w:r>
+        <w:rPr>
+          <w:rFonts w:ascii="Arial" w:hAnsi="Arial" w:cs="Arial"/>
+        </w:rPr>
+        <w:t xml:space="preserve"> </w:t>
+      </w:r>
+      <w:proofErr w:type="spellStart"/>
+      <w:r>
+        <w:rPr>
+          <w:rFonts w:ascii="Arial" w:hAnsi="Arial" w:cs="Arial"/>
+        </w:rPr>
+        <w:t>ново</w:t>
+      </w:r>
+      <w:proofErr w:type="spellEnd"/>
+      <w:r>
+        <w:rPr>
+          <w:rFonts w:ascii="Arial" w:hAnsi="Arial" w:cs="Arial"/>
+        </w:rPr>
+        <w:t xml:space="preserve"> </w:t>
+      </w:r>
+      <w:proofErr w:type="spellStart"/>
+      <w:r>
+        <w:rPr>
+          <w:rFonts w:ascii="Arial" w:hAnsi="Arial" w:cs="Arial"/>
+        </w:rPr>
+        <w:t>знаење</w:t>
+      </w:r>
+      <w:proofErr w:type="spellEnd"/>
+      <w:r>
+        <w:rPr>
+          <w:rFonts w:ascii="Arial" w:hAnsi="Arial" w:cs="Arial"/>
+        </w:rPr>
+        <w:t xml:space="preserve"> </w:t>
+      </w:r>
+      <w:proofErr w:type="spellStart"/>
+      <w:r>
+        <w:rPr>
+          <w:rFonts w:ascii="Arial" w:hAnsi="Arial" w:cs="Arial"/>
+        </w:rPr>
+        <w:t>во</w:t>
+      </w:r>
+      <w:proofErr w:type="spellEnd"/>
+      <w:r>
+        <w:rPr>
+          <w:rFonts w:ascii="Arial" w:hAnsi="Arial" w:cs="Arial"/>
+        </w:rPr>
+        <w:t xml:space="preserve"> </w:t>
+      </w:r>
+      <w:proofErr w:type="spellStart"/>
+      <w:r>
+        <w:rPr>
+          <w:rFonts w:ascii="Arial" w:hAnsi="Arial" w:cs="Arial"/>
+        </w:rPr>
+        <w:t>овој</w:t>
+      </w:r>
+      <w:proofErr w:type="spellEnd"/>
+      <w:r>
+        <w:rPr>
+          <w:rFonts w:ascii="Arial" w:hAnsi="Arial" w:cs="Arial"/>
+        </w:rPr>
+        <w:t xml:space="preserve"> </w:t>
+      </w:r>
+      <w:proofErr w:type="spellStart"/>
+      <w:r>
+        <w:rPr>
+          <w:rFonts w:ascii="Arial" w:hAnsi="Arial" w:cs="Arial"/>
+        </w:rPr>
+        <w:t>специфичен</w:t>
+      </w:r>
+      <w:proofErr w:type="spellEnd"/>
+      <w:r>
+        <w:rPr>
+          <w:rFonts w:ascii="Arial" w:hAnsi="Arial" w:cs="Arial"/>
+        </w:rPr>
+        <w:t xml:space="preserve"> </w:t>
+      </w:r>
+      <w:proofErr w:type="spellStart"/>
+      <w:r>
+        <w:rPr>
+          <w:rFonts w:ascii="Arial" w:hAnsi="Arial" w:cs="Arial"/>
+        </w:rPr>
+        <w:t>домен</w:t>
+      </w:r>
+      <w:proofErr w:type="spellEnd"/>
+      <w:r>
+        <w:rPr>
+          <w:rFonts w:ascii="Arial" w:hAnsi="Arial" w:cs="Arial"/>
+        </w:rPr>
+        <w:t xml:space="preserve">. </w:t>
+      </w:r>
+      <w:proofErr w:type="spellStart"/>
+      <w:r>
+        <w:rPr>
+          <w:rFonts w:ascii="Arial" w:hAnsi="Arial" w:cs="Arial"/>
+        </w:rPr>
+        <w:t>За</w:t>
+      </w:r>
+      <w:proofErr w:type="spellEnd"/>
+      <w:r>
+        <w:rPr>
+          <w:rFonts w:ascii="Arial" w:hAnsi="Arial" w:cs="Arial"/>
+        </w:rPr>
+        <w:t xml:space="preserve"> </w:t>
+      </w:r>
+      <w:proofErr w:type="spellStart"/>
+      <w:r>
+        <w:rPr>
+          <w:rFonts w:ascii="Arial" w:hAnsi="Arial" w:cs="Arial"/>
+        </w:rPr>
+        <w:t>полесно</w:t>
+      </w:r>
+      <w:proofErr w:type="spellEnd"/>
+      <w:r>
+        <w:rPr>
+          <w:rFonts w:ascii="Arial" w:hAnsi="Arial" w:cs="Arial"/>
+        </w:rPr>
+        <w:t xml:space="preserve"> </w:t>
+      </w:r>
+      <w:proofErr w:type="spellStart"/>
+      <w:r>
+        <w:rPr>
+          <w:rFonts w:ascii="Arial" w:hAnsi="Arial" w:cs="Arial"/>
+        </w:rPr>
+        <w:t>толкување</w:t>
+      </w:r>
+      <w:proofErr w:type="spellEnd"/>
+      <w:r>
+        <w:rPr>
+          <w:rFonts w:ascii="Arial" w:hAnsi="Arial" w:cs="Arial"/>
+        </w:rPr>
+        <w:t xml:space="preserve"> и </w:t>
+      </w:r>
+      <w:proofErr w:type="spellStart"/>
+      <w:r>
+        <w:rPr>
+          <w:rFonts w:ascii="Arial" w:hAnsi="Arial" w:cs="Arial"/>
+        </w:rPr>
+        <w:t>споредба</w:t>
+      </w:r>
+      <w:proofErr w:type="spellEnd"/>
+      <w:r>
+        <w:rPr>
+          <w:rFonts w:ascii="Arial" w:hAnsi="Arial" w:cs="Arial"/>
+        </w:rPr>
+        <w:t xml:space="preserve"> </w:t>
+      </w:r>
+      <w:proofErr w:type="spellStart"/>
+      <w:r>
+        <w:rPr>
+          <w:rFonts w:ascii="Arial" w:hAnsi="Arial" w:cs="Arial"/>
+        </w:rPr>
+        <w:t>на</w:t>
+      </w:r>
+      <w:proofErr w:type="spellEnd"/>
+      <w:r>
+        <w:rPr>
+          <w:rFonts w:ascii="Arial" w:hAnsi="Arial" w:cs="Arial"/>
+        </w:rPr>
+        <w:t xml:space="preserve"> </w:t>
+      </w:r>
+      <w:proofErr w:type="spellStart"/>
+      <w:r>
+        <w:rPr>
+          <w:rFonts w:ascii="Arial" w:hAnsi="Arial" w:cs="Arial"/>
+        </w:rPr>
+        <w:t>успехот</w:t>
+      </w:r>
+      <w:proofErr w:type="spellEnd"/>
+      <w:r>
+        <w:rPr>
+          <w:rFonts w:ascii="Arial" w:hAnsi="Arial" w:cs="Arial"/>
+        </w:rPr>
+        <w:t xml:space="preserve"> </w:t>
+      </w:r>
+      <w:proofErr w:type="spellStart"/>
+      <w:r>
+        <w:rPr>
+          <w:rFonts w:ascii="Arial" w:hAnsi="Arial" w:cs="Arial"/>
+        </w:rPr>
+        <w:t>на</w:t>
+      </w:r>
+      <w:proofErr w:type="spellEnd"/>
+      <w:r>
+        <w:rPr>
+          <w:rFonts w:ascii="Arial" w:hAnsi="Arial" w:cs="Arial"/>
+        </w:rPr>
+        <w:t xml:space="preserve"> </w:t>
+      </w:r>
+      <w:proofErr w:type="spellStart"/>
+      <w:r>
+        <w:rPr>
+          <w:rFonts w:ascii="Arial" w:hAnsi="Arial" w:cs="Arial"/>
+        </w:rPr>
+        <w:t>агентите</w:t>
+      </w:r>
+      <w:proofErr w:type="spellEnd"/>
+      <w:r>
+        <w:rPr>
+          <w:rFonts w:ascii="Arial" w:hAnsi="Arial" w:cs="Arial"/>
+        </w:rPr>
+        <w:t xml:space="preserve">, </w:t>
+      </w:r>
+      <w:proofErr w:type="spellStart"/>
+      <w:r>
+        <w:rPr>
+          <w:rFonts w:ascii="Arial" w:hAnsi="Arial" w:cs="Arial"/>
+        </w:rPr>
+        <w:t>добиените</w:t>
+      </w:r>
+      <w:proofErr w:type="spellEnd"/>
+      <w:r>
+        <w:rPr>
+          <w:rFonts w:ascii="Arial" w:hAnsi="Arial" w:cs="Arial"/>
+        </w:rPr>
+        <w:t xml:space="preserve"> </w:t>
+      </w:r>
+      <w:proofErr w:type="spellStart"/>
+      <w:r>
+        <w:rPr>
+          <w:rFonts w:ascii="Arial" w:hAnsi="Arial" w:cs="Arial"/>
+        </w:rPr>
+        <w:t>резултати</w:t>
+      </w:r>
+      <w:proofErr w:type="spellEnd"/>
+      <w:r>
+        <w:rPr>
+          <w:rFonts w:ascii="Arial" w:hAnsi="Arial" w:cs="Arial"/>
+        </w:rPr>
+        <w:t xml:space="preserve"> </w:t>
+      </w:r>
+      <w:proofErr w:type="spellStart"/>
+      <w:r>
+        <w:rPr>
+          <w:rFonts w:ascii="Arial" w:hAnsi="Arial" w:cs="Arial"/>
+        </w:rPr>
+        <w:t>на</w:t>
+      </w:r>
+      <w:proofErr w:type="spellEnd"/>
+      <w:r>
+        <w:rPr>
+          <w:rFonts w:ascii="Arial" w:hAnsi="Arial" w:cs="Arial"/>
+        </w:rPr>
+        <w:t xml:space="preserve"> </w:t>
+      </w:r>
+      <w:proofErr w:type="spellStart"/>
+      <w:r>
+        <w:rPr>
+          <w:rFonts w:ascii="Arial" w:hAnsi="Arial" w:cs="Arial"/>
+        </w:rPr>
+        <w:t>крајот</w:t>
+      </w:r>
+      <w:proofErr w:type="spellEnd"/>
+      <w:r>
+        <w:rPr>
+          <w:rFonts w:ascii="Arial" w:hAnsi="Arial" w:cs="Arial"/>
+        </w:rPr>
+        <w:t xml:space="preserve"> </w:t>
+      </w:r>
+      <w:proofErr w:type="spellStart"/>
+      <w:r>
+        <w:rPr>
+          <w:rFonts w:ascii="Arial" w:hAnsi="Arial" w:cs="Arial"/>
+        </w:rPr>
+        <w:t>од</w:t>
+      </w:r>
+      <w:proofErr w:type="spellEnd"/>
+      <w:r>
+        <w:rPr>
+          <w:rFonts w:ascii="Arial" w:hAnsi="Arial" w:cs="Arial"/>
+        </w:rPr>
+        <w:t xml:space="preserve"> </w:t>
+      </w:r>
+      <w:proofErr w:type="spellStart"/>
+      <w:r>
+        <w:rPr>
+          <w:rFonts w:ascii="Arial" w:hAnsi="Arial" w:cs="Arial"/>
+        </w:rPr>
+        <w:t>проектот</w:t>
+      </w:r>
+      <w:proofErr w:type="spellEnd"/>
+      <w:r>
+        <w:rPr>
+          <w:rFonts w:ascii="Arial" w:hAnsi="Arial" w:cs="Arial"/>
+        </w:rPr>
+        <w:t xml:space="preserve"> </w:t>
+      </w:r>
+      <w:proofErr w:type="spellStart"/>
+      <w:r>
+        <w:rPr>
+          <w:rFonts w:ascii="Arial" w:hAnsi="Arial" w:cs="Arial"/>
+        </w:rPr>
+        <w:t>се</w:t>
+      </w:r>
+      <w:proofErr w:type="spellEnd"/>
+      <w:r>
+        <w:rPr>
+          <w:rFonts w:ascii="Arial" w:hAnsi="Arial" w:cs="Arial"/>
+        </w:rPr>
+        <w:t xml:space="preserve"> </w:t>
+      </w:r>
+      <w:proofErr w:type="spellStart"/>
+      <w:r>
+        <w:rPr>
+          <w:rFonts w:ascii="Arial" w:hAnsi="Arial" w:cs="Arial"/>
+        </w:rPr>
+        <w:t>евалуирани</w:t>
+      </w:r>
+      <w:proofErr w:type="spellEnd"/>
+      <w:r>
+        <w:rPr>
+          <w:rFonts w:ascii="Arial" w:hAnsi="Arial" w:cs="Arial"/>
+        </w:rPr>
+        <w:t xml:space="preserve"> и </w:t>
+      </w:r>
+      <w:proofErr w:type="spellStart"/>
+      <w:r>
+        <w:rPr>
+          <w:rFonts w:ascii="Arial" w:hAnsi="Arial" w:cs="Arial"/>
+        </w:rPr>
+        <w:t>претставени</w:t>
+      </w:r>
+      <w:proofErr w:type="spellEnd"/>
+      <w:r>
+        <w:rPr>
+          <w:rFonts w:ascii="Arial" w:hAnsi="Arial" w:cs="Arial"/>
+        </w:rPr>
+        <w:t xml:space="preserve"> </w:t>
+      </w:r>
+      <w:proofErr w:type="spellStart"/>
+      <w:r>
+        <w:rPr>
+          <w:rFonts w:ascii="Arial" w:hAnsi="Arial" w:cs="Arial"/>
+        </w:rPr>
+        <w:t>преку</w:t>
+      </w:r>
+      <w:proofErr w:type="spellEnd"/>
+      <w:r>
+        <w:rPr>
+          <w:rFonts w:ascii="Arial" w:hAnsi="Arial" w:cs="Arial"/>
+        </w:rPr>
+        <w:t xml:space="preserve"> </w:t>
+      </w:r>
+      <w:proofErr w:type="spellStart"/>
+      <w:r>
+        <w:rPr>
+          <w:rFonts w:ascii="Arial" w:hAnsi="Arial" w:cs="Arial"/>
+        </w:rPr>
+        <w:t>детална</w:t>
+      </w:r>
+      <w:proofErr w:type="spellEnd"/>
+      <w:r>
+        <w:rPr>
+          <w:rFonts w:ascii="Arial" w:hAnsi="Arial" w:cs="Arial"/>
+        </w:rPr>
+        <w:t xml:space="preserve"> </w:t>
+      </w:r>
+      <w:proofErr w:type="spellStart"/>
+      <w:r>
+        <w:rPr>
+          <w:rFonts w:ascii="Arial" w:hAnsi="Arial" w:cs="Arial"/>
+        </w:rPr>
+        <w:t>графичка</w:t>
+      </w:r>
+      <w:proofErr w:type="spellEnd"/>
+      <w:r>
+        <w:rPr>
+          <w:rFonts w:ascii="Arial" w:hAnsi="Arial" w:cs="Arial"/>
+        </w:rPr>
+        <w:t xml:space="preserve"> </w:t>
+      </w:r>
+      <w:proofErr w:type="spellStart"/>
+      <w:r>
+        <w:rPr>
+          <w:rFonts w:ascii="Arial" w:hAnsi="Arial" w:cs="Arial"/>
+        </w:rPr>
+        <w:t>анализа</w:t>
+      </w:r>
+      <w:proofErr w:type="spellEnd"/>
+      <w:r>
+        <w:rPr>
+          <w:rFonts w:ascii="Arial" w:hAnsi="Arial" w:cs="Arial"/>
+          <w:lang w:val="mk-MK"/>
+        </w:rPr>
+        <w:t>.</w:t>
+      </w:r>
+    </w:p>
+    <w:p>
+      <w:pPr>
+        <w:rPr>
+          <w:rFonts w:ascii="Arial" w:hAnsi="Arial" w:cs="Arial"/>
+          <w:lang w:val="mk-MK"/>
+        </w:rPr>
+      </w:pPr>
+    </w:p>
+    <w:p>
+      <w:pPr>
         <w:rPr>
           <w:rFonts w:ascii="Arial" w:hAnsi="Arial" w:cs="Arial"/>
           <w:i/>
           <w:iCs/>
-          <w:sz w:val="24"/>
-          <w:szCs w:val="24"/>
-          <w:lang w:val="mk-MK"/>
-        </w:rPr>
-        <w:t>Апстракт</w:t>
+          <w:sz w:val="28"/>
+          <w:szCs w:val="28"/>
+          <w:lang w:val="mk-MK"/>
+        </w:rPr>
+      </w:pPr>
+      <w:r>
+        <w:rPr>
+          <w:rFonts w:ascii="Arial" w:hAnsi="Arial" w:cs="Arial"/>
+          <w:sz w:val="28"/>
+          <w:szCs w:val="28"/>
+          <w:lang w:val="mk-MK"/>
+        </w:rPr>
+        <w:t xml:space="preserve">- </w:t>
+      </w:r>
+      <w:r>
+        <w:rPr>
+          <w:rFonts w:ascii="Arial" w:hAnsi="Arial" w:cs="Arial"/>
+          <w:i/>
+          <w:iCs/>
+          <w:sz w:val="28"/>
+          <w:szCs w:val="28"/>
+          <w:lang w:val="mk-MK"/>
+        </w:rPr>
+        <w:t>Сродни истражувања</w:t>
       </w:r>
     </w:p>
     <w:p>
       <w:pPr>
         <w:rPr>
           <w:rFonts w:ascii="Arial" w:hAnsi="Arial" w:cs="Arial"/>
-          <w:lang w:val="mk-MK"/>
-        </w:rPr>
-      </w:pPr>
-      <w:r>
-        <w:rPr>
-          <w:rFonts w:ascii="Arial" w:hAnsi="Arial" w:cs="Arial"/>
-          <w:sz w:val="24"/>
           <w:szCs w:val="24"/>
-          <w:lang w:val="mk-MK"/>
-        </w:rPr>
-        <w:tab/>
-      </w:r>
-      <w:r>
-        <w:rPr>
-          <w:rFonts w:ascii="Arial" w:hAnsi="Arial" w:cs="Arial"/>
-          <w:lang w:val="mk-MK"/>
-        </w:rPr>
-        <w:t>Овој проект има за цел да го реши проблемот со тре</w:t>
-      </w:r>
-      <w:r>
-        <w:rPr>
-          <w:rFonts w:ascii="Arial" w:hAnsi="Arial" w:cs="Arial"/>
-          <w:lang w:val="mk-MK"/>
-        </w:rPr>
-        <w:t>н</w:t>
-      </w:r>
-      <w:r>
-        <w:rPr>
-          <w:rFonts w:ascii="Arial" w:hAnsi="Arial" w:cs="Arial"/>
-          <w:lang w:val="mk-MK"/>
-        </w:rPr>
-        <w:t xml:space="preserve">ирање на два агента во околината </w:t>
-      </w:r>
-      <w:r>
-        <w:rPr>
-          <w:rFonts w:ascii="Arial" w:hAnsi="Arial" w:cs="Arial"/>
-        </w:rPr>
-        <w:t xml:space="preserve">Boxing </w:t>
-      </w:r>
-      <w:r>
-        <w:rPr>
-          <w:rFonts w:ascii="Arial" w:hAnsi="Arial" w:cs="Arial"/>
-          <w:lang w:val="mk-MK"/>
-        </w:rPr>
-        <w:t xml:space="preserve">од игрите на </w:t>
-      </w:r>
-      <w:r>
-        <w:rPr>
-          <w:rFonts w:ascii="Arial" w:hAnsi="Arial" w:cs="Arial"/>
-        </w:rPr>
-        <w:t>Atari</w:t>
-      </w:r>
-      <w:r>
-        <w:rPr>
-          <w:rFonts w:ascii="Arial" w:hAnsi="Arial" w:cs="Arial"/>
-          <w:lang w:val="mk-MK"/>
-        </w:rPr>
-        <w:t xml:space="preserve">. </w:t>
-      </w:r>
-      <w:proofErr w:type="spellStart"/>
-      <w:r>
-        <w:rPr>
-          <w:rFonts w:ascii="Arial" w:hAnsi="Arial" w:cs="Arial"/>
-        </w:rPr>
-        <w:t>Бидејќи</w:t>
-      </w:r>
-      <w:proofErr w:type="spellEnd"/>
-      <w:r>
-        <w:rPr>
-          <w:rFonts w:ascii="Arial" w:hAnsi="Arial" w:cs="Arial"/>
-        </w:rPr>
-        <w:t xml:space="preserve"> Boxing е </w:t>
-      </w:r>
-      <w:proofErr w:type="spellStart"/>
-      <w:r>
-        <w:rPr>
-          <w:rFonts w:ascii="Arial" w:hAnsi="Arial" w:cs="Arial"/>
-        </w:rPr>
-        <w:t>повеќеагентна</w:t>
-      </w:r>
-      <w:proofErr w:type="spellEnd"/>
-      <w:r>
-        <w:rPr>
-          <w:rFonts w:ascii="Arial" w:hAnsi="Arial" w:cs="Arial"/>
-        </w:rPr>
-        <w:t xml:space="preserve"> </w:t>
-      </w:r>
-      <w:proofErr w:type="spellStart"/>
-      <w:r>
-        <w:rPr>
-          <w:rFonts w:ascii="Arial" w:hAnsi="Arial" w:cs="Arial"/>
-        </w:rPr>
-        <w:t>околина</w:t>
-      </w:r>
-      <w:proofErr w:type="spellEnd"/>
-      <w:r>
-        <w:rPr>
-          <w:rFonts w:ascii="Arial" w:hAnsi="Arial" w:cs="Arial"/>
-          <w:lang w:val="mk-MK"/>
-        </w:rPr>
-        <w:t>,</w:t>
-      </w:r>
-      <w:r>
-        <w:rPr>
-          <w:rFonts w:ascii="Arial" w:hAnsi="Arial" w:cs="Arial"/>
-          <w:lang w:val="mk-MK"/>
-        </w:rPr>
-        <w:t xml:space="preserve"> се тренираат два агента</w:t>
-      </w:r>
-      <w:r>
-        <w:rPr>
-          <w:rFonts w:ascii="Arial" w:hAnsi="Arial" w:cs="Arial"/>
-        </w:rPr>
-        <w:t>:</w:t>
-      </w:r>
-      <w:r>
-        <w:rPr>
-          <w:rFonts w:ascii="Arial" w:hAnsi="Arial" w:cs="Arial"/>
-          <w:lang w:val="mk-MK"/>
-        </w:rPr>
-        <w:t xml:space="preserve"> едниот трениран од нула, а другиот користи претходно тренирана мрежа</w:t>
-      </w:r>
-      <w:r>
-        <w:rPr>
-          <w:rFonts w:ascii="Arial" w:hAnsi="Arial" w:cs="Arial"/>
-          <w:lang w:val="mk-MK"/>
-        </w:rPr>
-        <w:t xml:space="preserve">. За првиот агент користиме </w:t>
-      </w:r>
-      <w:r>
-        <w:rPr>
-          <w:rFonts w:ascii="Arial" w:hAnsi="Arial" w:cs="Arial"/>
-        </w:rPr>
-        <w:t>Double DQN,</w:t>
-      </w:r>
-      <w:r>
-        <w:rPr>
-          <w:rFonts w:ascii="Arial" w:hAnsi="Arial" w:cs="Arial"/>
-          <w:lang w:val="mk-MK"/>
-        </w:rPr>
-        <w:t xml:space="preserve"> додека за вториот користиме пре</w:t>
-      </w:r>
-      <w:r>
-        <w:rPr>
-          <w:rFonts w:ascii="Arial" w:hAnsi="Arial" w:cs="Arial"/>
-          <w:lang w:val="mk-MK"/>
-        </w:rPr>
-        <w:t>т</w:t>
-      </w:r>
-      <w:r>
-        <w:rPr>
-          <w:rFonts w:ascii="Arial" w:hAnsi="Arial" w:cs="Arial"/>
-          <w:lang w:val="mk-MK"/>
-        </w:rPr>
-        <w:t xml:space="preserve">ходно </w:t>
-      </w:r>
-      <w:r>
-        <w:rPr>
-          <w:rFonts w:ascii="Arial" w:hAnsi="Arial" w:cs="Arial"/>
-          <w:lang w:val="mk-MK"/>
-        </w:rPr>
-        <w:t>тренирана</w:t>
-      </w:r>
-      <w:r>
-        <w:rPr>
-          <w:rFonts w:ascii="Arial" w:hAnsi="Arial" w:cs="Arial"/>
-          <w:lang w:val="mk-MK"/>
-        </w:rPr>
-        <w:t xml:space="preserve"> </w:t>
-      </w:r>
-      <w:proofErr w:type="spellStart"/>
-      <w:r>
-        <w:rPr>
-          <w:rFonts w:ascii="Arial" w:hAnsi="Arial" w:cs="Arial"/>
-        </w:rPr>
-        <w:t>ResNet</w:t>
-      </w:r>
-      <w:proofErr w:type="spellEnd"/>
-      <w:r>
-        <w:rPr>
-          <w:rFonts w:ascii="Arial" w:hAnsi="Arial" w:cs="Arial"/>
-          <w:lang w:val="mk-MK"/>
-        </w:rPr>
-        <w:t xml:space="preserve"> мрежа.</w:t>
-      </w:r>
-      <w:r>
-        <w:rPr>
-          <w:rFonts w:ascii="Arial" w:hAnsi="Arial" w:cs="Arial"/>
-          <w:lang w:val="mk-MK"/>
-        </w:rPr>
-        <w:t xml:space="preserve"> Резултатите од тренирањето покажуваат дека агентот трениран од нула значително подобро учи во однос на другиот агент (просечна стапка на победи 0.36 наспорти</w:t>
-      </w:r>
-      <w:r>
-        <w:rPr>
-          <w:rFonts w:ascii="Arial" w:hAnsi="Arial" w:cs="Arial"/>
-          <w:lang w:val="mk-MK"/>
-        </w:rPr>
-        <w:t>в</w:t>
-      </w:r>
-      <w:r>
-        <w:rPr>
-          <w:rFonts w:ascii="Arial" w:hAnsi="Arial" w:cs="Arial"/>
-          <w:lang w:val="mk-MK"/>
-        </w:rPr>
-        <w:t xml:space="preserve"> 0.13)</w:t>
-      </w:r>
-      <w:r>
-        <w:rPr>
-          <w:rFonts w:ascii="Arial" w:hAnsi="Arial" w:cs="Arial"/>
-        </w:rPr>
-        <w:t xml:space="preserve">. </w:t>
-      </w:r>
-      <w:r>
-        <w:rPr>
-          <w:rFonts w:ascii="Arial" w:hAnsi="Arial" w:cs="Arial"/>
-          <w:lang w:val="mk-MK"/>
-        </w:rPr>
-        <w:t xml:space="preserve">Овој неочекуван резултат укажува дека претходно обучените мрежи не мора секогаш да донесат подобрување кога </w:t>
-      </w:r>
-      <w:r>
-        <w:rPr>
-          <w:rFonts w:ascii="Arial" w:hAnsi="Arial" w:cs="Arial"/>
-          <w:lang w:val="mk-MK"/>
-        </w:rPr>
-        <w:t>целниот</w:t>
-      </w:r>
-      <w:r>
-        <w:rPr>
-          <w:rFonts w:ascii="Arial" w:hAnsi="Arial" w:cs="Arial"/>
-          <w:lang w:val="mk-MK"/>
-        </w:rPr>
-        <w:t xml:space="preserve"> домен значително се разликува.</w:t>
+        </w:rPr>
+      </w:pPr>
+      <w:r>
+        <w:rPr>
+          <w:rFonts w:ascii="Arial" w:hAnsi="Arial" w:cs="Arial"/>
+          <w:szCs w:val="24"/>
+          <w:lang w:val="mk-MK"/>
+        </w:rPr>
+        <w:t xml:space="preserve">Овој проект се надоврзува на неколку клучни трудови од областа на </w:t>
+      </w:r>
+      <w:r>
+        <w:rPr>
+          <w:rFonts w:ascii="Arial" w:hAnsi="Arial" w:cs="Arial"/>
+          <w:szCs w:val="24"/>
+        </w:rPr>
+        <w:t xml:space="preserve">Reinforcement </w:t>
+      </w:r>
+      <w:r>
+        <w:rPr>
+          <w:rFonts w:ascii="Arial" w:hAnsi="Arial" w:cs="Arial"/>
+          <w:szCs w:val="24"/>
+        </w:rPr>
+        <w:t>L</w:t>
+      </w:r>
+      <w:r>
+        <w:rPr>
+          <w:rFonts w:ascii="Arial" w:hAnsi="Arial" w:cs="Arial"/>
+          <w:szCs w:val="24"/>
+        </w:rPr>
+        <w:t>earning:</w:t>
       </w:r>
     </w:p>
     <w:p>
       <w:pPr>
-        <w:jc w:val="both"/>
-        <w:rPr>
-          <w:rFonts w:ascii="Arial" w:hAnsi="Arial" w:cs="Arial"/>
-          <w:i/>
-          <w:iCs/>
-          <w:sz w:val="24"/>
-          <w:szCs w:val="24"/>
-          <w:lang w:val="mk-MK"/>
-        </w:rPr>
-      </w:pPr>
-      <w:r>
-        <w:rPr>
-          <w:rFonts w:ascii="Arial" w:hAnsi="Arial" w:cs="Arial"/>
-          <w:i/>
-          <w:iCs/>
-          <w:sz w:val="24"/>
-          <w:szCs w:val="24"/>
-          <w:lang w:val="mk-MK"/>
-        </w:rPr>
-        <w:t>- Вовед</w:t>
+        <w:rPr>
+          <w:rFonts w:ascii="Arial" w:hAnsi="Arial" w:cs="Arial"/>
+          <w:lang w:val="mk-MK"/>
+        </w:rPr>
+      </w:pPr>
+      <w:r>
+        <w:rPr>
+          <w:rFonts w:ascii="Arial" w:hAnsi="Arial" w:cs="Arial"/>
+          <w:lang w:val="mk-MK"/>
+        </w:rPr>
+        <w:t xml:space="preserve">Mnih et al. (2013), во трудот </w:t>
+      </w:r>
+      <w:r>
+        <w:fldChar w:fldCharType="begin"/>
+      </w:r>
+      <w:r>
+        <w:instrText>HYPERLINK "https://arxiv.org/pdf/1312.5602"</w:instrText>
+      </w:r>
+      <w:r>
+        <w:fldChar w:fldCharType="separate"/>
+      </w:r>
+      <w:r>
+        <w:rPr>
+          <w:rStyle w:val="Hyperlink"/>
+          <w:rFonts w:ascii="Arial" w:hAnsi="Arial" w:cs="Arial"/>
+        </w:rPr>
+        <w:t>Playing Atari with Deep Reinforcement Learning</w:t>
+      </w:r>
+      <w:r>
+        <w:fldChar w:fldCharType="end"/>
+      </w:r>
+      <w:r>
+        <w:rPr>
+          <w:rFonts w:ascii="Arial" w:hAnsi="Arial" w:cs="Arial"/>
+          <w:lang w:val="mk-MK"/>
+        </w:rPr>
+        <w:t>, за</w:t>
+      </w:r>
+      <w:r>
+        <w:rPr>
+          <w:rFonts w:ascii="Arial" w:hAnsi="Arial" w:cs="Arial"/>
+        </w:rPr>
+        <w:t xml:space="preserve"> </w:t>
+      </w:r>
+      <w:proofErr w:type="spellStart"/>
+      <w:r>
+        <w:rPr>
+          <w:rFonts w:ascii="Arial" w:hAnsi="Arial" w:cs="Arial"/>
+        </w:rPr>
+        <w:t>прв</w:t>
+      </w:r>
+      <w:proofErr w:type="spellEnd"/>
+      <w:r>
+        <w:rPr>
+          <w:rFonts w:ascii="Arial" w:hAnsi="Arial" w:cs="Arial"/>
+          <w:lang w:val="mk-MK"/>
+        </w:rPr>
+        <w:t xml:space="preserve"> пат</w:t>
+      </w:r>
+      <w:r>
+        <w:rPr>
+          <w:rFonts w:ascii="Arial" w:hAnsi="Arial" w:cs="Arial"/>
+        </w:rPr>
+        <w:t xml:space="preserve"> </w:t>
+      </w:r>
+      <w:proofErr w:type="spellStart"/>
+      <w:r>
+        <w:rPr>
+          <w:rFonts w:ascii="Arial" w:hAnsi="Arial" w:cs="Arial"/>
+        </w:rPr>
+        <w:t>демонстрираше</w:t>
+      </w:r>
+      <w:proofErr w:type="spellEnd"/>
+      <w:r>
+        <w:rPr>
+          <w:rFonts w:ascii="Arial" w:hAnsi="Arial" w:cs="Arial"/>
+        </w:rPr>
+        <w:t xml:space="preserve"> </w:t>
+      </w:r>
+      <w:proofErr w:type="spellStart"/>
+      <w:r>
+        <w:rPr>
+          <w:rFonts w:ascii="Arial" w:hAnsi="Arial" w:cs="Arial"/>
+        </w:rPr>
+        <w:t>како</w:t>
+      </w:r>
+      <w:proofErr w:type="spellEnd"/>
+      <w:r>
+        <w:rPr>
+          <w:rFonts w:ascii="Arial" w:hAnsi="Arial" w:cs="Arial"/>
+        </w:rPr>
+        <w:t xml:space="preserve"> </w:t>
+      </w:r>
+      <w:proofErr w:type="spellStart"/>
+      <w:r>
+        <w:rPr>
+          <w:rFonts w:ascii="Arial" w:hAnsi="Arial" w:cs="Arial"/>
+        </w:rPr>
+        <w:t>конволуциските</w:t>
+      </w:r>
+      <w:proofErr w:type="spellEnd"/>
+      <w:r>
+        <w:rPr>
+          <w:rFonts w:ascii="Arial" w:hAnsi="Arial" w:cs="Arial"/>
+        </w:rPr>
+        <w:t xml:space="preserve"> </w:t>
+      </w:r>
+      <w:proofErr w:type="spellStart"/>
+      <w:r>
+        <w:rPr>
+          <w:rFonts w:ascii="Arial" w:hAnsi="Arial" w:cs="Arial"/>
+        </w:rPr>
+        <w:t>невронски</w:t>
+      </w:r>
+      <w:proofErr w:type="spellEnd"/>
+      <w:r>
+        <w:rPr>
+          <w:rFonts w:ascii="Arial" w:hAnsi="Arial" w:cs="Arial"/>
+        </w:rPr>
+        <w:t xml:space="preserve"> </w:t>
+      </w:r>
+      <w:proofErr w:type="spellStart"/>
+      <w:r>
+        <w:rPr>
+          <w:rFonts w:ascii="Arial" w:hAnsi="Arial" w:cs="Arial"/>
+        </w:rPr>
+        <w:t>мрежи</w:t>
+      </w:r>
+      <w:proofErr w:type="spellEnd"/>
+      <w:r>
+        <w:rPr>
+          <w:rFonts w:ascii="Arial" w:hAnsi="Arial" w:cs="Arial"/>
+        </w:rPr>
+        <w:t xml:space="preserve"> (CNN) </w:t>
+      </w:r>
+      <w:proofErr w:type="spellStart"/>
+      <w:r>
+        <w:rPr>
+          <w:rFonts w:ascii="Arial" w:hAnsi="Arial" w:cs="Arial"/>
+        </w:rPr>
+        <w:t>можат</w:t>
+      </w:r>
+      <w:proofErr w:type="spellEnd"/>
+      <w:r>
+        <w:rPr>
+          <w:rFonts w:ascii="Arial" w:hAnsi="Arial" w:cs="Arial"/>
+        </w:rPr>
+        <w:t xml:space="preserve"> </w:t>
+      </w:r>
+      <w:proofErr w:type="spellStart"/>
+      <w:r>
+        <w:rPr>
+          <w:rFonts w:ascii="Arial" w:hAnsi="Arial" w:cs="Arial"/>
+        </w:rPr>
+        <w:t>да</w:t>
+      </w:r>
+      <w:proofErr w:type="spellEnd"/>
+      <w:r>
+        <w:rPr>
+          <w:rFonts w:ascii="Arial" w:hAnsi="Arial" w:cs="Arial"/>
+        </w:rPr>
+        <w:t xml:space="preserve"> </w:t>
+      </w:r>
+      <w:proofErr w:type="spellStart"/>
+      <w:r>
+        <w:rPr>
+          <w:rFonts w:ascii="Arial" w:hAnsi="Arial" w:cs="Arial"/>
+        </w:rPr>
+        <w:t>се</w:t>
+      </w:r>
+      <w:proofErr w:type="spellEnd"/>
+      <w:r>
+        <w:rPr>
+          <w:rFonts w:ascii="Arial" w:hAnsi="Arial" w:cs="Arial"/>
+        </w:rPr>
+        <w:t xml:space="preserve"> </w:t>
+      </w:r>
+      <w:proofErr w:type="spellStart"/>
+      <w:r>
+        <w:rPr>
+          <w:rFonts w:ascii="Arial" w:hAnsi="Arial" w:cs="Arial"/>
+        </w:rPr>
+        <w:t>искористат</w:t>
+      </w:r>
+      <w:proofErr w:type="spellEnd"/>
+      <w:r>
+        <w:rPr>
+          <w:rFonts w:ascii="Arial" w:hAnsi="Arial" w:cs="Arial"/>
+        </w:rPr>
+        <w:t xml:space="preserve"> </w:t>
+      </w:r>
+      <w:proofErr w:type="spellStart"/>
+      <w:r>
+        <w:rPr>
+          <w:rFonts w:ascii="Arial" w:hAnsi="Arial" w:cs="Arial"/>
+        </w:rPr>
+        <w:t>за</w:t>
+      </w:r>
+      <w:proofErr w:type="spellEnd"/>
+      <w:r>
+        <w:rPr>
+          <w:rFonts w:ascii="Arial" w:hAnsi="Arial" w:cs="Arial"/>
+        </w:rPr>
+        <w:t xml:space="preserve"> </w:t>
+      </w:r>
+      <w:proofErr w:type="spellStart"/>
+      <w:r>
+        <w:rPr>
+          <w:rFonts w:ascii="Arial" w:hAnsi="Arial" w:cs="Arial"/>
+        </w:rPr>
+        <w:t>екстракција</w:t>
+      </w:r>
+      <w:proofErr w:type="spellEnd"/>
+      <w:r>
+        <w:rPr>
+          <w:rFonts w:ascii="Arial" w:hAnsi="Arial" w:cs="Arial"/>
+        </w:rPr>
+        <w:t xml:space="preserve"> </w:t>
+      </w:r>
+      <w:proofErr w:type="spellStart"/>
+      <w:r>
+        <w:rPr>
+          <w:rFonts w:ascii="Arial" w:hAnsi="Arial" w:cs="Arial"/>
+        </w:rPr>
+        <w:t>на</w:t>
+      </w:r>
+      <w:proofErr w:type="spellEnd"/>
+      <w:r>
+        <w:rPr>
+          <w:rFonts w:ascii="Arial" w:hAnsi="Arial" w:cs="Arial"/>
+        </w:rPr>
+        <w:t xml:space="preserve"> </w:t>
+      </w:r>
+      <w:proofErr w:type="spellStart"/>
+      <w:r>
+        <w:rPr>
+          <w:rFonts w:ascii="Arial" w:hAnsi="Arial" w:cs="Arial"/>
+        </w:rPr>
+        <w:t>карактеристики</w:t>
+      </w:r>
+      <w:proofErr w:type="spellEnd"/>
+      <w:r>
+        <w:rPr>
+          <w:rFonts w:ascii="Arial" w:hAnsi="Arial" w:cs="Arial"/>
+        </w:rPr>
+        <w:t xml:space="preserve"> </w:t>
+      </w:r>
+      <w:proofErr w:type="spellStart"/>
+      <w:r>
+        <w:rPr>
+          <w:rFonts w:ascii="Arial" w:hAnsi="Arial" w:cs="Arial"/>
+        </w:rPr>
+        <w:t>директно</w:t>
+      </w:r>
+      <w:proofErr w:type="spellEnd"/>
+      <w:r>
+        <w:rPr>
+          <w:rFonts w:ascii="Arial" w:hAnsi="Arial" w:cs="Arial"/>
+        </w:rPr>
+        <w:t xml:space="preserve"> </w:t>
+      </w:r>
+      <w:proofErr w:type="spellStart"/>
+      <w:r>
+        <w:rPr>
+          <w:rFonts w:ascii="Arial" w:hAnsi="Arial" w:cs="Arial"/>
+        </w:rPr>
+        <w:t>од</w:t>
+      </w:r>
+      <w:proofErr w:type="spellEnd"/>
+      <w:r>
+        <w:rPr>
+          <w:rFonts w:ascii="Arial" w:hAnsi="Arial" w:cs="Arial"/>
+        </w:rPr>
+        <w:t xml:space="preserve"> </w:t>
+      </w:r>
+      <w:proofErr w:type="spellStart"/>
+      <w:r>
+        <w:rPr>
+          <w:rFonts w:ascii="Arial" w:hAnsi="Arial" w:cs="Arial"/>
+        </w:rPr>
+        <w:t>пиксели</w:t>
+      </w:r>
+      <w:proofErr w:type="spellEnd"/>
+      <w:r>
+        <w:rPr>
+          <w:rFonts w:ascii="Arial" w:hAnsi="Arial" w:cs="Arial"/>
+        </w:rPr>
+        <w:t xml:space="preserve"> </w:t>
+      </w:r>
+      <w:proofErr w:type="spellStart"/>
+      <w:r>
+        <w:rPr>
+          <w:rFonts w:ascii="Arial" w:hAnsi="Arial" w:cs="Arial"/>
+        </w:rPr>
+        <w:t>за</w:t>
+      </w:r>
+      <w:proofErr w:type="spellEnd"/>
+      <w:r>
+        <w:rPr>
+          <w:rFonts w:ascii="Arial" w:hAnsi="Arial" w:cs="Arial"/>
+        </w:rPr>
+        <w:t xml:space="preserve"> </w:t>
+      </w:r>
+      <w:proofErr w:type="spellStart"/>
+      <w:r>
+        <w:rPr>
+          <w:rFonts w:ascii="Arial" w:hAnsi="Arial" w:cs="Arial"/>
+        </w:rPr>
+        <w:t>да</w:t>
+      </w:r>
+      <w:proofErr w:type="spellEnd"/>
+      <w:r>
+        <w:rPr>
+          <w:rFonts w:ascii="Arial" w:hAnsi="Arial" w:cs="Arial"/>
+        </w:rPr>
+        <w:t xml:space="preserve"> </w:t>
+      </w:r>
+      <w:proofErr w:type="spellStart"/>
+      <w:r>
+        <w:rPr>
+          <w:rFonts w:ascii="Arial" w:hAnsi="Arial" w:cs="Arial"/>
+        </w:rPr>
+        <w:t>се</w:t>
+      </w:r>
+      <w:proofErr w:type="spellEnd"/>
+      <w:r>
+        <w:rPr>
+          <w:rFonts w:ascii="Arial" w:hAnsi="Arial" w:cs="Arial"/>
+        </w:rPr>
+        <w:t xml:space="preserve"> </w:t>
+      </w:r>
+      <w:proofErr w:type="spellStart"/>
+      <w:r>
+        <w:rPr>
+          <w:rFonts w:ascii="Arial" w:hAnsi="Arial" w:cs="Arial"/>
+        </w:rPr>
+        <w:t>проценат</w:t>
+      </w:r>
+      <w:proofErr w:type="spellEnd"/>
+      <w:r>
+        <w:rPr>
+          <w:rFonts w:ascii="Arial" w:hAnsi="Arial" w:cs="Arial"/>
+        </w:rPr>
+        <w:t xml:space="preserve"> Q-</w:t>
+      </w:r>
+      <w:proofErr w:type="spellStart"/>
+      <w:r>
+        <w:rPr>
+          <w:rFonts w:ascii="Arial" w:hAnsi="Arial" w:cs="Arial"/>
+        </w:rPr>
+        <w:t>вредностите</w:t>
+      </w:r>
+      <w:proofErr w:type="spellEnd"/>
+      <w:r>
+        <w:rPr>
+          <w:rFonts w:ascii="Arial" w:hAnsi="Arial" w:cs="Arial"/>
+        </w:rPr>
+        <w:t>.</w:t>
       </w:r>
     </w:p>
     <w:p>
       <w:pPr>
-        <w:jc w:val="both"/>
-        <w:rPr>
-          <w:rFonts w:ascii="Arial" w:hAnsi="Arial" w:cs="Arial"/>
-          <w:lang w:val="mk-MK"/>
-        </w:rPr>
-      </w:pPr>
-      <w:r>
-        <w:rPr>
-          <w:rFonts w:ascii="Arial" w:hAnsi="Arial" w:cs="Arial"/>
-          <w:sz w:val="24"/>
-          <w:szCs w:val="24"/>
-          <w:lang w:val="mk-MK"/>
-        </w:rPr>
-        <w:tab/>
-      </w:r>
-      <w:r>
-        <w:rPr>
-          <w:rFonts w:ascii="Arial" w:hAnsi="Arial" w:cs="Arial"/>
-        </w:rPr>
-        <w:t>Atari Boxing</w:t>
-      </w:r>
-      <w:r>
-        <w:rPr>
-          <w:rFonts w:ascii="Arial" w:hAnsi="Arial" w:cs="Arial"/>
-          <w:lang w:val="mk-MK"/>
-        </w:rPr>
-        <w:t xml:space="preserve"> е многу интересна околина бидејќи е многу слична на спортот </w:t>
-      </w:r>
-      <w:r>
-        <w:rPr>
-          <w:rFonts w:ascii="Arial" w:hAnsi="Arial" w:cs="Arial"/>
-          <w:lang w:val="mk-MK"/>
-        </w:rPr>
-        <w:t>бокс</w:t>
-      </w:r>
-      <w:r>
-        <w:rPr>
-          <w:rFonts w:ascii="Arial" w:hAnsi="Arial" w:cs="Arial"/>
-          <w:lang w:val="mk-MK"/>
-        </w:rPr>
-        <w:t xml:space="preserve"> од стварниот живот. Имаме два агента кои почнуваат од различна позиција (по ди</w:t>
-      </w:r>
-      <w:r>
-        <w:rPr>
-          <w:rFonts w:ascii="Arial" w:hAnsi="Arial" w:cs="Arial"/>
-          <w:lang w:val="mk-MK"/>
-        </w:rPr>
-        <w:t>ј</w:t>
-      </w:r>
-      <w:r>
-        <w:rPr>
-          <w:rFonts w:ascii="Arial" w:hAnsi="Arial" w:cs="Arial"/>
-          <w:lang w:val="mk-MK"/>
-        </w:rPr>
-        <w:t>агонала) и со помош на 18 акции треба да победат. Еден агент победува кога ќе има освоено повеќе награди.</w:t>
-      </w:r>
-      <w:r>
-        <w:rPr>
-          <w:rFonts w:ascii="Arial" w:hAnsi="Arial" w:cs="Arial"/>
-          <w:lang w:val="mk-MK"/>
-        </w:rPr>
-        <w:t xml:space="preserve"> Првите прашања кои си ги поставив беа</w:t>
-      </w:r>
-      <w:r>
-        <w:rPr>
-          <w:rFonts w:ascii="Arial" w:hAnsi="Arial" w:cs="Arial"/>
-        </w:rPr>
-        <w:t>:</w:t>
-      </w:r>
-      <w:r>
-        <w:rPr>
-          <w:rFonts w:ascii="Arial" w:hAnsi="Arial" w:cs="Arial"/>
-          <w:lang w:val="mk-MK"/>
-        </w:rPr>
-        <w:t xml:space="preserve"> дали агентот со </w:t>
-      </w:r>
-      <w:r>
-        <w:rPr>
-          <w:rFonts w:ascii="Arial" w:hAnsi="Arial" w:cs="Arial"/>
-        </w:rPr>
-        <w:t>Double DQN</w:t>
-      </w:r>
-      <w:r>
-        <w:rPr>
-          <w:rFonts w:ascii="Arial" w:hAnsi="Arial" w:cs="Arial"/>
-          <w:lang w:val="mk-MK"/>
-        </w:rPr>
-        <w:t xml:space="preserve"> ќе може успешно да научи да игра </w:t>
-      </w:r>
-      <w:r>
-        <w:rPr>
-          <w:rFonts w:ascii="Arial" w:hAnsi="Arial" w:cs="Arial"/>
-        </w:rPr>
-        <w:t>Boxing</w:t>
-      </w:r>
-      <w:r>
-        <w:rPr>
-          <w:rFonts w:ascii="Arial" w:hAnsi="Arial" w:cs="Arial"/>
-          <w:lang w:val="mk-MK"/>
-        </w:rPr>
-        <w:t xml:space="preserve"> против агент кој избира акции по случан избор и дали пре</w:t>
-      </w:r>
-      <w:r>
-        <w:rPr>
-          <w:rFonts w:ascii="Arial" w:hAnsi="Arial" w:cs="Arial"/>
-          <w:lang w:val="mk-MK"/>
-        </w:rPr>
-        <w:t>т</w:t>
-      </w:r>
-      <w:r>
-        <w:rPr>
-          <w:rFonts w:ascii="Arial" w:hAnsi="Arial" w:cs="Arial"/>
-          <w:lang w:val="mk-MK"/>
-        </w:rPr>
-        <w:t xml:space="preserve">ходно тренираната мрежа ќе придонесе </w:t>
-      </w:r>
-      <w:r>
-        <w:rPr>
-          <w:rFonts w:ascii="Arial" w:hAnsi="Arial" w:cs="Arial"/>
-          <w:lang w:val="mk-MK"/>
-        </w:rPr>
-        <w:t>кон</w:t>
-      </w:r>
-      <w:r>
-        <w:rPr>
-          <w:rFonts w:ascii="Arial" w:hAnsi="Arial" w:cs="Arial"/>
-          <w:lang w:val="mk-MK"/>
-        </w:rPr>
-        <w:t xml:space="preserve"> зголемувањето на перформансите. Овие методи кои ги користам за стекнување на знаење</w:t>
-      </w:r>
-      <w:r>
-        <w:rPr>
-          <w:rFonts w:ascii="Arial" w:hAnsi="Arial" w:cs="Arial"/>
-          <w:lang w:val="mk-MK"/>
-        </w:rPr>
-        <w:t>,</w:t>
-      </w:r>
-      <w:r>
-        <w:rPr>
-          <w:rFonts w:ascii="Arial" w:hAnsi="Arial" w:cs="Arial"/>
-          <w:lang w:val="mk-MK"/>
-        </w:rPr>
-        <w:t xml:space="preserve"> како на пример </w:t>
-      </w:r>
-      <w:r>
-        <w:rPr>
-          <w:rFonts w:ascii="Arial" w:hAnsi="Arial" w:cs="Arial"/>
-        </w:rPr>
-        <w:t>Double DQN</w:t>
-      </w:r>
-      <w:r>
-        <w:rPr>
-          <w:rFonts w:ascii="Arial" w:hAnsi="Arial" w:cs="Arial"/>
-          <w:lang w:val="mk-MK"/>
-        </w:rPr>
-        <w:t>, не се нови методи</w:t>
-      </w:r>
-      <w:r>
-        <w:rPr>
-          <w:rFonts w:ascii="Arial" w:hAnsi="Arial" w:cs="Arial"/>
-          <w:lang w:val="mk-MK"/>
-        </w:rPr>
-        <w:t xml:space="preserve"> сами по себе,</w:t>
-      </w:r>
-      <w:r>
-        <w:rPr>
-          <w:rFonts w:ascii="Arial" w:hAnsi="Arial" w:cs="Arial"/>
-          <w:lang w:val="mk-MK"/>
-        </w:rPr>
-        <w:t xml:space="preserve"> туку само ги користам и резултатите од нив ги користам да видам дали агентот научил</w:t>
-      </w:r>
-      <w:r>
-        <w:rPr>
-          <w:rFonts w:ascii="Arial" w:hAnsi="Arial" w:cs="Arial"/>
-          <w:lang w:val="mk-MK"/>
-        </w:rPr>
-        <w:t xml:space="preserve"> нешто</w:t>
-      </w:r>
-      <w:r>
-        <w:rPr>
-          <w:rFonts w:ascii="Arial" w:hAnsi="Arial" w:cs="Arial"/>
-          <w:lang w:val="mk-MK"/>
-        </w:rPr>
-        <w:t xml:space="preserve"> ново</w:t>
-      </w:r>
-      <w:r>
-        <w:rPr>
-          <w:rFonts w:ascii="Arial" w:hAnsi="Arial" w:cs="Arial"/>
-          <w:lang w:val="mk-MK"/>
-        </w:rPr>
-        <w:t xml:space="preserve"> </w:t>
-      </w:r>
-      <w:r>
-        <w:rPr>
-          <w:rFonts w:ascii="Arial" w:hAnsi="Arial" w:cs="Arial"/>
-          <w:lang w:val="mk-MK"/>
-        </w:rPr>
-        <w:t>или не.</w:t>
-      </w:r>
-    </w:p>
-    <w:p>
-      <w:pPr>
-        <w:jc w:val="both"/>
-        <w:rPr>
-          <w:rFonts w:ascii="Arial" w:hAnsi="Arial" w:cs="Arial"/>
-          <w:i/>
-          <w:iCs/>
-          <w:sz w:val="24"/>
-          <w:szCs w:val="24"/>
-          <w:lang w:val="mk-MK"/>
-        </w:rPr>
-      </w:pPr>
-      <w:r>
-        <w:rPr>
-          <w:rFonts w:ascii="Arial" w:hAnsi="Arial" w:cs="Arial"/>
-          <w:lang w:val="mk-MK"/>
-        </w:rPr>
-        <w:t>-</w:t>
-      </w:r>
-      <w:r>
-        <w:rPr>
-          <w:rFonts w:ascii="Arial" w:hAnsi="Arial" w:cs="Arial"/>
-          <w:lang w:val="mk-MK"/>
-        </w:rPr>
-        <w:t xml:space="preserve"> </w:t>
-      </w:r>
-      <w:r>
-        <w:rPr>
-          <w:rFonts w:ascii="Arial" w:hAnsi="Arial" w:cs="Arial"/>
-          <w:i/>
-          <w:iCs/>
-          <w:sz w:val="24"/>
-          <w:szCs w:val="24"/>
-          <w:lang w:val="mk-MK"/>
-        </w:rPr>
-        <w:t>Сродни истражувања</w:t>
-      </w:r>
-    </w:p>
-    <w:p>
-      <w:pPr>
-        <w:jc w:val="both"/>
-        <w:rPr>
-          <w:rFonts w:ascii="Arial" w:hAnsi="Arial" w:cs="Arial"/>
-          <w:szCs w:val="24"/>
-        </w:rPr>
-      </w:pPr>
-      <w:r>
-        <w:rPr>
-          <w:rFonts w:ascii="Arial" w:hAnsi="Arial" w:cs="Arial"/>
-          <w:szCs w:val="24"/>
-          <w:lang w:val="mk-MK"/>
-        </w:rPr>
-        <w:t xml:space="preserve">Овој проект се надоврзува на неколку клучни трудови од областа на </w:t>
-      </w:r>
-      <w:r>
-        <w:rPr>
-          <w:rFonts w:ascii="Arial" w:hAnsi="Arial" w:cs="Arial"/>
-          <w:szCs w:val="24"/>
-        </w:rPr>
-        <w:t xml:space="preserve">Reinforcement </w:t>
-      </w:r>
-      <w:r>
-        <w:rPr>
-          <w:rFonts w:ascii="Arial" w:hAnsi="Arial" w:cs="Arial"/>
-          <w:szCs w:val="24"/>
-        </w:rPr>
-        <w:t>L</w:t>
-      </w:r>
-      <w:r>
-        <w:rPr>
-          <w:rFonts w:ascii="Arial" w:hAnsi="Arial" w:cs="Arial"/>
-          <w:szCs w:val="24"/>
-        </w:rPr>
-        <w:t>earning:</w:t>
-      </w:r>
-    </w:p>
-    <w:p>
-      <w:pPr>
-        <w:pStyle w:val="ListParagraph"/>
-        <w:numPr>
-          <w:ilvl w:val="0"/>
-          <w:numId w:val="12"/>
-        </w:numPr>
-        <w:jc w:val="both"/>
-        <w:rPr>
-          <w:rFonts w:ascii="Arial" w:hAnsi="Arial" w:cs="Arial"/>
-          <w:sz w:val="20"/>
-          <w:szCs w:val="20"/>
-        </w:rPr>
-      </w:pPr>
+        <w:rPr>
+          <w:rFonts w:ascii="Arial" w:hAnsi="Arial" w:cs="Arial"/>
+          <w:lang w:val="mk-MK"/>
+        </w:rPr>
+      </w:pPr>
+      <w:r>
+        <w:rPr>
+          <w:rFonts w:ascii="Arial" w:hAnsi="Arial" w:cs="Arial"/>
+          <w:lang w:val="mk-MK"/>
+        </w:rPr>
+        <w:t xml:space="preserve">He et al. (2016), во трудот  </w:t>
+      </w:r>
       <w:hyperlink r:id="rId5" w:history="1">
         <w:r>
           <w:rPr>
             <w:rStyle w:val="Hyperlink"/>
             <w:rFonts w:ascii="Arial" w:hAnsi="Arial" w:cs="Arial"/>
-            <w:sz w:val="20"/>
-            <w:szCs w:val="20"/>
-          </w:rPr>
-          <w:t>Playing Atari with Deep Reinforcement Learning</w:t>
-        </w:r>
-      </w:hyperlink>
-      <w:r>
-        <w:rPr>
-          <w:rFonts w:ascii="Arial" w:hAnsi="Arial" w:cs="Arial"/>
-          <w:sz w:val="20"/>
-          <w:szCs w:val="20"/>
-        </w:rPr>
-        <w:t xml:space="preserve"> - </w:t>
-      </w:r>
-      <w:proofErr w:type="spellStart"/>
-      <w:r>
-        <w:rPr>
-          <w:rFonts w:ascii="Arial" w:hAnsi="Arial" w:cs="Arial"/>
-          <w:sz w:val="20"/>
-          <w:szCs w:val="20"/>
-        </w:rPr>
-        <w:t>Mnih</w:t>
-      </w:r>
-      <w:proofErr w:type="spellEnd"/>
-      <w:r>
-        <w:rPr>
-          <w:rFonts w:ascii="Arial" w:hAnsi="Arial" w:cs="Arial"/>
-          <w:sz w:val="20"/>
-          <w:szCs w:val="20"/>
-        </w:rPr>
-        <w:t xml:space="preserve"> et al., 2013</w:t>
-      </w:r>
-    </w:p>
-    <w:p>
-      <w:pPr>
-        <w:pStyle w:val="ListParagraph"/>
-        <w:jc w:val="both"/>
-        <w:rPr>
-          <w:rFonts w:ascii="Arial" w:hAnsi="Arial" w:cs="Arial"/>
-          <w:sz w:val="18"/>
-          <w:szCs w:val="18"/>
-        </w:rPr>
-      </w:pPr>
-      <w:proofErr w:type="spellStart"/>
-      <w:r>
-        <w:rPr>
-          <w:rFonts w:ascii="Arial" w:hAnsi="Arial" w:cs="Arial"/>
-          <w:sz w:val="18"/>
-          <w:szCs w:val="18"/>
-        </w:rPr>
-        <w:t>Тие</w:t>
-      </w:r>
-      <w:proofErr w:type="spellEnd"/>
-      <w:r>
-        <w:rPr>
-          <w:rFonts w:ascii="Arial" w:hAnsi="Arial" w:cs="Arial"/>
-          <w:sz w:val="18"/>
-          <w:szCs w:val="18"/>
-        </w:rPr>
-        <w:t xml:space="preserve"> </w:t>
-      </w:r>
-      <w:proofErr w:type="spellStart"/>
-      <w:r>
-        <w:rPr>
-          <w:rFonts w:ascii="Arial" w:hAnsi="Arial" w:cs="Arial"/>
-          <w:sz w:val="18"/>
-          <w:szCs w:val="18"/>
-        </w:rPr>
-        <w:t>први</w:t>
-      </w:r>
-      <w:proofErr w:type="spellEnd"/>
-      <w:r>
-        <w:rPr>
-          <w:rFonts w:ascii="Arial" w:hAnsi="Arial" w:cs="Arial"/>
-          <w:sz w:val="18"/>
-          <w:szCs w:val="18"/>
-        </w:rPr>
-        <w:t xml:space="preserve"> </w:t>
-      </w:r>
-      <w:proofErr w:type="spellStart"/>
-      <w:r>
-        <w:rPr>
-          <w:rFonts w:ascii="Arial" w:hAnsi="Arial" w:cs="Arial"/>
-          <w:sz w:val="18"/>
-          <w:szCs w:val="18"/>
-        </w:rPr>
-        <w:t>демонстрираа</w:t>
-      </w:r>
-      <w:proofErr w:type="spellEnd"/>
-      <w:r>
-        <w:rPr>
-          <w:rFonts w:ascii="Arial" w:hAnsi="Arial" w:cs="Arial"/>
-          <w:sz w:val="18"/>
-          <w:szCs w:val="18"/>
-        </w:rPr>
-        <w:t xml:space="preserve"> </w:t>
-      </w:r>
-      <w:proofErr w:type="spellStart"/>
-      <w:r>
-        <w:rPr>
-          <w:rFonts w:ascii="Arial" w:hAnsi="Arial" w:cs="Arial"/>
-          <w:sz w:val="18"/>
-          <w:szCs w:val="18"/>
-        </w:rPr>
-        <w:t>како</w:t>
-      </w:r>
-      <w:proofErr w:type="spellEnd"/>
-      <w:r>
-        <w:rPr>
-          <w:rFonts w:ascii="Arial" w:hAnsi="Arial" w:cs="Arial"/>
-          <w:sz w:val="18"/>
-          <w:szCs w:val="18"/>
-        </w:rPr>
-        <w:t xml:space="preserve"> </w:t>
-      </w:r>
-      <w:proofErr w:type="spellStart"/>
-      <w:r>
-        <w:rPr>
-          <w:rFonts w:ascii="Arial" w:hAnsi="Arial" w:cs="Arial"/>
-          <w:sz w:val="18"/>
-          <w:szCs w:val="18"/>
-        </w:rPr>
-        <w:t>конволуциските</w:t>
-      </w:r>
-      <w:proofErr w:type="spellEnd"/>
-      <w:r>
-        <w:rPr>
-          <w:rFonts w:ascii="Arial" w:hAnsi="Arial" w:cs="Arial"/>
-          <w:sz w:val="18"/>
-          <w:szCs w:val="18"/>
-        </w:rPr>
-        <w:t xml:space="preserve"> </w:t>
-      </w:r>
-      <w:proofErr w:type="spellStart"/>
-      <w:r>
-        <w:rPr>
-          <w:rFonts w:ascii="Arial" w:hAnsi="Arial" w:cs="Arial"/>
-          <w:sz w:val="18"/>
-          <w:szCs w:val="18"/>
-        </w:rPr>
-        <w:t>невронски</w:t>
-      </w:r>
-      <w:proofErr w:type="spellEnd"/>
-      <w:r>
-        <w:rPr>
-          <w:rFonts w:ascii="Arial" w:hAnsi="Arial" w:cs="Arial"/>
-          <w:sz w:val="18"/>
-          <w:szCs w:val="18"/>
-        </w:rPr>
-        <w:t xml:space="preserve"> </w:t>
-      </w:r>
-      <w:proofErr w:type="spellStart"/>
-      <w:r>
-        <w:rPr>
-          <w:rFonts w:ascii="Arial" w:hAnsi="Arial" w:cs="Arial"/>
-          <w:sz w:val="18"/>
-          <w:szCs w:val="18"/>
-        </w:rPr>
-        <w:t>мрежи</w:t>
-      </w:r>
-      <w:proofErr w:type="spellEnd"/>
-      <w:r>
-        <w:rPr>
-          <w:rFonts w:ascii="Arial" w:hAnsi="Arial" w:cs="Arial"/>
-          <w:sz w:val="18"/>
-          <w:szCs w:val="18"/>
-        </w:rPr>
-        <w:t xml:space="preserve"> (CNN) </w:t>
-      </w:r>
-      <w:proofErr w:type="spellStart"/>
-      <w:r>
-        <w:rPr>
-          <w:rFonts w:ascii="Arial" w:hAnsi="Arial" w:cs="Arial"/>
-          <w:sz w:val="18"/>
-          <w:szCs w:val="18"/>
-        </w:rPr>
-        <w:t>можат</w:t>
-      </w:r>
-      <w:proofErr w:type="spellEnd"/>
-      <w:r>
-        <w:rPr>
-          <w:rFonts w:ascii="Arial" w:hAnsi="Arial" w:cs="Arial"/>
-          <w:sz w:val="18"/>
-          <w:szCs w:val="18"/>
-        </w:rPr>
-        <w:t xml:space="preserve"> </w:t>
-      </w:r>
-      <w:proofErr w:type="spellStart"/>
-      <w:r>
-        <w:rPr>
-          <w:rFonts w:ascii="Arial" w:hAnsi="Arial" w:cs="Arial"/>
-          <w:sz w:val="18"/>
-          <w:szCs w:val="18"/>
-        </w:rPr>
-        <w:t>да</w:t>
-      </w:r>
-      <w:proofErr w:type="spellEnd"/>
-      <w:r>
-        <w:rPr>
-          <w:rFonts w:ascii="Arial" w:hAnsi="Arial" w:cs="Arial"/>
-          <w:sz w:val="18"/>
-          <w:szCs w:val="18"/>
-        </w:rPr>
-        <w:t xml:space="preserve"> </w:t>
-      </w:r>
-      <w:proofErr w:type="spellStart"/>
-      <w:r>
-        <w:rPr>
-          <w:rFonts w:ascii="Arial" w:hAnsi="Arial" w:cs="Arial"/>
-          <w:sz w:val="18"/>
-          <w:szCs w:val="18"/>
-        </w:rPr>
-        <w:t>се</w:t>
-      </w:r>
-      <w:proofErr w:type="spellEnd"/>
-      <w:r>
-        <w:rPr>
-          <w:rFonts w:ascii="Arial" w:hAnsi="Arial" w:cs="Arial"/>
-          <w:sz w:val="18"/>
-          <w:szCs w:val="18"/>
-        </w:rPr>
-        <w:t xml:space="preserve"> </w:t>
-      </w:r>
-      <w:proofErr w:type="spellStart"/>
-      <w:r>
-        <w:rPr>
-          <w:rFonts w:ascii="Arial" w:hAnsi="Arial" w:cs="Arial"/>
-          <w:sz w:val="18"/>
-          <w:szCs w:val="18"/>
-        </w:rPr>
-        <w:t>искористат</w:t>
-      </w:r>
-      <w:proofErr w:type="spellEnd"/>
-      <w:r>
-        <w:rPr>
-          <w:rFonts w:ascii="Arial" w:hAnsi="Arial" w:cs="Arial"/>
-          <w:sz w:val="18"/>
-          <w:szCs w:val="18"/>
-        </w:rPr>
-        <w:t xml:space="preserve"> </w:t>
-      </w:r>
-      <w:proofErr w:type="spellStart"/>
-      <w:r>
-        <w:rPr>
-          <w:rFonts w:ascii="Arial" w:hAnsi="Arial" w:cs="Arial"/>
-          <w:sz w:val="18"/>
-          <w:szCs w:val="18"/>
-        </w:rPr>
-        <w:t>за</w:t>
-      </w:r>
-      <w:proofErr w:type="spellEnd"/>
-      <w:r>
-        <w:rPr>
-          <w:rFonts w:ascii="Arial" w:hAnsi="Arial" w:cs="Arial"/>
-          <w:sz w:val="18"/>
-          <w:szCs w:val="18"/>
-        </w:rPr>
-        <w:t xml:space="preserve"> </w:t>
-      </w:r>
-      <w:proofErr w:type="spellStart"/>
-      <w:r>
-        <w:rPr>
-          <w:rFonts w:ascii="Arial" w:hAnsi="Arial" w:cs="Arial"/>
-          <w:sz w:val="18"/>
-          <w:szCs w:val="18"/>
-        </w:rPr>
-        <w:t>екстракција</w:t>
-      </w:r>
-      <w:proofErr w:type="spellEnd"/>
-      <w:r>
-        <w:rPr>
-          <w:rFonts w:ascii="Arial" w:hAnsi="Arial" w:cs="Arial"/>
-          <w:sz w:val="18"/>
-          <w:szCs w:val="18"/>
-        </w:rPr>
-        <w:t xml:space="preserve"> </w:t>
-      </w:r>
-      <w:proofErr w:type="spellStart"/>
-      <w:r>
-        <w:rPr>
-          <w:rFonts w:ascii="Arial" w:hAnsi="Arial" w:cs="Arial"/>
-          <w:sz w:val="18"/>
-          <w:szCs w:val="18"/>
-        </w:rPr>
-        <w:t>на</w:t>
-      </w:r>
-      <w:proofErr w:type="spellEnd"/>
-      <w:r>
-        <w:rPr>
-          <w:rFonts w:ascii="Arial" w:hAnsi="Arial" w:cs="Arial"/>
-          <w:sz w:val="18"/>
-          <w:szCs w:val="18"/>
-        </w:rPr>
-        <w:t xml:space="preserve"> </w:t>
-      </w:r>
-      <w:proofErr w:type="spellStart"/>
-      <w:r>
-        <w:rPr>
-          <w:rFonts w:ascii="Arial" w:hAnsi="Arial" w:cs="Arial"/>
-          <w:sz w:val="18"/>
-          <w:szCs w:val="18"/>
-        </w:rPr>
-        <w:t>карактеристики</w:t>
-      </w:r>
-      <w:proofErr w:type="spellEnd"/>
-      <w:r>
-        <w:rPr>
-          <w:rFonts w:ascii="Arial" w:hAnsi="Arial" w:cs="Arial"/>
-          <w:sz w:val="18"/>
-          <w:szCs w:val="18"/>
-        </w:rPr>
-        <w:t xml:space="preserve"> </w:t>
-      </w:r>
-      <w:proofErr w:type="spellStart"/>
-      <w:r>
-        <w:rPr>
-          <w:rFonts w:ascii="Arial" w:hAnsi="Arial" w:cs="Arial"/>
-          <w:sz w:val="18"/>
-          <w:szCs w:val="18"/>
-        </w:rPr>
-        <w:t>директно</w:t>
-      </w:r>
-      <w:proofErr w:type="spellEnd"/>
-      <w:r>
-        <w:rPr>
-          <w:rFonts w:ascii="Arial" w:hAnsi="Arial" w:cs="Arial"/>
-          <w:sz w:val="18"/>
-          <w:szCs w:val="18"/>
-        </w:rPr>
-        <w:t xml:space="preserve"> </w:t>
-      </w:r>
-      <w:proofErr w:type="spellStart"/>
-      <w:r>
-        <w:rPr>
-          <w:rFonts w:ascii="Arial" w:hAnsi="Arial" w:cs="Arial"/>
-          <w:sz w:val="18"/>
-          <w:szCs w:val="18"/>
-        </w:rPr>
-        <w:t>од</w:t>
-      </w:r>
-      <w:proofErr w:type="spellEnd"/>
-      <w:r>
-        <w:rPr>
-          <w:rFonts w:ascii="Arial" w:hAnsi="Arial" w:cs="Arial"/>
-          <w:sz w:val="18"/>
-          <w:szCs w:val="18"/>
-        </w:rPr>
-        <w:t xml:space="preserve"> </w:t>
-      </w:r>
-      <w:proofErr w:type="spellStart"/>
-      <w:r>
-        <w:rPr>
-          <w:rFonts w:ascii="Arial" w:hAnsi="Arial" w:cs="Arial"/>
-          <w:sz w:val="18"/>
-          <w:szCs w:val="18"/>
-        </w:rPr>
-        <w:t>пиксели</w:t>
-      </w:r>
-      <w:proofErr w:type="spellEnd"/>
-      <w:r>
-        <w:rPr>
-          <w:rFonts w:ascii="Arial" w:hAnsi="Arial" w:cs="Arial"/>
-          <w:sz w:val="18"/>
-          <w:szCs w:val="18"/>
-        </w:rPr>
-        <w:t xml:space="preserve"> </w:t>
-      </w:r>
-      <w:proofErr w:type="spellStart"/>
-      <w:r>
-        <w:rPr>
-          <w:rFonts w:ascii="Arial" w:hAnsi="Arial" w:cs="Arial"/>
-          <w:sz w:val="18"/>
-          <w:szCs w:val="18"/>
-        </w:rPr>
-        <w:t>за</w:t>
-      </w:r>
-      <w:proofErr w:type="spellEnd"/>
-      <w:r>
-        <w:rPr>
-          <w:rFonts w:ascii="Arial" w:hAnsi="Arial" w:cs="Arial"/>
-          <w:sz w:val="18"/>
-          <w:szCs w:val="18"/>
-        </w:rPr>
-        <w:t xml:space="preserve"> </w:t>
-      </w:r>
-      <w:proofErr w:type="spellStart"/>
-      <w:r>
-        <w:rPr>
-          <w:rFonts w:ascii="Arial" w:hAnsi="Arial" w:cs="Arial"/>
-          <w:sz w:val="18"/>
-          <w:szCs w:val="18"/>
-        </w:rPr>
-        <w:t>да</w:t>
-      </w:r>
-      <w:proofErr w:type="spellEnd"/>
-      <w:r>
-        <w:rPr>
-          <w:rFonts w:ascii="Arial" w:hAnsi="Arial" w:cs="Arial"/>
-          <w:sz w:val="18"/>
-          <w:szCs w:val="18"/>
-        </w:rPr>
-        <w:t xml:space="preserve"> </w:t>
-      </w:r>
-      <w:proofErr w:type="spellStart"/>
-      <w:r>
-        <w:rPr>
-          <w:rFonts w:ascii="Arial" w:hAnsi="Arial" w:cs="Arial"/>
-          <w:sz w:val="18"/>
-          <w:szCs w:val="18"/>
-        </w:rPr>
-        <w:t>се</w:t>
-      </w:r>
-      <w:proofErr w:type="spellEnd"/>
-      <w:r>
-        <w:rPr>
-          <w:rFonts w:ascii="Arial" w:hAnsi="Arial" w:cs="Arial"/>
-          <w:sz w:val="18"/>
-          <w:szCs w:val="18"/>
-        </w:rPr>
-        <w:t xml:space="preserve"> </w:t>
-      </w:r>
-      <w:proofErr w:type="spellStart"/>
-      <w:r>
-        <w:rPr>
-          <w:rFonts w:ascii="Arial" w:hAnsi="Arial" w:cs="Arial"/>
-          <w:sz w:val="18"/>
-          <w:szCs w:val="18"/>
-        </w:rPr>
-        <w:t>проценат</w:t>
-      </w:r>
-      <w:proofErr w:type="spellEnd"/>
-      <w:r>
-        <w:rPr>
-          <w:rFonts w:ascii="Arial" w:hAnsi="Arial" w:cs="Arial"/>
-          <w:sz w:val="18"/>
-          <w:szCs w:val="18"/>
-        </w:rPr>
-        <w:t xml:space="preserve"> Q-</w:t>
-      </w:r>
-      <w:proofErr w:type="spellStart"/>
-      <w:r>
-        <w:rPr>
-          <w:rFonts w:ascii="Arial" w:hAnsi="Arial" w:cs="Arial"/>
-          <w:sz w:val="18"/>
-          <w:szCs w:val="18"/>
-        </w:rPr>
-        <w:t>вредностите</w:t>
-      </w:r>
-      <w:proofErr w:type="spellEnd"/>
-      <w:r>
-        <w:rPr>
-          <w:rFonts w:ascii="Arial" w:hAnsi="Arial" w:cs="Arial"/>
-          <w:sz w:val="18"/>
-          <w:szCs w:val="18"/>
-        </w:rPr>
-        <w:t>.</w:t>
-      </w:r>
-    </w:p>
-    <w:p>
-      <w:pPr>
-        <w:pStyle w:val="ListParagraph"/>
-        <w:jc w:val="both"/>
-        <w:rPr>
-          <w:rFonts w:ascii="Arial" w:hAnsi="Arial" w:cs="Arial"/>
-          <w:sz w:val="18"/>
-          <w:szCs w:val="18"/>
-        </w:rPr>
-      </w:pPr>
-    </w:p>
-    <w:p>
-      <w:pPr>
-        <w:pStyle w:val="ListParagraph"/>
-        <w:numPr>
-          <w:ilvl w:val="0"/>
-          <w:numId w:val="12"/>
-        </w:numPr>
-        <w:jc w:val="both"/>
-        <w:rPr>
-          <w:rFonts w:ascii="Arial" w:hAnsi="Arial" w:cs="Arial"/>
-          <w:sz w:val="20"/>
-          <w:szCs w:val="20"/>
-        </w:rPr>
-      </w:pPr>
-      <w:hyperlink r:id="rId6" w:history="1">
-        <w:r>
-          <w:rPr>
-            <w:rStyle w:val="Hyperlink"/>
-            <w:rFonts w:ascii="Arial" w:hAnsi="Arial" w:cs="Arial"/>
-            <w:sz w:val="20"/>
-            <w:szCs w:val="20"/>
           </w:rPr>
           <w:t>Deep Residual Learning for Image Recognition</w:t>
         </w:r>
@@ -1125,369 +1627,30 @@
       <w:r>
         <w:rPr>
           <w:rFonts w:ascii="Arial" w:hAnsi="Arial" w:cs="Arial"/>
-          <w:sz w:val="20"/>
-          <w:szCs w:val="20"/>
-        </w:rPr>
-        <w:t xml:space="preserve"> - He et al., 2016</w:t>
+          <w:lang w:val="mk-MK"/>
+        </w:rPr>
+        <w:t>, ја претставуваат ResNet архитектурата. Додека класичните RL агенти за Atari користат релативно плитки CNN мрежи, овој проект воведува експериментален пристап преку користење на претходно трениран ResNet-18 модел.</w:t>
       </w:r>
     </w:p>
     <w:p>
       <w:pPr>
-        <w:pStyle w:val="ListParagraph"/>
-        <w:jc w:val="both"/>
-        <w:rPr>
-          <w:rFonts w:ascii="Arial" w:hAnsi="Arial" w:cs="Arial"/>
-          <w:sz w:val="18"/>
-          <w:szCs w:val="18"/>
-          <w:lang w:val="mk-MK"/>
-        </w:rPr>
-      </w:pPr>
-      <w:proofErr w:type="spellStart"/>
-      <w:r>
-        <w:rPr>
-          <w:rFonts w:ascii="Arial" w:hAnsi="Arial" w:cs="Arial"/>
-          <w:sz w:val="18"/>
-          <w:szCs w:val="18"/>
-        </w:rPr>
-        <w:t>Додека</w:t>
-      </w:r>
-      <w:proofErr w:type="spellEnd"/>
-      <w:r>
-        <w:rPr>
-          <w:rFonts w:ascii="Arial" w:hAnsi="Arial" w:cs="Arial"/>
-          <w:sz w:val="18"/>
-          <w:szCs w:val="18"/>
-        </w:rPr>
-        <w:t xml:space="preserve"> </w:t>
-      </w:r>
-      <w:proofErr w:type="spellStart"/>
-      <w:r>
-        <w:rPr>
-          <w:rFonts w:ascii="Arial" w:hAnsi="Arial" w:cs="Arial"/>
-          <w:sz w:val="18"/>
-          <w:szCs w:val="18"/>
-        </w:rPr>
-        <w:t>класичните</w:t>
-      </w:r>
-      <w:proofErr w:type="spellEnd"/>
-      <w:r>
-        <w:rPr>
-          <w:rFonts w:ascii="Arial" w:hAnsi="Arial" w:cs="Arial"/>
-          <w:sz w:val="18"/>
-          <w:szCs w:val="18"/>
-        </w:rPr>
-        <w:t xml:space="preserve"> RL </w:t>
-      </w:r>
-      <w:proofErr w:type="spellStart"/>
-      <w:r>
-        <w:rPr>
-          <w:rFonts w:ascii="Arial" w:hAnsi="Arial" w:cs="Arial"/>
-          <w:sz w:val="18"/>
-          <w:szCs w:val="18"/>
-        </w:rPr>
-        <w:t>агенти</w:t>
-      </w:r>
-      <w:proofErr w:type="spellEnd"/>
-      <w:r>
-        <w:rPr>
-          <w:rFonts w:ascii="Arial" w:hAnsi="Arial" w:cs="Arial"/>
-          <w:sz w:val="18"/>
-          <w:szCs w:val="18"/>
-        </w:rPr>
-        <w:t xml:space="preserve"> </w:t>
-      </w:r>
-      <w:proofErr w:type="spellStart"/>
-      <w:r>
-        <w:rPr>
-          <w:rFonts w:ascii="Arial" w:hAnsi="Arial" w:cs="Arial"/>
-          <w:sz w:val="18"/>
-          <w:szCs w:val="18"/>
-        </w:rPr>
-        <w:t>за</w:t>
-      </w:r>
-      <w:proofErr w:type="spellEnd"/>
-      <w:r>
-        <w:rPr>
-          <w:rFonts w:ascii="Arial" w:hAnsi="Arial" w:cs="Arial"/>
-          <w:sz w:val="18"/>
-          <w:szCs w:val="18"/>
-        </w:rPr>
-        <w:t xml:space="preserve"> Atari </w:t>
-      </w:r>
-      <w:proofErr w:type="spellStart"/>
-      <w:r>
-        <w:rPr>
-          <w:rFonts w:ascii="Arial" w:hAnsi="Arial" w:cs="Arial"/>
-          <w:sz w:val="18"/>
-          <w:szCs w:val="18"/>
-        </w:rPr>
-        <w:t>користат</w:t>
-      </w:r>
-      <w:proofErr w:type="spellEnd"/>
-      <w:r>
-        <w:rPr>
-          <w:rFonts w:ascii="Arial" w:hAnsi="Arial" w:cs="Arial"/>
-          <w:sz w:val="18"/>
-          <w:szCs w:val="18"/>
-        </w:rPr>
-        <w:t xml:space="preserve"> </w:t>
-      </w:r>
-      <w:proofErr w:type="spellStart"/>
-      <w:r>
-        <w:rPr>
-          <w:rFonts w:ascii="Arial" w:hAnsi="Arial" w:cs="Arial"/>
-          <w:sz w:val="18"/>
-          <w:szCs w:val="18"/>
-        </w:rPr>
-        <w:t>релативно</w:t>
-      </w:r>
-      <w:proofErr w:type="spellEnd"/>
-      <w:r>
-        <w:rPr>
-          <w:rFonts w:ascii="Arial" w:hAnsi="Arial" w:cs="Arial"/>
-          <w:sz w:val="18"/>
-          <w:szCs w:val="18"/>
-        </w:rPr>
-        <w:t xml:space="preserve"> </w:t>
-      </w:r>
-      <w:proofErr w:type="spellStart"/>
-      <w:r>
-        <w:rPr>
-          <w:rFonts w:ascii="Arial" w:hAnsi="Arial" w:cs="Arial"/>
-          <w:sz w:val="18"/>
-          <w:szCs w:val="18"/>
-        </w:rPr>
-        <w:t>плитки</w:t>
-      </w:r>
-      <w:proofErr w:type="spellEnd"/>
-      <w:r>
-        <w:rPr>
-          <w:rFonts w:ascii="Arial" w:hAnsi="Arial" w:cs="Arial"/>
-          <w:sz w:val="18"/>
-          <w:szCs w:val="18"/>
-        </w:rPr>
-        <w:t xml:space="preserve"> CNN </w:t>
-      </w:r>
-      <w:proofErr w:type="spellStart"/>
-      <w:r>
-        <w:rPr>
-          <w:rFonts w:ascii="Arial" w:hAnsi="Arial" w:cs="Arial"/>
-          <w:sz w:val="18"/>
-          <w:szCs w:val="18"/>
-        </w:rPr>
-        <w:t>мрежи</w:t>
-      </w:r>
-      <w:proofErr w:type="spellEnd"/>
-      <w:r>
-        <w:rPr>
-          <w:rFonts w:ascii="Arial" w:hAnsi="Arial" w:cs="Arial"/>
-          <w:sz w:val="18"/>
-          <w:szCs w:val="18"/>
-        </w:rPr>
-        <w:t xml:space="preserve">, </w:t>
-      </w:r>
-      <w:r>
-        <w:rPr>
-          <w:rFonts w:ascii="Arial" w:hAnsi="Arial" w:cs="Arial"/>
-          <w:sz w:val="18"/>
-          <w:szCs w:val="18"/>
-          <w:lang w:val="mk-MK"/>
-        </w:rPr>
-        <w:t>мојот</w:t>
-      </w:r>
-      <w:r>
-        <w:rPr>
-          <w:rFonts w:ascii="Arial" w:hAnsi="Arial" w:cs="Arial"/>
-          <w:sz w:val="18"/>
-          <w:szCs w:val="18"/>
-        </w:rPr>
-        <w:t xml:space="preserve"> </w:t>
-      </w:r>
-      <w:proofErr w:type="spellStart"/>
-      <w:r>
-        <w:rPr>
-          <w:rFonts w:ascii="Arial" w:hAnsi="Arial" w:cs="Arial"/>
-          <w:sz w:val="18"/>
-          <w:szCs w:val="18"/>
-        </w:rPr>
-        <w:t>проект</w:t>
-      </w:r>
-      <w:proofErr w:type="spellEnd"/>
-      <w:r>
-        <w:rPr>
-          <w:rFonts w:ascii="Arial" w:hAnsi="Arial" w:cs="Arial"/>
-          <w:sz w:val="18"/>
-          <w:szCs w:val="18"/>
-        </w:rPr>
-        <w:t xml:space="preserve"> </w:t>
-      </w:r>
-      <w:proofErr w:type="spellStart"/>
-      <w:r>
-        <w:rPr>
-          <w:rFonts w:ascii="Arial" w:hAnsi="Arial" w:cs="Arial"/>
-          <w:sz w:val="18"/>
-          <w:szCs w:val="18"/>
-        </w:rPr>
-        <w:t>воведува</w:t>
-      </w:r>
-      <w:proofErr w:type="spellEnd"/>
-      <w:r>
-        <w:rPr>
-          <w:rFonts w:ascii="Arial" w:hAnsi="Arial" w:cs="Arial"/>
-          <w:sz w:val="18"/>
-          <w:szCs w:val="18"/>
-        </w:rPr>
-        <w:t xml:space="preserve"> </w:t>
-      </w:r>
-      <w:proofErr w:type="spellStart"/>
-      <w:r>
-        <w:rPr>
-          <w:rFonts w:ascii="Arial" w:hAnsi="Arial" w:cs="Arial"/>
-          <w:sz w:val="18"/>
-          <w:szCs w:val="18"/>
-        </w:rPr>
-        <w:t>експериментален</w:t>
-      </w:r>
-      <w:proofErr w:type="spellEnd"/>
-      <w:r>
-        <w:rPr>
-          <w:rFonts w:ascii="Arial" w:hAnsi="Arial" w:cs="Arial"/>
-          <w:sz w:val="18"/>
-          <w:szCs w:val="18"/>
-        </w:rPr>
-        <w:t xml:space="preserve"> </w:t>
-      </w:r>
-      <w:proofErr w:type="spellStart"/>
-      <w:r>
-        <w:rPr>
-          <w:rFonts w:ascii="Arial" w:hAnsi="Arial" w:cs="Arial"/>
-          <w:sz w:val="18"/>
-          <w:szCs w:val="18"/>
-        </w:rPr>
-        <w:t>пристап</w:t>
-      </w:r>
-      <w:proofErr w:type="spellEnd"/>
-      <w:r>
-        <w:rPr>
-          <w:rFonts w:ascii="Arial" w:hAnsi="Arial" w:cs="Arial"/>
-          <w:sz w:val="18"/>
-          <w:szCs w:val="18"/>
-        </w:rPr>
-        <w:t xml:space="preserve"> </w:t>
-      </w:r>
-      <w:proofErr w:type="spellStart"/>
-      <w:r>
-        <w:rPr>
-          <w:rFonts w:ascii="Arial" w:hAnsi="Arial" w:cs="Arial"/>
-          <w:sz w:val="18"/>
-          <w:szCs w:val="18"/>
-        </w:rPr>
-        <w:t>преку</w:t>
-      </w:r>
-      <w:proofErr w:type="spellEnd"/>
-      <w:r>
-        <w:rPr>
-          <w:rFonts w:ascii="Arial" w:hAnsi="Arial" w:cs="Arial"/>
-          <w:sz w:val="18"/>
-          <w:szCs w:val="18"/>
-        </w:rPr>
-        <w:t xml:space="preserve"> </w:t>
-      </w:r>
-      <w:proofErr w:type="spellStart"/>
-      <w:r>
-        <w:rPr>
-          <w:rFonts w:ascii="Arial" w:hAnsi="Arial" w:cs="Arial"/>
-          <w:sz w:val="18"/>
-          <w:szCs w:val="18"/>
-        </w:rPr>
-        <w:t>користење</w:t>
-      </w:r>
-      <w:proofErr w:type="spellEnd"/>
-      <w:r>
-        <w:rPr>
-          <w:rFonts w:ascii="Arial" w:hAnsi="Arial" w:cs="Arial"/>
-          <w:sz w:val="18"/>
-          <w:szCs w:val="18"/>
-        </w:rPr>
-        <w:t xml:space="preserve"> </w:t>
-      </w:r>
-      <w:proofErr w:type="spellStart"/>
-      <w:r>
-        <w:rPr>
-          <w:rFonts w:ascii="Arial" w:hAnsi="Arial" w:cs="Arial"/>
-          <w:sz w:val="18"/>
-          <w:szCs w:val="18"/>
-        </w:rPr>
-        <w:t>на</w:t>
-      </w:r>
-      <w:proofErr w:type="spellEnd"/>
-      <w:r>
-        <w:rPr>
-          <w:rFonts w:ascii="Arial" w:hAnsi="Arial" w:cs="Arial"/>
-          <w:sz w:val="18"/>
-          <w:szCs w:val="18"/>
-        </w:rPr>
-        <w:t xml:space="preserve"> </w:t>
-      </w:r>
-      <w:proofErr w:type="spellStart"/>
-      <w:r>
-        <w:rPr>
-          <w:rFonts w:ascii="Arial" w:hAnsi="Arial" w:cs="Arial"/>
-          <w:sz w:val="18"/>
-          <w:szCs w:val="18"/>
-        </w:rPr>
-        <w:t>претходно</w:t>
-      </w:r>
-      <w:proofErr w:type="spellEnd"/>
-      <w:r>
-        <w:rPr>
-          <w:rFonts w:ascii="Arial" w:hAnsi="Arial" w:cs="Arial"/>
-          <w:sz w:val="18"/>
-          <w:szCs w:val="18"/>
-        </w:rPr>
-        <w:t xml:space="preserve"> </w:t>
-      </w:r>
-      <w:proofErr w:type="spellStart"/>
-      <w:r>
-        <w:rPr>
-          <w:rFonts w:ascii="Arial" w:hAnsi="Arial" w:cs="Arial"/>
-          <w:sz w:val="18"/>
-          <w:szCs w:val="18"/>
-        </w:rPr>
-        <w:t>трениран</w:t>
-      </w:r>
-      <w:proofErr w:type="spellEnd"/>
-      <w:r>
-        <w:rPr>
-          <w:rFonts w:ascii="Arial" w:hAnsi="Arial" w:cs="Arial"/>
-          <w:sz w:val="18"/>
-          <w:szCs w:val="18"/>
-        </w:rPr>
-        <w:t xml:space="preserve"> ResNet-18 </w:t>
-      </w:r>
-      <w:proofErr w:type="spellStart"/>
-      <w:r>
-        <w:rPr>
-          <w:rFonts w:ascii="Arial" w:hAnsi="Arial" w:cs="Arial"/>
-          <w:sz w:val="18"/>
-          <w:szCs w:val="18"/>
-        </w:rPr>
-        <w:t>модел</w:t>
-      </w:r>
-      <w:proofErr w:type="spellEnd"/>
-      <w:r>
-        <w:rPr>
-          <w:rFonts w:ascii="Arial" w:hAnsi="Arial" w:cs="Arial"/>
-          <w:sz w:val="18"/>
-          <w:szCs w:val="18"/>
-          <w:lang w:val="mk-MK"/>
-        </w:rPr>
-        <w:t>.</w:t>
-      </w:r>
+        <w:rPr>
+          <w:rFonts w:ascii="Arial" w:hAnsi="Arial" w:cs="Arial"/>
+        </w:rPr>
+      </w:pPr>
     </w:p>
     <w:p>
       <w:pPr>
-        <w:jc w:val="both"/>
+        <w:rPr>
+          <w:rFonts w:ascii="Arial" w:hAnsi="Arial" w:cs="Arial"/>
+          <w:i/>
+          <w:iCs/>
+          <w:sz w:val="28"/>
+          <w:szCs w:val="28"/>
+          <w:lang w:val="mk-MK"/>
+        </w:rPr>
+      </w:pPr>
+      <w:r>
         <w:rPr>
           <w:rFonts w:ascii="Arial" w:hAnsi="Arial" w:cs="Arial"/>
           <w:i/>
@@ -1496,868 +1659,1697 @@
           <w:szCs w:val="18"/>
           <w:lang w:val="mk-MK"/>
         </w:rPr>
-      </w:pPr>
+        <w:t xml:space="preserve"> </w:t>
+      </w:r>
       <w:r>
         <w:rPr>
           <w:rFonts w:ascii="Arial" w:hAnsi="Arial" w:cs="Arial"/>
           <w:i/>
           <w:iCs/>
-          <w:sz w:val="24"/>
-          <w:szCs w:val="18"/>
-          <w:lang w:val="mk-MK"/>
-        </w:rPr>
-        <w:t xml:space="preserve"> - О</w:t>
-      </w:r>
-      <w:r>
+          <w:sz w:val="28"/>
+          <w:szCs w:val="28"/>
+          <w:lang w:val="mk-MK"/>
+        </w:rPr>
+        <w:t>- Опис на агентите</w:t>
+      </w:r>
+    </w:p>
+    <w:p>
+      <w:pPr>
+        <w:rPr>
+          <w:rFonts w:ascii="Arial" w:hAnsi="Arial" w:cs="Arial"/>
+          <w:szCs w:val="18"/>
+          <w:lang w:val="mk-MK"/>
+        </w:rPr>
+      </w:pPr>
+      <w:r>
+        <w:rPr>
+          <w:rFonts w:ascii="Arial" w:hAnsi="Arial" w:cs="Arial"/>
+          <w:szCs w:val="18"/>
+          <w:lang w:val="mk-MK"/>
+        </w:rPr>
+        <w:t>Оваа точка е поделена во неколку фази: подготовка на околината, препроцесирање, агент трениран од нула и агент со претходно тренирана мрежа.</w:t>
+      </w:r>
+    </w:p>
+    <w:p>
+      <w:pPr>
+        <w:rPr>
+          <w:rFonts w:ascii="Arial" w:hAnsi="Arial" w:cs="Arial"/>
+          <w:szCs w:val="18"/>
+        </w:rPr>
+      </w:pPr>
+      <w:r>
+        <w:rPr>
+          <w:rFonts w:ascii="Arial" w:hAnsi="Arial" w:cs="Arial"/>
+          <w:b/>
+          <w:bCs/>
+          <w:szCs w:val="18"/>
+          <w:lang w:val="mk-MK"/>
+        </w:rPr>
+        <w:t>Спремање на околината</w:t>
+      </w:r>
+      <w:r>
+        <w:rPr>
+          <w:rFonts w:ascii="Arial" w:hAnsi="Arial" w:cs="Arial"/>
+          <w:szCs w:val="18"/>
+          <w:lang w:val="mk-MK"/>
+        </w:rPr>
+        <w:t xml:space="preserve">. </w:t>
+      </w:r>
+      <w:r>
+        <w:rPr>
+          <w:rFonts w:ascii="Arial" w:hAnsi="Arial" w:cs="Arial"/>
+          <w:szCs w:val="18"/>
+          <w:lang w:val="mk-MK"/>
+        </w:rPr>
+        <w:t xml:space="preserve">Во оваа фаза се симнуваат потребните библиотеки и се подготвува </w:t>
+      </w:r>
+      <w:proofErr w:type="spellStart"/>
+      <w:r>
+        <w:rPr>
+          <w:rFonts w:ascii="Arial" w:hAnsi="Arial" w:cs="Arial"/>
+          <w:szCs w:val="18"/>
+        </w:rPr>
+        <w:t>WSL:Ubuntu</w:t>
+      </w:r>
+      <w:proofErr w:type="spellEnd"/>
+      <w:r>
+        <w:rPr>
+          <w:rFonts w:ascii="Arial" w:hAnsi="Arial" w:cs="Arial"/>
+          <w:szCs w:val="18"/>
+        </w:rPr>
+        <w:t xml:space="preserve"> </w:t>
+      </w:r>
+      <w:r>
+        <w:rPr>
+          <w:rFonts w:ascii="Arial" w:hAnsi="Arial" w:cs="Arial"/>
+          <w:szCs w:val="18"/>
+          <w:lang w:val="mk-MK"/>
+        </w:rPr>
+        <w:t xml:space="preserve">во </w:t>
+      </w:r>
+      <w:r>
+        <w:rPr>
+          <w:rFonts w:ascii="Arial" w:hAnsi="Arial" w:cs="Arial"/>
+          <w:szCs w:val="18"/>
+        </w:rPr>
+        <w:t>VS Code</w:t>
+      </w:r>
+      <w:r>
+        <w:rPr>
+          <w:rFonts w:ascii="Arial" w:hAnsi="Arial" w:cs="Arial"/>
+          <w:szCs w:val="18"/>
+          <w:lang w:val="mk-MK"/>
+        </w:rPr>
+        <w:t xml:space="preserve">. Со помош на </w:t>
+      </w:r>
+      <w:proofErr w:type="spellStart"/>
+      <w:r>
+        <w:rPr>
+          <w:rFonts w:ascii="Arial" w:hAnsi="Arial" w:cs="Arial"/>
+          <w:szCs w:val="18"/>
+        </w:rPr>
+        <w:t>WSL:Ubuntu</w:t>
+      </w:r>
+      <w:proofErr w:type="spellEnd"/>
+      <w:r>
+        <w:rPr>
+          <w:rFonts w:ascii="Arial" w:hAnsi="Arial" w:cs="Arial"/>
+          <w:szCs w:val="18"/>
+        </w:rPr>
+        <w:t xml:space="preserve"> </w:t>
+      </w:r>
+      <w:r>
+        <w:rPr>
+          <w:rFonts w:ascii="Arial" w:hAnsi="Arial" w:cs="Arial"/>
+          <w:szCs w:val="18"/>
+          <w:lang w:val="mk-MK"/>
+        </w:rPr>
+        <w:t xml:space="preserve">ние ќе можеме да ги симнеме сите потребни </w:t>
+      </w:r>
+      <w:r>
+        <w:rPr>
+          <w:rFonts w:ascii="Arial" w:hAnsi="Arial" w:cs="Arial"/>
+          <w:szCs w:val="18"/>
+          <w:lang w:val="mk-MK"/>
+        </w:rPr>
+        <w:lastRenderedPageBreak/>
+        <w:t>библиотеки, но ако не го користиме тогаш инсталацијата на библиотеките е многу потешка.</w:t>
+      </w:r>
+      <w:r>
+        <w:rPr>
+          <w:rFonts w:ascii="Arial" w:hAnsi="Arial" w:cs="Arial"/>
+          <w:szCs w:val="18"/>
+          <w:lang w:val="mk-MK"/>
+        </w:rPr>
+        <w:t xml:space="preserve"> Поради тоа користам </w:t>
+      </w:r>
+      <w:proofErr w:type="spellStart"/>
+      <w:r>
+        <w:rPr>
+          <w:rFonts w:ascii="Arial" w:hAnsi="Arial" w:cs="Arial"/>
+          <w:szCs w:val="18"/>
+        </w:rPr>
+        <w:t>WSL:Ubuntu</w:t>
+      </w:r>
+      <w:proofErr w:type="spellEnd"/>
+      <w:r>
+        <w:rPr>
+          <w:rFonts w:ascii="Arial" w:hAnsi="Arial" w:cs="Arial"/>
+          <w:szCs w:val="18"/>
+          <w:lang w:val="mk-MK"/>
+        </w:rPr>
+        <w:t xml:space="preserve">, во однос на нормален </w:t>
+      </w:r>
+      <w:r>
+        <w:rPr>
+          <w:rFonts w:ascii="Arial" w:hAnsi="Arial" w:cs="Arial"/>
+          <w:szCs w:val="18"/>
+        </w:rPr>
+        <w:t xml:space="preserve">VS Code </w:t>
+      </w:r>
+      <w:r>
+        <w:rPr>
+          <w:rFonts w:ascii="Arial" w:hAnsi="Arial" w:cs="Arial"/>
+          <w:szCs w:val="18"/>
+          <w:lang w:val="mk-MK"/>
+        </w:rPr>
+        <w:t xml:space="preserve">на </w:t>
+      </w:r>
+      <w:r>
+        <w:rPr>
+          <w:rFonts w:ascii="Arial" w:hAnsi="Arial" w:cs="Arial"/>
+          <w:szCs w:val="18"/>
+        </w:rPr>
+        <w:t>Windows</w:t>
+      </w:r>
+      <w:r>
+        <w:rPr>
+          <w:rFonts w:ascii="Arial" w:hAnsi="Arial" w:cs="Arial"/>
+          <w:szCs w:val="18"/>
+          <w:lang w:val="mk-MK"/>
+        </w:rPr>
+        <w:t>.</w:t>
+      </w:r>
+    </w:p>
+    <w:p>
+      <w:pPr>
+        <w:rPr>
+          <w:rFonts w:ascii="Arial" w:hAnsi="Arial" w:cs="Arial"/>
+          <w:szCs w:val="18"/>
+        </w:rPr>
+      </w:pPr>
+      <w:r>
+        <w:rPr>
+          <w:rFonts w:ascii="Arial" w:hAnsi="Arial" w:cs="Arial"/>
+          <w:b/>
+          <w:bCs/>
+          <w:szCs w:val="18"/>
+          <w:lang w:val="mk-MK"/>
+        </w:rPr>
+        <w:t>Препроцесирање</w:t>
+      </w:r>
+      <w:r>
+        <w:rPr>
+          <w:rFonts w:ascii="Arial" w:hAnsi="Arial" w:cs="Arial"/>
+          <w:szCs w:val="18"/>
+          <w:lang w:val="mk-MK"/>
+        </w:rPr>
+        <w:t xml:space="preserve">. </w:t>
+      </w:r>
+      <w:r>
+        <w:rPr>
+          <w:rFonts w:ascii="Arial" w:hAnsi="Arial" w:cs="Arial"/>
+          <w:szCs w:val="18"/>
+        </w:rPr>
+        <w:t>Atari Boxing Game</w:t>
+      </w:r>
+      <w:r>
+        <w:rPr>
+          <w:rFonts w:ascii="Arial" w:hAnsi="Arial" w:cs="Arial"/>
+          <w:szCs w:val="18"/>
+          <w:lang w:val="mk-MK"/>
+        </w:rPr>
+        <w:t xml:space="preserve"> околина е во вид на (210, 160, 3)</w:t>
+      </w:r>
+      <w:r>
+        <w:rPr>
+          <w:rFonts w:ascii="Arial" w:hAnsi="Arial" w:cs="Arial"/>
+          <w:szCs w:val="18"/>
+          <w:lang w:val="mk-MK"/>
+        </w:rPr>
+        <w:t>. Ваква околина би претставувала голем предизвик во тренирањето, па затоа</w:t>
+      </w:r>
+      <w:r>
+        <w:rPr>
+          <w:rFonts w:ascii="Arial" w:hAnsi="Arial" w:cs="Arial"/>
+          <w:szCs w:val="18"/>
+          <w:lang w:val="mk-MK"/>
+        </w:rPr>
+        <w:t xml:space="preserve"> јас</w:t>
+      </w:r>
+      <w:r>
+        <w:rPr>
+          <w:rFonts w:ascii="Arial" w:hAnsi="Arial" w:cs="Arial"/>
+          <w:szCs w:val="18"/>
+          <w:lang w:val="mk-MK"/>
+        </w:rPr>
+        <w:t xml:space="preserve"> се одлучив да</w:t>
+      </w:r>
+      <w:r>
+        <w:rPr>
+          <w:rFonts w:ascii="Arial" w:hAnsi="Arial" w:cs="Arial"/>
+          <w:szCs w:val="18"/>
+          <w:lang w:val="mk-MK"/>
+        </w:rPr>
+        <w:t xml:space="preserve"> ја </w:t>
+      </w:r>
+      <w:r>
+        <w:rPr>
+          <w:rFonts w:ascii="Arial" w:hAnsi="Arial" w:cs="Arial"/>
+          <w:szCs w:val="18"/>
+          <w:lang w:val="mk-MK"/>
+        </w:rPr>
+        <w:t>намалам</w:t>
+      </w:r>
+      <w:r>
+        <w:rPr>
+          <w:rFonts w:ascii="Arial" w:hAnsi="Arial" w:cs="Arial"/>
+          <w:szCs w:val="18"/>
+          <w:lang w:val="mk-MK"/>
+        </w:rPr>
+        <w:t xml:space="preserve"> на (84, 84, 1). Оваа го направив поради причината дека околината е многу голема и вака се намалува и се тргнуваат непотребните </w:t>
+      </w:r>
+      <w:r>
+        <w:rPr>
+          <w:rFonts w:ascii="Arial" w:hAnsi="Arial" w:cs="Arial"/>
+          <w:szCs w:val="18"/>
+        </w:rPr>
+        <w:t>RGB</w:t>
+      </w:r>
+      <w:r>
+        <w:rPr>
+          <w:rFonts w:ascii="Arial" w:hAnsi="Arial" w:cs="Arial"/>
+          <w:szCs w:val="18"/>
+          <w:lang w:val="mk-MK"/>
+        </w:rPr>
+        <w:t xml:space="preserve"> канали. </w:t>
+      </w:r>
+      <w:proofErr w:type="spellStart"/>
+      <w:r>
+        <w:rPr>
+          <w:rFonts w:ascii="Arial" w:hAnsi="Arial" w:cs="Arial"/>
+          <w:szCs w:val="18"/>
+        </w:rPr>
+        <w:t>За</w:t>
+      </w:r>
+      <w:proofErr w:type="spellEnd"/>
+      <w:r>
+        <w:rPr>
+          <w:rFonts w:ascii="Arial" w:hAnsi="Arial" w:cs="Arial"/>
+          <w:szCs w:val="18"/>
+        </w:rPr>
+        <w:t xml:space="preserve"> </w:t>
+      </w:r>
+      <w:proofErr w:type="spellStart"/>
+      <w:r>
+        <w:rPr>
+          <w:rFonts w:ascii="Arial" w:hAnsi="Arial" w:cs="Arial"/>
+          <w:szCs w:val="18"/>
+        </w:rPr>
+        <w:t>претпроцесирање</w:t>
+      </w:r>
+      <w:proofErr w:type="spellEnd"/>
+      <w:r>
+        <w:rPr>
+          <w:rFonts w:ascii="Arial" w:hAnsi="Arial" w:cs="Arial"/>
+          <w:szCs w:val="18"/>
+        </w:rPr>
+        <w:t xml:space="preserve"> </w:t>
+      </w:r>
+      <w:proofErr w:type="spellStart"/>
+      <w:r>
+        <w:rPr>
+          <w:rFonts w:ascii="Arial" w:hAnsi="Arial" w:cs="Arial"/>
+          <w:szCs w:val="18"/>
+        </w:rPr>
+        <w:t>на</w:t>
+      </w:r>
+      <w:proofErr w:type="spellEnd"/>
+      <w:r>
+        <w:rPr>
+          <w:rFonts w:ascii="Arial" w:hAnsi="Arial" w:cs="Arial"/>
+          <w:szCs w:val="18"/>
+        </w:rPr>
+        <w:t xml:space="preserve"> </w:t>
+      </w:r>
+      <w:proofErr w:type="spellStart"/>
+      <w:r>
+        <w:rPr>
+          <w:rFonts w:ascii="Arial" w:hAnsi="Arial" w:cs="Arial"/>
+          <w:szCs w:val="18"/>
+        </w:rPr>
+        <w:t>околината</w:t>
+      </w:r>
+      <w:proofErr w:type="spellEnd"/>
+      <w:r>
+        <w:rPr>
+          <w:rFonts w:ascii="Arial" w:hAnsi="Arial" w:cs="Arial"/>
+          <w:szCs w:val="18"/>
+        </w:rPr>
+        <w:t xml:space="preserve"> и </w:t>
+      </w:r>
+      <w:proofErr w:type="spellStart"/>
+      <w:r>
+        <w:rPr>
+          <w:rFonts w:ascii="Arial" w:hAnsi="Arial" w:cs="Arial"/>
+          <w:szCs w:val="18"/>
+        </w:rPr>
+        <w:t>манипулација</w:t>
+      </w:r>
+      <w:proofErr w:type="spellEnd"/>
+      <w:r>
+        <w:rPr>
+          <w:rFonts w:ascii="Arial" w:hAnsi="Arial" w:cs="Arial"/>
+          <w:szCs w:val="18"/>
+        </w:rPr>
+        <w:t xml:space="preserve"> </w:t>
+      </w:r>
+      <w:proofErr w:type="spellStart"/>
+      <w:r>
+        <w:rPr>
+          <w:rFonts w:ascii="Arial" w:hAnsi="Arial" w:cs="Arial"/>
+          <w:szCs w:val="18"/>
+        </w:rPr>
+        <w:t>на</w:t>
+      </w:r>
+      <w:proofErr w:type="spellEnd"/>
+      <w:r>
+        <w:rPr>
+          <w:rFonts w:ascii="Arial" w:hAnsi="Arial" w:cs="Arial"/>
+          <w:szCs w:val="18"/>
+        </w:rPr>
+        <w:t xml:space="preserve"> </w:t>
+      </w:r>
+      <w:proofErr w:type="spellStart"/>
+      <w:r>
+        <w:rPr>
+          <w:rFonts w:ascii="Arial" w:hAnsi="Arial" w:cs="Arial"/>
+          <w:szCs w:val="18"/>
+        </w:rPr>
+        <w:t>рамките</w:t>
+      </w:r>
+      <w:proofErr w:type="spellEnd"/>
+      <w:r>
+        <w:rPr>
+          <w:rFonts w:ascii="Arial" w:hAnsi="Arial" w:cs="Arial"/>
+          <w:szCs w:val="18"/>
+        </w:rPr>
+        <w:t xml:space="preserve"> (frame preprocessing)</w:t>
+      </w:r>
+      <w:r>
+        <w:rPr>
+          <w:rFonts w:ascii="Arial" w:hAnsi="Arial" w:cs="Arial"/>
+          <w:szCs w:val="18"/>
+          <w:lang w:val="mk-MK"/>
+        </w:rPr>
+        <w:t xml:space="preserve"> </w:t>
+      </w:r>
+      <w:r>
+        <w:rPr>
+          <w:rFonts w:ascii="Arial" w:hAnsi="Arial" w:cs="Arial"/>
+          <w:szCs w:val="18"/>
+          <w:lang w:val="mk-MK"/>
+        </w:rPr>
+        <w:t xml:space="preserve">го користам </w:t>
+      </w:r>
+      <w:proofErr w:type="spellStart"/>
+      <w:r>
+        <w:rPr>
+          <w:rFonts w:ascii="Arial" w:hAnsi="Arial" w:cs="Arial"/>
+          <w:szCs w:val="18"/>
+        </w:rPr>
+        <w:t>SuperSuit</w:t>
+      </w:r>
+      <w:proofErr w:type="spellEnd"/>
+      <w:r>
+        <w:rPr>
+          <w:rFonts w:ascii="Arial" w:hAnsi="Arial" w:cs="Arial"/>
+          <w:szCs w:val="18"/>
+        </w:rPr>
+        <w:t xml:space="preserve">, </w:t>
+      </w:r>
+      <w:r>
+        <w:rPr>
+          <w:rFonts w:ascii="Arial" w:hAnsi="Arial" w:cs="Arial"/>
+          <w:szCs w:val="18"/>
+          <w:lang w:val="mk-MK"/>
+        </w:rPr>
+        <w:t>кој овозможува ефикасно трансформирање на влезните податоци.</w:t>
+      </w:r>
+    </w:p>
+    <w:p>
+      <w:pPr>
+        <w:rPr>
+          <w:rFonts w:ascii="Arial" w:hAnsi="Arial" w:cs="Arial"/>
+          <w:szCs w:val="18"/>
+          <w:lang w:val="mk-MK"/>
+        </w:rPr>
+      </w:pPr>
+      <w:r>
+        <w:rPr>
+          <w:rFonts w:ascii="Arial" w:hAnsi="Arial" w:cs="Arial"/>
+          <w:b/>
+          <w:bCs/>
+          <w:szCs w:val="18"/>
+          <w:lang w:val="mk-MK"/>
+        </w:rPr>
+        <w:t>Агент од нула</w:t>
+      </w:r>
+      <w:r>
+        <w:rPr>
+          <w:rFonts w:ascii="Arial" w:hAnsi="Arial" w:cs="Arial"/>
+          <w:szCs w:val="18"/>
+          <w:lang w:val="mk-MK"/>
+        </w:rPr>
+        <w:t xml:space="preserve">. </w:t>
+      </w:r>
+      <w:r>
+        <w:rPr>
+          <w:rFonts w:ascii="Arial" w:hAnsi="Arial" w:cs="Arial"/>
+          <w:szCs w:val="18"/>
+          <w:lang w:val="mk-MK"/>
+        </w:rPr>
+        <w:t>Првично</w:t>
+      </w:r>
+      <w:r>
+        <w:rPr>
+          <w:rFonts w:ascii="Arial" w:hAnsi="Arial" w:cs="Arial"/>
+          <w:szCs w:val="18"/>
+          <w:lang w:val="mk-MK"/>
+        </w:rPr>
+        <w:t xml:space="preserve"> јас се обидов да го решам оваа со стандардна </w:t>
+      </w:r>
+      <w:r>
+        <w:rPr>
+          <w:rFonts w:ascii="Arial" w:hAnsi="Arial" w:cs="Arial"/>
+          <w:szCs w:val="18"/>
+        </w:rPr>
+        <w:t>DQN</w:t>
+      </w:r>
+      <w:r>
+        <w:rPr>
+          <w:rFonts w:ascii="Arial" w:hAnsi="Arial" w:cs="Arial"/>
+          <w:szCs w:val="18"/>
+          <w:lang w:val="mk-MK"/>
+        </w:rPr>
+        <w:t>, но добив многу лоши резултати</w:t>
+      </w:r>
+      <w:r>
+        <w:rPr>
+          <w:rFonts w:ascii="Arial" w:hAnsi="Arial" w:cs="Arial"/>
+          <w:szCs w:val="18"/>
+          <w:lang w:val="mk-MK"/>
+        </w:rPr>
+        <w:t xml:space="preserve">. Агентот </w:t>
+      </w:r>
+      <w:r>
+        <w:rPr>
+          <w:rFonts w:ascii="Arial" w:hAnsi="Arial" w:cs="Arial"/>
+          <w:szCs w:val="18"/>
+          <w:lang w:val="mk-MK"/>
+        </w:rPr>
+        <w:t xml:space="preserve">страдаше </w:t>
+      </w:r>
+      <w:r>
+        <w:rPr>
+          <w:rFonts w:ascii="Arial" w:hAnsi="Arial" w:cs="Arial"/>
+          <w:szCs w:val="18"/>
+          <w:lang w:val="mk-MK"/>
+        </w:rPr>
+        <w:t>од тоа што ќе избере една акција и само таа ќе ја прави бесконечно.</w:t>
+      </w:r>
+      <w:r>
+        <w:rPr>
+          <w:rFonts w:ascii="Arial" w:hAnsi="Arial" w:cs="Arial"/>
+          <w:szCs w:val="18"/>
+          <w:lang w:val="mk-MK"/>
+        </w:rPr>
+        <w:t xml:space="preserve"> Со вакви резултати не можеме ништо да постигнеме, а нашиот агент не може да научи ништо.</w:t>
+      </w:r>
+      <w:r>
+        <w:rPr>
+          <w:rFonts w:ascii="Arial" w:hAnsi="Arial" w:cs="Arial"/>
+          <w:szCs w:val="18"/>
+          <w:lang w:val="mk-MK"/>
+        </w:rPr>
+        <w:t xml:space="preserve"> По неколку обиди со менување на параметрите ништо не се промени и веднаш преминав на </w:t>
+      </w:r>
+      <w:r>
+        <w:rPr>
+          <w:rFonts w:ascii="Arial" w:hAnsi="Arial" w:cs="Arial"/>
+          <w:szCs w:val="18"/>
+        </w:rPr>
+        <w:t>Double DQN</w:t>
+      </w:r>
+      <w:r>
+        <w:rPr>
+          <w:rFonts w:ascii="Arial" w:hAnsi="Arial" w:cs="Arial"/>
+          <w:szCs w:val="18"/>
+          <w:lang w:val="mk-MK"/>
+        </w:rPr>
+        <w:t xml:space="preserve">. Веднаш се видоа разликите, втората архитектура беше многу подобра. Мојата архитектура на мрежата користи 3 </w:t>
+      </w:r>
+      <w:r>
+        <w:rPr>
+          <w:rFonts w:ascii="Arial" w:hAnsi="Arial" w:cs="Arial"/>
+          <w:szCs w:val="18"/>
+        </w:rPr>
+        <w:t xml:space="preserve">Conv2d </w:t>
+      </w:r>
+      <w:r>
+        <w:rPr>
+          <w:rFonts w:ascii="Arial" w:hAnsi="Arial" w:cs="Arial"/>
+          <w:szCs w:val="18"/>
+          <w:lang w:val="mk-MK"/>
+        </w:rPr>
+        <w:t>слоја кои веднаш се повр</w:t>
+      </w:r>
+      <w:r>
+        <w:rPr>
+          <w:rFonts w:ascii="Arial" w:hAnsi="Arial" w:cs="Arial"/>
+          <w:szCs w:val="18"/>
+          <w:lang w:val="mk-MK"/>
+        </w:rPr>
+        <w:t>з</w:t>
+      </w:r>
+      <w:r>
+        <w:rPr>
+          <w:rFonts w:ascii="Arial" w:hAnsi="Arial" w:cs="Arial"/>
+          <w:szCs w:val="18"/>
+          <w:lang w:val="mk-MK"/>
+        </w:rPr>
+        <w:t xml:space="preserve">уваат со </w:t>
+      </w:r>
+      <w:r>
+        <w:rPr>
+          <w:rFonts w:ascii="Arial" w:hAnsi="Arial" w:cs="Arial"/>
+          <w:szCs w:val="18"/>
+        </w:rPr>
+        <w:t>Linear</w:t>
+      </w:r>
+      <w:r>
+        <w:rPr>
+          <w:rFonts w:ascii="Arial" w:hAnsi="Arial" w:cs="Arial"/>
+          <w:szCs w:val="18"/>
+          <w:lang w:val="mk-MK"/>
+        </w:rPr>
+        <w:t xml:space="preserve"> </w:t>
+      </w:r>
+      <w:r>
+        <w:rPr>
+          <w:rFonts w:ascii="Arial" w:hAnsi="Arial" w:cs="Arial"/>
+          <w:szCs w:val="18"/>
+          <w:lang w:val="mk-MK"/>
+        </w:rPr>
+        <w:t>излезен</w:t>
+      </w:r>
+      <w:r>
+        <w:rPr>
+          <w:rFonts w:ascii="Arial" w:hAnsi="Arial" w:cs="Arial"/>
+          <w:szCs w:val="18"/>
+          <w:lang w:val="mk-MK"/>
+        </w:rPr>
+        <w:t xml:space="preserve"> слој. Го тренираме агентот и на секои 50 епи</w:t>
+      </w:r>
+      <w:r>
+        <w:rPr>
+          <w:rFonts w:ascii="Arial" w:hAnsi="Arial" w:cs="Arial"/>
+          <w:szCs w:val="18"/>
+          <w:lang w:val="mk-MK"/>
+        </w:rPr>
+        <w:t>з</w:t>
+      </w:r>
+      <w:r>
+        <w:rPr>
+          <w:rFonts w:ascii="Arial" w:hAnsi="Arial" w:cs="Arial"/>
+          <w:szCs w:val="18"/>
+          <w:lang w:val="mk-MK"/>
+        </w:rPr>
+        <w:t xml:space="preserve">оди го чуваме искуството до тогаш што научил. </w:t>
+      </w:r>
+      <w:r>
+        <w:rPr>
+          <w:rFonts w:ascii="Arial" w:hAnsi="Arial" w:cs="Arial"/>
+          <w:szCs w:val="18"/>
+          <w:lang w:val="mk-MK"/>
+        </w:rPr>
+        <w:t xml:space="preserve">Овие искуства ги зачувуваме во посебна папка од каде можеме во секој момен </w:t>
+      </w:r>
+      <w:r>
+        <w:rPr>
+          <w:rFonts w:ascii="Arial" w:hAnsi="Arial" w:cs="Arial"/>
+          <w:szCs w:val="18"/>
+          <w:lang w:val="mk-MK"/>
+        </w:rPr>
+        <w:t>да</w:t>
+      </w:r>
+      <w:r>
+        <w:rPr>
+          <w:rFonts w:ascii="Arial" w:hAnsi="Arial" w:cs="Arial"/>
+          <w:szCs w:val="18"/>
+          <w:lang w:val="mk-MK"/>
+        </w:rPr>
+        <w:t xml:space="preserve"> видиме</w:t>
+      </w:r>
+      <w:r>
+        <w:rPr>
+          <w:rFonts w:ascii="Arial" w:hAnsi="Arial" w:cs="Arial"/>
+          <w:szCs w:val="18"/>
+          <w:lang w:val="mk-MK"/>
+        </w:rPr>
+        <w:t xml:space="preserve"> како агентот научил да игра. </w:t>
+      </w:r>
+    </w:p>
+    <w:p>
+      <w:pPr>
+        <w:rPr>
+          <w:rFonts w:ascii="Arial" w:hAnsi="Arial" w:cs="Arial"/>
+          <w:szCs w:val="18"/>
+        </w:rPr>
+      </w:pPr>
+      <w:r>
+        <w:rPr>
+          <w:rFonts w:ascii="Arial" w:hAnsi="Arial" w:cs="Arial"/>
+          <w:szCs w:val="18"/>
+          <w:lang w:val="mk-MK"/>
+        </w:rPr>
+        <w:t>Првично тре</w:t>
+      </w:r>
+      <w:r>
+        <w:rPr>
+          <w:rFonts w:ascii="Arial" w:hAnsi="Arial" w:cs="Arial"/>
+          <w:szCs w:val="18"/>
+          <w:lang w:val="mk-MK"/>
+        </w:rPr>
+        <w:t>н</w:t>
+      </w:r>
+      <w:r>
+        <w:rPr>
+          <w:rFonts w:ascii="Arial" w:hAnsi="Arial" w:cs="Arial"/>
+          <w:szCs w:val="18"/>
+          <w:lang w:val="mk-MK"/>
+        </w:rPr>
+        <w:t xml:space="preserve">ирањето го направив на тој начин што и двата агента истовремено користат </w:t>
+      </w:r>
+      <w:r>
+        <w:rPr>
+          <w:rFonts w:ascii="Arial" w:hAnsi="Arial" w:cs="Arial"/>
+          <w:szCs w:val="18"/>
+        </w:rPr>
+        <w:t>Double DQN</w:t>
+      </w:r>
+      <w:r>
+        <w:rPr>
+          <w:rFonts w:ascii="Arial" w:hAnsi="Arial" w:cs="Arial"/>
+          <w:szCs w:val="18"/>
+          <w:lang w:val="mk-MK"/>
+        </w:rPr>
+        <w:t>. Оваа имаше проблем со тоа што резултатите беа добри, но по голем број на епизоди нашата мрежа колабираше и агентот избира пак само една акција. Потоа, т</w:t>
+      </w:r>
+      <w:r>
+        <w:rPr>
+          <w:rFonts w:ascii="Arial" w:hAnsi="Arial" w:cs="Arial"/>
+          <w:szCs w:val="18"/>
+          <w:lang w:val="mk-MK"/>
+        </w:rPr>
+        <w:t>ренирањето</w:t>
+      </w:r>
+      <w:r>
+        <w:rPr>
+          <w:rFonts w:ascii="Arial" w:hAnsi="Arial" w:cs="Arial"/>
+          <w:szCs w:val="18"/>
+          <w:lang w:val="mk-MK"/>
+        </w:rPr>
+        <w:t xml:space="preserve"> го изменив,</w:t>
+      </w:r>
+      <w:r>
+        <w:rPr>
+          <w:rFonts w:ascii="Arial" w:hAnsi="Arial" w:cs="Arial"/>
+          <w:szCs w:val="18"/>
+          <w:lang w:val="mk-MK"/>
+        </w:rPr>
+        <w:t xml:space="preserve"> едниот агент ја користи </w:t>
+      </w:r>
+      <w:r>
+        <w:rPr>
+          <w:rFonts w:ascii="Arial" w:hAnsi="Arial" w:cs="Arial"/>
+          <w:szCs w:val="18"/>
+        </w:rPr>
+        <w:t>Double DQN</w:t>
+      </w:r>
+      <w:r>
+        <w:rPr>
+          <w:rFonts w:ascii="Arial" w:hAnsi="Arial" w:cs="Arial"/>
+          <w:szCs w:val="18"/>
+          <w:lang w:val="mk-MK"/>
+        </w:rPr>
+        <w:t xml:space="preserve"> додека друг само случајно избира акции. Овој начин е многу подобар и мрежата многу подобро учи</w:t>
+      </w:r>
+      <w:r>
+        <w:rPr>
+          <w:rFonts w:ascii="Arial" w:hAnsi="Arial" w:cs="Arial"/>
+          <w:szCs w:val="18"/>
+          <w:lang w:val="mk-MK"/>
+        </w:rPr>
+        <w:t xml:space="preserve"> и најважно не колабираше </w:t>
+      </w:r>
+      <w:r>
+        <w:rPr>
+          <w:rFonts w:ascii="Arial" w:hAnsi="Arial" w:cs="Arial"/>
+          <w:szCs w:val="18"/>
+          <w:lang w:val="mk-MK"/>
+        </w:rPr>
+        <w:t xml:space="preserve">во однос на двата агента истовремено да користат </w:t>
+      </w:r>
+      <w:r>
+        <w:rPr>
+          <w:rFonts w:ascii="Arial" w:hAnsi="Arial" w:cs="Arial"/>
+          <w:szCs w:val="18"/>
+        </w:rPr>
+        <w:t>Double DQN.</w:t>
+      </w:r>
+      <w:r>
+        <w:rPr>
+          <w:rFonts w:ascii="Arial" w:hAnsi="Arial" w:cs="Arial"/>
+          <w:szCs w:val="18"/>
+          <w:lang w:val="mk-MK"/>
+        </w:rPr>
+        <w:t xml:space="preserve"> </w:t>
+      </w:r>
+      <w:r>
+        <w:rPr>
+          <w:rFonts w:ascii="Arial" w:hAnsi="Arial" w:cs="Arial"/>
+          <w:szCs w:val="18"/>
+          <w:lang w:val="mk-MK"/>
+        </w:rPr>
+        <w:t>Параметрите за тренирање се прикажани во табелата подолу.</w:t>
+      </w:r>
+    </w:p>
+    <w:tbl>
+      <w:tblPr>
+        <w:tblStyle w:val="GridTable2-Accent3"/>
+        <w:tblW w:w="0" w:type="auto"/>
+        <w:tblLook w:val="04A0" w:firstRow="1" w:lastRow="0" w:firstColumn="1" w:lastColumn="0" w:noHBand="0" w:noVBand="1"/>
+      </w:tblPr>
+      <w:tblGrid>
+        <w:gridCol w:w="4945"/>
+        <w:gridCol w:w="4950"/>
+      </w:tblGrid>
+      <w:tr>
+        <w:trPr>
+          <w:cnfStyle w:val="100000000000" w:firstRow="1" w:lastRow="0" w:firstColumn="0" w:lastColumn="0" w:oddVBand="0" w:evenVBand="0" w:oddHBand="0" w:evenHBand="0" w:firstRowFirstColumn="0" w:firstRowLastColumn="0" w:lastRowFirstColumn="0" w:lastRowLastColumn="0"/>
+        </w:trPr>
+        <w:tc>
+          <w:tcPr>
+            <w:cnfStyle w:val="001000000000" w:firstRow="0" w:lastRow="0" w:firstColumn="1" w:lastColumn="0" w:oddVBand="0" w:evenVBand="0" w:oddHBand="0" w:evenHBand="0" w:firstRowFirstColumn="0" w:firstRowLastColumn="0" w:lastRowFirstColumn="0" w:lastRowLastColumn="0"/>
+            <w:tcW w:w="4945" w:type="dxa"/>
+          </w:tcPr>
+          <w:p>
+            <w:pPr>
+              <w:spacing w:line="360" w:lineRule="auto"/>
+              <w:rPr>
+                <w:rFonts w:ascii="Arial" w:hAnsi="Arial" w:cs="Arial"/>
+                <w:szCs w:val="18"/>
+                <w:lang w:val="mk-MK"/>
+              </w:rPr>
+            </w:pPr>
+            <w:r>
+              <w:rPr>
+                <w:rFonts w:ascii="Arial" w:hAnsi="Arial" w:cs="Arial"/>
+                <w:szCs w:val="18"/>
+                <w:lang w:val="mk-MK"/>
+              </w:rPr>
+              <w:t>Хиперпараметар</w:t>
+            </w:r>
+          </w:p>
+        </w:tc>
+        <w:tc>
+          <w:tcPr>
+            <w:tcW w:w="4950" w:type="dxa"/>
+          </w:tcPr>
+          <w:p>
+            <w:pPr>
+              <w:spacing w:line="360" w:lineRule="auto"/>
+              <w:cnfStyle w:val="100000000000" w:firstRow="1" w:lastRow="0" w:firstColumn="0" w:lastColumn="0" w:oddVBand="0" w:evenVBand="0" w:oddHBand="0" w:evenHBand="0" w:firstRowFirstColumn="0" w:firstRowLastColumn="0" w:lastRowFirstColumn="0" w:lastRowLastColumn="0"/>
+              <w:rPr>
+                <w:rFonts w:ascii="Arial" w:hAnsi="Arial" w:cs="Arial"/>
+                <w:szCs w:val="18"/>
+                <w:lang w:val="mk-MK"/>
+              </w:rPr>
+            </w:pPr>
+            <w:r>
+              <w:rPr>
+                <w:rFonts w:ascii="Arial" w:hAnsi="Arial" w:cs="Arial"/>
+                <w:szCs w:val="18"/>
+                <w:lang w:val="mk-MK"/>
+              </w:rPr>
+              <w:t>Вредност</w:t>
+            </w:r>
+          </w:p>
+        </w:tc>
+      </w:tr>
+      <w:tr>
+        <w:trPr>
+          <w:cnfStyle w:val="000000100000" w:firstRow="0" w:lastRow="0" w:firstColumn="0" w:lastColumn="0" w:oddVBand="0" w:evenVBand="0" w:oddHBand="1" w:evenHBand="0" w:firstRowFirstColumn="0" w:firstRowLastColumn="0" w:lastRowFirstColumn="0" w:lastRowLastColumn="0"/>
+        </w:trPr>
+        <w:tc>
+          <w:tcPr>
+            <w:cnfStyle w:val="001000000000" w:firstRow="0" w:lastRow="0" w:firstColumn="1" w:lastColumn="0" w:oddVBand="0" w:evenVBand="0" w:oddHBand="0" w:evenHBand="0" w:firstRowFirstColumn="0" w:firstRowLastColumn="0" w:lastRowFirstColumn="0" w:lastRowLastColumn="0"/>
+            <w:tcW w:w="4945" w:type="dxa"/>
+          </w:tcPr>
+          <w:p>
+            <w:pPr>
+              <w:spacing w:line="276" w:lineRule="auto"/>
+              <w:rPr>
+                <w:rFonts w:ascii="Arial" w:hAnsi="Arial" w:cs="Arial"/>
+                <w:b w:val="0"/>
+                <w:bCs w:val="0"/>
+                <w:szCs w:val="18"/>
+                <w:lang w:val="mk-MK"/>
+              </w:rPr>
+            </w:pPr>
+            <w:r>
+              <w:rPr>
+                <w:rFonts w:ascii="Arial" w:hAnsi="Arial" w:cs="Arial"/>
+                <w:b w:val="0"/>
+                <w:bCs w:val="0"/>
+                <w:szCs w:val="18"/>
+                <w:lang w:val="mk-MK"/>
+              </w:rPr>
+              <w:t>Максимален број на чекори по епизода</w:t>
+            </w:r>
+          </w:p>
+        </w:tc>
+        <w:tc>
+          <w:tcPr>
+            <w:tcW w:w="4950" w:type="dxa"/>
+          </w:tcPr>
+          <w:p>
+            <w:pPr>
+              <w:spacing w:line="276" w:lineRule="auto"/>
+              <w:cnfStyle w:val="000000100000" w:firstRow="0" w:lastRow="0" w:firstColumn="0" w:lastColumn="0" w:oddVBand="0" w:evenVBand="0" w:oddHBand="1" w:evenHBand="0" w:firstRowFirstColumn="0" w:firstRowLastColumn="0" w:lastRowFirstColumn="0" w:lastRowLastColumn="0"/>
+              <w:rPr>
+                <w:rFonts w:ascii="Arial" w:hAnsi="Arial" w:cs="Arial"/>
+                <w:szCs w:val="18"/>
+                <w:lang w:val="mk-MK"/>
+              </w:rPr>
+            </w:pPr>
+            <w:r>
+              <w:rPr>
+                <w:rFonts w:ascii="Arial" w:hAnsi="Arial" w:cs="Arial"/>
+                <w:szCs w:val="18"/>
+                <w:lang w:val="mk-MK"/>
+              </w:rPr>
+              <w:t>2000</w:t>
+            </w:r>
+          </w:p>
+        </w:tc>
+      </w:tr>
+      <w:tr>
+        <w:tc>
+          <w:tcPr>
+            <w:cnfStyle w:val="001000000000" w:firstRow="0" w:lastRow="0" w:firstColumn="1" w:lastColumn="0" w:oddVBand="0" w:evenVBand="0" w:oddHBand="0" w:evenHBand="0" w:firstRowFirstColumn="0" w:firstRowLastColumn="0" w:lastRowFirstColumn="0" w:lastRowLastColumn="0"/>
+            <w:tcW w:w="4945" w:type="dxa"/>
+          </w:tcPr>
+          <w:p>
+            <w:pPr>
+              <w:tabs>
+                <w:tab w:val="left" w:pos="933"/>
+              </w:tabs>
+              <w:spacing w:line="276" w:lineRule="auto"/>
+              <w:rPr>
+                <w:rFonts w:ascii="Arial" w:hAnsi="Arial" w:cs="Arial"/>
+                <w:b w:val="0"/>
+                <w:bCs w:val="0"/>
+                <w:szCs w:val="18"/>
+                <w:lang w:val="mk-MK"/>
+              </w:rPr>
+            </w:pPr>
+            <w:r>
+              <w:rPr>
+                <w:rFonts w:ascii="Arial" w:hAnsi="Arial" w:cs="Arial"/>
+                <w:b w:val="0"/>
+                <w:bCs w:val="0"/>
+                <w:szCs w:val="18"/>
+                <w:lang w:val="mk-MK"/>
+              </w:rPr>
+              <w:t>Ажурирање на target мрежата</w:t>
+            </w:r>
+          </w:p>
+        </w:tc>
+        <w:tc>
+          <w:tcPr>
+            <w:tcW w:w="4950" w:type="dxa"/>
+          </w:tcPr>
+          <w:p>
+            <w:pPr>
+              <w:spacing w:line="276" w:lineRule="auto"/>
+              <w:cnfStyle w:val="000000000000" w:firstRow="0" w:lastRow="0" w:firstColumn="0" w:lastColumn="0" w:oddVBand="0" w:evenVBand="0" w:oddHBand="0" w:evenHBand="0" w:firstRowFirstColumn="0" w:firstRowLastColumn="0" w:lastRowFirstColumn="0" w:lastRowLastColumn="0"/>
+              <w:rPr>
+                <w:rFonts w:ascii="Arial" w:hAnsi="Arial" w:cs="Arial"/>
+                <w:szCs w:val="18"/>
+                <w:lang w:val="mk-MK"/>
+              </w:rPr>
+            </w:pPr>
+            <w:r>
+              <w:rPr>
+                <w:rFonts w:ascii="Arial" w:hAnsi="Arial" w:cs="Arial"/>
+                <w:szCs w:val="18"/>
+                <w:lang w:val="mk-MK"/>
+              </w:rPr>
+              <w:t>на секои 2000 чекори</w:t>
+            </w:r>
+          </w:p>
+        </w:tc>
+      </w:tr>
+      <w:tr>
+        <w:trPr>
+          <w:cnfStyle w:val="000000100000" w:firstRow="0" w:lastRow="0" w:firstColumn="0" w:lastColumn="0" w:oddVBand="0" w:evenVBand="0" w:oddHBand="1" w:evenHBand="0" w:firstRowFirstColumn="0" w:firstRowLastColumn="0" w:lastRowFirstColumn="0" w:lastRowLastColumn="0"/>
+        </w:trPr>
+        <w:tc>
+          <w:tcPr>
+            <w:cnfStyle w:val="001000000000" w:firstRow="0" w:lastRow="0" w:firstColumn="1" w:lastColumn="0" w:oddVBand="0" w:evenVBand="0" w:oddHBand="0" w:evenHBand="0" w:firstRowFirstColumn="0" w:firstRowLastColumn="0" w:lastRowFirstColumn="0" w:lastRowLastColumn="0"/>
+            <w:tcW w:w="4945" w:type="dxa"/>
+          </w:tcPr>
+          <w:p>
+            <w:pPr>
+              <w:spacing w:line="276" w:lineRule="auto"/>
+              <w:rPr>
+                <w:rFonts w:ascii="Arial" w:hAnsi="Arial" w:cs="Arial"/>
+                <w:b w:val="0"/>
+                <w:bCs w:val="0"/>
+                <w:szCs w:val="18"/>
+                <w:lang w:val="mk-MK"/>
+              </w:rPr>
+            </w:pPr>
+            <w:r>
+              <w:rPr>
+                <w:rFonts w:ascii="Arial" w:hAnsi="Arial" w:cs="Arial"/>
+                <w:b w:val="0"/>
+                <w:bCs w:val="0"/>
+                <w:szCs w:val="18"/>
+                <w:lang w:val="mk-MK"/>
+              </w:rPr>
+              <w:t>Фреквенција на тренирање</w:t>
+            </w:r>
+          </w:p>
+        </w:tc>
+        <w:tc>
+          <w:tcPr>
+            <w:tcW w:w="4950" w:type="dxa"/>
+          </w:tcPr>
+          <w:p>
+            <w:pPr>
+              <w:spacing w:line="276" w:lineRule="auto"/>
+              <w:cnfStyle w:val="000000100000" w:firstRow="0" w:lastRow="0" w:firstColumn="0" w:lastColumn="0" w:oddVBand="0" w:evenVBand="0" w:oddHBand="1" w:evenHBand="0" w:firstRowFirstColumn="0" w:firstRowLastColumn="0" w:lastRowFirstColumn="0" w:lastRowLastColumn="0"/>
+              <w:rPr>
+                <w:rFonts w:ascii="Arial" w:hAnsi="Arial" w:cs="Arial"/>
+                <w:szCs w:val="18"/>
+                <w:lang w:val="mk-MK"/>
+              </w:rPr>
+            </w:pPr>
+            <w:r>
+              <w:rPr>
+                <w:rFonts w:ascii="Arial" w:hAnsi="Arial" w:cs="Arial"/>
+                <w:szCs w:val="18"/>
+                <w:lang w:val="mk-MK"/>
+              </w:rPr>
+              <w:t>на секои 16 чекори</w:t>
+            </w:r>
+          </w:p>
+        </w:tc>
+      </w:tr>
+      <w:tr>
+        <w:tc>
+          <w:tcPr>
+            <w:cnfStyle w:val="001000000000" w:firstRow="0" w:lastRow="0" w:firstColumn="1" w:lastColumn="0" w:oddVBand="0" w:evenVBand="0" w:oddHBand="0" w:evenHBand="0" w:firstRowFirstColumn="0" w:firstRowLastColumn="0" w:lastRowFirstColumn="0" w:lastRowLastColumn="0"/>
+            <w:tcW w:w="4945" w:type="dxa"/>
+          </w:tcPr>
+          <w:p>
+            <w:pPr>
+              <w:spacing w:line="276" w:lineRule="auto"/>
+              <w:rPr>
+                <w:rFonts w:ascii="Arial" w:hAnsi="Arial" w:cs="Arial"/>
+                <w:b w:val="0"/>
+                <w:bCs w:val="0"/>
+                <w:szCs w:val="18"/>
+                <w:lang w:val="mk-MK"/>
+              </w:rPr>
+            </w:pPr>
+            <w:r>
+              <w:rPr>
+                <w:rFonts w:ascii="Arial" w:hAnsi="Arial" w:cs="Arial"/>
+                <w:b w:val="0"/>
+                <w:bCs w:val="0"/>
+                <w:szCs w:val="18"/>
+                <w:lang w:val="mk-MK"/>
+              </w:rPr>
+              <w:t>Минимална големина на меморијата пред почеток на тренирањето</w:t>
+            </w:r>
+          </w:p>
+        </w:tc>
+        <w:tc>
+          <w:tcPr>
+            <w:tcW w:w="4950" w:type="dxa"/>
+          </w:tcPr>
+          <w:p>
+            <w:pPr>
+              <w:spacing w:line="276" w:lineRule="auto"/>
+              <w:cnfStyle w:val="000000000000" w:firstRow="0" w:lastRow="0" w:firstColumn="0" w:lastColumn="0" w:oddVBand="0" w:evenVBand="0" w:oddHBand="0" w:evenHBand="0" w:firstRowFirstColumn="0" w:firstRowLastColumn="0" w:lastRowFirstColumn="0" w:lastRowLastColumn="0"/>
+              <w:rPr>
+                <w:rFonts w:ascii="Arial" w:hAnsi="Arial" w:cs="Arial"/>
+                <w:szCs w:val="18"/>
+                <w:lang w:val="mk-MK"/>
+              </w:rPr>
+            </w:pPr>
+            <w:r>
+              <w:rPr>
+                <w:rFonts w:ascii="Arial" w:hAnsi="Arial" w:cs="Arial"/>
+                <w:szCs w:val="18"/>
+                <w:lang w:val="mk-MK"/>
+              </w:rPr>
+              <w:t>10 000</w:t>
+            </w:r>
+          </w:p>
+        </w:tc>
+      </w:tr>
+      <w:tr>
+        <w:trPr>
+          <w:cnfStyle w:val="000000100000" w:firstRow="0" w:lastRow="0" w:firstColumn="0" w:lastColumn="0" w:oddVBand="0" w:evenVBand="0" w:oddHBand="1" w:evenHBand="0" w:firstRowFirstColumn="0" w:firstRowLastColumn="0" w:lastRowFirstColumn="0" w:lastRowLastColumn="0"/>
+        </w:trPr>
+        <w:tc>
+          <w:tcPr>
+            <w:cnfStyle w:val="001000000000" w:firstRow="0" w:lastRow="0" w:firstColumn="1" w:lastColumn="0" w:oddVBand="0" w:evenVBand="0" w:oddHBand="0" w:evenHBand="0" w:firstRowFirstColumn="0" w:firstRowLastColumn="0" w:lastRowFirstColumn="0" w:lastRowLastColumn="0"/>
+            <w:tcW w:w="4945" w:type="dxa"/>
+          </w:tcPr>
+          <w:p>
+            <w:pPr>
+              <w:spacing w:line="276" w:lineRule="auto"/>
+              <w:rPr>
+                <w:rFonts w:ascii="Arial" w:hAnsi="Arial" w:cs="Arial"/>
+                <w:b w:val="0"/>
+                <w:bCs w:val="0"/>
+                <w:szCs w:val="18"/>
+                <w:lang w:val="mk-MK"/>
+              </w:rPr>
+            </w:pPr>
+            <w:r>
+              <w:rPr>
+                <w:rFonts w:ascii="Arial" w:hAnsi="Arial" w:cs="Arial"/>
+                <w:b w:val="0"/>
+                <w:bCs w:val="0"/>
+                <w:szCs w:val="18"/>
+                <w:lang w:val="mk-MK"/>
+              </w:rPr>
+              <w:t>Epsilon</w:t>
+            </w:r>
+          </w:p>
+        </w:tc>
+        <w:tc>
+          <w:tcPr>
+            <w:tcW w:w="4950" w:type="dxa"/>
+          </w:tcPr>
+          <w:p>
+            <w:pPr>
+              <w:spacing w:line="276" w:lineRule="auto"/>
+              <w:cnfStyle w:val="000000100000" w:firstRow="0" w:lastRow="0" w:firstColumn="0" w:lastColumn="0" w:oddVBand="0" w:evenVBand="0" w:oddHBand="1" w:evenHBand="0" w:firstRowFirstColumn="0" w:firstRowLastColumn="0" w:lastRowFirstColumn="0" w:lastRowLastColumn="0"/>
+              <w:rPr>
+                <w:rFonts w:ascii="Arial" w:hAnsi="Arial" w:cs="Arial"/>
+                <w:szCs w:val="18"/>
+                <w:lang w:val="mk-MK"/>
+              </w:rPr>
+            </w:pPr>
+            <w:r>
+              <w:rPr>
+                <w:rFonts w:ascii="Arial" w:hAnsi="Arial" w:cs="Arial"/>
+                <w:szCs w:val="18"/>
+                <w:lang w:val="mk-MK"/>
+              </w:rPr>
+              <w:t>започнува од 1.0 и опаѓа со фактор 0.999997 на секој чекор</w:t>
+            </w:r>
+          </w:p>
+        </w:tc>
+      </w:tr>
+    </w:tbl>
+    <w:p>
+      <w:pPr>
+        <w:rPr>
+          <w:rFonts w:ascii="Arial" w:hAnsi="Arial" w:cs="Arial"/>
+          <w:szCs w:val="18"/>
+          <w:lang w:val="mk-MK"/>
+        </w:rPr>
+      </w:pPr>
+    </w:p>
+    <w:p>
+      <w:pPr>
+        <w:rPr>
+          <w:rFonts w:ascii="Arial" w:hAnsi="Arial" w:cs="Arial"/>
+          <w:szCs w:val="18"/>
+          <w:lang w:val="mk-MK"/>
+        </w:rPr>
+      </w:pPr>
+      <w:r>
+        <w:rPr>
+          <w:rFonts w:ascii="Arial" w:hAnsi="Arial" w:cs="Arial"/>
+          <w:b/>
+          <w:bCs/>
+          <w:szCs w:val="18"/>
+          <w:lang w:val="mk-MK"/>
+        </w:rPr>
+        <w:t>Агент со претходно тренирана мрежа</w:t>
+      </w:r>
+      <w:r>
+        <w:rPr>
+          <w:rFonts w:ascii="Arial" w:hAnsi="Arial" w:cs="Arial"/>
+          <w:szCs w:val="18"/>
+          <w:lang w:val="mk-MK"/>
+        </w:rPr>
+        <w:t xml:space="preserve">. </w:t>
+      </w:r>
+      <w:r>
+        <w:rPr>
+          <w:rFonts w:ascii="Arial" w:hAnsi="Arial" w:cs="Arial"/>
+          <w:szCs w:val="18"/>
+          <w:lang w:val="mk-MK"/>
+        </w:rPr>
+        <w:t xml:space="preserve">Се одлучив да користам </w:t>
+      </w:r>
+      <w:r>
+        <w:rPr>
+          <w:rFonts w:ascii="Arial" w:hAnsi="Arial" w:cs="Arial"/>
+          <w:szCs w:val="18"/>
+        </w:rPr>
+        <w:t>ResNet-18</w:t>
+      </w:r>
+      <w:r>
+        <w:rPr>
+          <w:rFonts w:ascii="Arial" w:hAnsi="Arial" w:cs="Arial"/>
+          <w:szCs w:val="18"/>
+          <w:lang w:val="mk-MK"/>
+        </w:rPr>
+        <w:t xml:space="preserve"> архитектура. За да ја оспособам стандардната </w:t>
+      </w:r>
+      <w:proofErr w:type="spellStart"/>
+      <w:r>
+        <w:rPr>
+          <w:rFonts w:ascii="Arial" w:hAnsi="Arial" w:cs="Arial"/>
+          <w:szCs w:val="18"/>
+        </w:rPr>
+        <w:t>ResNet</w:t>
+      </w:r>
+      <w:proofErr w:type="spellEnd"/>
+      <w:r>
+        <w:rPr>
+          <w:rFonts w:ascii="Arial" w:hAnsi="Arial" w:cs="Arial"/>
+          <w:szCs w:val="18"/>
+          <w:lang w:val="mk-MK"/>
+        </w:rPr>
+        <w:t xml:space="preserve"> мрежа на нашата </w:t>
+      </w:r>
+      <w:r>
+        <w:rPr>
+          <w:rFonts w:ascii="Arial" w:hAnsi="Arial" w:cs="Arial"/>
+          <w:szCs w:val="18"/>
+          <w:lang w:val="mk-MK"/>
+        </w:rPr>
+        <w:t>околина</w:t>
+      </w:r>
+      <w:r>
+        <w:rPr>
+          <w:rFonts w:ascii="Arial" w:hAnsi="Arial" w:cs="Arial"/>
+          <w:szCs w:val="18"/>
+        </w:rPr>
+        <w:t>,</w:t>
+      </w:r>
+      <w:r>
+        <w:rPr>
+          <w:rFonts w:ascii="Arial" w:hAnsi="Arial" w:cs="Arial"/>
+          <w:szCs w:val="18"/>
+          <w:lang w:val="mk-MK"/>
+        </w:rPr>
+        <w:t xml:space="preserve"> јас го модифицирав почетниот </w:t>
+      </w:r>
+      <w:r>
+        <w:rPr>
+          <w:rFonts w:ascii="Arial" w:hAnsi="Arial" w:cs="Arial"/>
+          <w:szCs w:val="18"/>
+        </w:rPr>
+        <w:t>Conv2d</w:t>
+      </w:r>
+      <w:r>
+        <w:rPr>
+          <w:rFonts w:ascii="Arial" w:hAnsi="Arial" w:cs="Arial"/>
+          <w:szCs w:val="18"/>
+          <w:lang w:val="mk-MK"/>
+        </w:rPr>
+        <w:t xml:space="preserve"> слој да прифаќа 4 </w:t>
+      </w:r>
+      <w:r>
+        <w:rPr>
+          <w:rFonts w:ascii="Arial" w:hAnsi="Arial" w:cs="Arial"/>
+          <w:szCs w:val="18"/>
+          <w:lang w:val="mk-MK"/>
+        </w:rPr>
+        <w:t xml:space="preserve">канали </w:t>
+      </w:r>
+      <w:r>
+        <w:rPr>
+          <w:rFonts w:ascii="Arial" w:hAnsi="Arial" w:cs="Arial"/>
+          <w:szCs w:val="18"/>
+          <w:lang w:val="mk-MK"/>
+        </w:rPr>
+        <w:t xml:space="preserve">наспроти </w:t>
+      </w:r>
+      <w:r>
+        <w:rPr>
+          <w:rFonts w:ascii="Arial" w:hAnsi="Arial" w:cs="Arial"/>
+          <w:szCs w:val="18"/>
+          <w:lang w:val="mk-MK"/>
+        </w:rPr>
+        <w:t>стандардните</w:t>
+      </w:r>
+      <w:r>
+        <w:rPr>
+          <w:rFonts w:ascii="Arial" w:hAnsi="Arial" w:cs="Arial"/>
+          <w:szCs w:val="18"/>
+          <w:lang w:val="mk-MK"/>
+        </w:rPr>
+        <w:t xml:space="preserve"> 3. Дополнително, јас го заменив последниот слој со свој </w:t>
+      </w:r>
+      <w:r>
+        <w:rPr>
+          <w:rFonts w:ascii="Arial" w:hAnsi="Arial" w:cs="Arial"/>
+          <w:szCs w:val="18"/>
+        </w:rPr>
+        <w:t>Linear</w:t>
+      </w:r>
+      <w:r>
+        <w:rPr>
+          <w:rFonts w:ascii="Arial" w:hAnsi="Arial" w:cs="Arial"/>
+          <w:szCs w:val="18"/>
+          <w:lang w:val="mk-MK"/>
+        </w:rPr>
+        <w:t xml:space="preserve"> слој кој подржува</w:t>
+      </w:r>
+      <w:r>
+        <w:rPr>
+          <w:rFonts w:ascii="Arial" w:hAnsi="Arial" w:cs="Arial"/>
+          <w:szCs w:val="18"/>
+          <w:lang w:val="mk-MK"/>
+        </w:rPr>
+        <w:t xml:space="preserve"> </w:t>
+      </w:r>
+      <w:r>
+        <w:rPr>
+          <w:rFonts w:ascii="Arial" w:hAnsi="Arial" w:cs="Arial"/>
+          <w:szCs w:val="18"/>
+          <w:lang w:val="mk-MK"/>
+        </w:rPr>
+        <w:t>18 излези (18 акции).</w:t>
+      </w:r>
+    </w:p>
+    <w:p>
+      <w:pPr>
+        <w:rPr>
+          <w:rFonts w:ascii="Arial" w:hAnsi="Arial" w:cs="Arial"/>
+          <w:szCs w:val="18"/>
+          <w:lang w:val="mk-MK"/>
+        </w:rPr>
+      </w:pPr>
+      <w:r>
+        <w:rPr>
+          <w:rFonts w:ascii="Arial" w:hAnsi="Arial" w:cs="Arial"/>
+          <w:szCs w:val="18"/>
+          <w:lang w:val="mk-MK"/>
+        </w:rPr>
+        <w:t>На почетоткот, тренирањето на оваа мрежа беше предизвикувачк</w:t>
+      </w:r>
+      <w:r>
+        <w:rPr>
+          <w:rFonts w:ascii="Arial" w:hAnsi="Arial" w:cs="Arial"/>
+          <w:szCs w:val="18"/>
+          <w:lang w:val="mk-MK"/>
+        </w:rPr>
+        <w:t>о</w:t>
+      </w:r>
+      <w:r>
+        <w:rPr>
+          <w:rFonts w:ascii="Arial" w:hAnsi="Arial" w:cs="Arial"/>
+          <w:szCs w:val="18"/>
+          <w:lang w:val="mk-MK"/>
+        </w:rPr>
+        <w:t xml:space="preserve"> бидејќи тренирањето ги пребришува веќе постигнатите тежини. Ова предизвикува</w:t>
+      </w:r>
+      <w:r>
+        <w:rPr>
+          <w:rFonts w:ascii="Arial" w:hAnsi="Arial" w:cs="Arial"/>
+          <w:szCs w:val="18"/>
+          <w:lang w:val="mk-MK"/>
+        </w:rPr>
+        <w:t>ше</w:t>
+      </w:r>
+      <w:r>
+        <w:rPr>
+          <w:rFonts w:ascii="Arial" w:hAnsi="Arial" w:cs="Arial"/>
+          <w:szCs w:val="18"/>
+          <w:lang w:val="mk-MK"/>
+        </w:rPr>
+        <w:t xml:space="preserve"> се пре</w:t>
+      </w:r>
+      <w:r>
+        <w:rPr>
+          <w:rFonts w:ascii="Arial" w:hAnsi="Arial" w:cs="Arial"/>
+          <w:szCs w:val="18"/>
+          <w:lang w:val="mk-MK"/>
+        </w:rPr>
+        <w:t>т</w:t>
+      </w:r>
+      <w:r>
+        <w:rPr>
+          <w:rFonts w:ascii="Arial" w:hAnsi="Arial" w:cs="Arial"/>
+          <w:szCs w:val="18"/>
+          <w:lang w:val="mk-MK"/>
+        </w:rPr>
+        <w:t xml:space="preserve">ходно што научила </w:t>
+      </w:r>
+      <w:proofErr w:type="spellStart"/>
+      <w:r>
+        <w:rPr>
+          <w:rFonts w:ascii="Arial" w:hAnsi="Arial" w:cs="Arial"/>
+          <w:szCs w:val="18"/>
+        </w:rPr>
+        <w:t>ResNet</w:t>
+      </w:r>
+      <w:proofErr w:type="spellEnd"/>
+      <w:r>
+        <w:rPr>
+          <w:rFonts w:ascii="Arial" w:hAnsi="Arial" w:cs="Arial"/>
+          <w:szCs w:val="18"/>
+        </w:rPr>
+        <w:t xml:space="preserve"> </w:t>
+      </w:r>
+      <w:r>
+        <w:rPr>
+          <w:rFonts w:ascii="Arial" w:hAnsi="Arial" w:cs="Arial"/>
+          <w:szCs w:val="18"/>
+          <w:lang w:val="mk-MK"/>
+        </w:rPr>
+        <w:t>мрежа да заборави</w:t>
+      </w:r>
+      <w:r>
+        <w:rPr>
+          <w:rFonts w:ascii="Arial" w:hAnsi="Arial" w:cs="Arial"/>
+          <w:szCs w:val="18"/>
+          <w:lang w:val="mk-MK"/>
+        </w:rPr>
+        <w:t xml:space="preserve"> и агентот колабираше (бираше само една акција и само таа ја прави цело време)</w:t>
+      </w:r>
+      <w:r>
+        <w:rPr>
+          <w:rFonts w:ascii="Arial" w:hAnsi="Arial" w:cs="Arial"/>
+          <w:szCs w:val="18"/>
+          <w:lang w:val="mk-MK"/>
+        </w:rPr>
+        <w:t xml:space="preserve">. </w:t>
+      </w:r>
+      <w:r>
+        <w:rPr>
+          <w:rFonts w:ascii="Arial" w:hAnsi="Arial" w:cs="Arial"/>
+          <w:szCs w:val="18"/>
+          <w:lang w:val="mk-MK"/>
+        </w:rPr>
+        <w:t>Со самото оваа кога те</w:t>
+      </w:r>
+      <w:r>
+        <w:rPr>
+          <w:rFonts w:ascii="Arial" w:hAnsi="Arial" w:cs="Arial"/>
+          <w:szCs w:val="18"/>
+          <w:lang w:val="mk-MK"/>
+        </w:rPr>
+        <w:t>ж</w:t>
+      </w:r>
+      <w:r>
+        <w:rPr>
+          <w:rFonts w:ascii="Arial" w:hAnsi="Arial" w:cs="Arial"/>
+          <w:szCs w:val="18"/>
+          <w:lang w:val="mk-MK"/>
+        </w:rPr>
+        <w:t xml:space="preserve">ините ќе се пребришат ние всушност пак користиме </w:t>
+      </w:r>
+      <w:r>
+        <w:rPr>
+          <w:rFonts w:ascii="Arial" w:hAnsi="Arial" w:cs="Arial"/>
+          <w:szCs w:val="18"/>
+        </w:rPr>
+        <w:t>DQN</w:t>
+      </w:r>
+      <w:r>
+        <w:rPr>
+          <w:rFonts w:ascii="Arial" w:hAnsi="Arial" w:cs="Arial"/>
+          <w:szCs w:val="18"/>
+          <w:lang w:val="mk-MK"/>
+        </w:rPr>
+        <w:t xml:space="preserve"> мрежа но, ние сакаме овде да испробаме со </w:t>
+      </w:r>
+      <w:proofErr w:type="spellStart"/>
+      <w:r>
+        <w:rPr>
+          <w:rFonts w:ascii="Arial" w:hAnsi="Arial" w:cs="Arial"/>
+          <w:szCs w:val="18"/>
+        </w:rPr>
+        <w:t>ResNet</w:t>
+      </w:r>
+      <w:proofErr w:type="spellEnd"/>
+      <w:r>
+        <w:rPr>
+          <w:rFonts w:ascii="Arial" w:hAnsi="Arial" w:cs="Arial"/>
+          <w:szCs w:val="18"/>
+          <w:lang w:val="mk-MK"/>
+        </w:rPr>
+        <w:t xml:space="preserve"> архитектура. </w:t>
+      </w:r>
+      <w:r>
+        <w:rPr>
+          <w:rFonts w:ascii="Arial" w:hAnsi="Arial" w:cs="Arial"/>
+          <w:szCs w:val="18"/>
+          <w:lang w:val="mk-MK"/>
+        </w:rPr>
+        <w:t>Да го средам овој пробле</w:t>
+      </w:r>
+      <w:r>
+        <w:rPr>
+          <w:rFonts w:ascii="Arial" w:hAnsi="Arial" w:cs="Arial"/>
+          <w:szCs w:val="18"/>
+          <w:lang w:val="mk-MK"/>
+        </w:rPr>
+        <w:t>м, првин го замрзнав слојо</w:t>
+      </w:r>
+      <w:r>
+        <w:rPr>
+          <w:rFonts w:ascii="Arial" w:hAnsi="Arial" w:cs="Arial"/>
+          <w:szCs w:val="18"/>
+          <w:lang w:val="mk-MK"/>
+        </w:rPr>
+        <w:t>т</w:t>
+      </w:r>
+      <w:r>
+        <w:rPr>
+          <w:rFonts w:ascii="Arial" w:hAnsi="Arial" w:cs="Arial"/>
+          <w:szCs w:val="18"/>
+          <w:lang w:val="mk-MK"/>
+        </w:rPr>
+        <w:t xml:space="preserve"> 1 и слојот 2 за да не можат </w:t>
+      </w:r>
+      <w:r>
+        <w:rPr>
+          <w:rFonts w:ascii="Arial" w:hAnsi="Arial" w:cs="Arial"/>
+          <w:szCs w:val="18"/>
+          <w:lang w:val="mk-MK"/>
+        </w:rPr>
+        <w:t>тежините да се пребришат. Оваа донесе до подобрување но</w:t>
+      </w:r>
+      <w:r>
+        <w:rPr>
+          <w:rFonts w:ascii="Arial" w:hAnsi="Arial" w:cs="Arial"/>
+          <w:szCs w:val="18"/>
+          <w:lang w:val="mk-MK"/>
+        </w:rPr>
+        <w:t>,</w:t>
+      </w:r>
+      <w:r>
+        <w:rPr>
+          <w:rFonts w:ascii="Arial" w:hAnsi="Arial" w:cs="Arial"/>
+          <w:szCs w:val="18"/>
+          <w:lang w:val="mk-MK"/>
+        </w:rPr>
+        <w:t xml:space="preserve"> по неколку епизоди резултатот беше пак истиот. Па, </w:t>
+      </w:r>
+      <w:r>
+        <w:rPr>
+          <w:rFonts w:ascii="Arial" w:hAnsi="Arial" w:cs="Arial"/>
+          <w:szCs w:val="18"/>
+          <w:lang w:val="mk-MK"/>
+        </w:rPr>
+        <w:t>ги замрзнав слојот 1, слојот 2 и слојот 3 и добив одлични резултати наспороти пре</w:t>
+      </w:r>
+      <w:r>
+        <w:rPr>
+          <w:rFonts w:ascii="Arial" w:hAnsi="Arial" w:cs="Arial"/>
+          <w:szCs w:val="18"/>
+          <w:lang w:val="mk-MK"/>
+        </w:rPr>
+        <w:t>т</w:t>
+      </w:r>
+      <w:r>
+        <w:rPr>
+          <w:rFonts w:ascii="Arial" w:hAnsi="Arial" w:cs="Arial"/>
+          <w:szCs w:val="18"/>
+          <w:lang w:val="mk-MK"/>
+        </w:rPr>
+        <w:t xml:space="preserve">ходното што го направив. </w:t>
+      </w:r>
+      <w:r>
+        <w:rPr>
+          <w:rFonts w:ascii="Arial" w:hAnsi="Arial" w:cs="Arial"/>
+          <w:szCs w:val="18"/>
+          <w:lang w:val="mk-MK"/>
+        </w:rPr>
+        <w:t xml:space="preserve">Со оваа техника и со овие слоја сега не добив колабирање. </w:t>
+      </w:r>
+    </w:p>
+    <w:p>
+      <w:pPr>
+        <w:rPr>
+          <w:rFonts w:ascii="Arial" w:hAnsi="Arial" w:cs="Arial"/>
+          <w:szCs w:val="18"/>
+          <w:lang w:val="mk-MK"/>
+        </w:rPr>
+      </w:pPr>
+      <w:r>
+        <w:rPr>
+          <w:rFonts w:ascii="Arial" w:hAnsi="Arial" w:cs="Arial"/>
+          <w:szCs w:val="18"/>
+          <w:lang w:val="mk-MK"/>
+        </w:rPr>
+        <w:lastRenderedPageBreak/>
+        <w:t xml:space="preserve">Тренирањето овде се врши потполно исто како со </w:t>
+      </w:r>
+      <w:r>
+        <w:rPr>
+          <w:rFonts w:ascii="Arial" w:hAnsi="Arial" w:cs="Arial"/>
+          <w:b/>
+          <w:bCs/>
+          <w:szCs w:val="18"/>
+          <w:lang w:val="mk-MK"/>
+        </w:rPr>
+        <w:t>Агентот од нула</w:t>
+      </w:r>
+      <w:r>
+        <w:rPr>
+          <w:rFonts w:ascii="Arial" w:hAnsi="Arial" w:cs="Arial"/>
+          <w:szCs w:val="18"/>
+          <w:lang w:val="mk-MK"/>
+        </w:rPr>
+        <w:t xml:space="preserve">, со истите хиперпараметри (learning rate, фреквенција на тренирање, ажурирање на target мрежата, epsilon распоред) </w:t>
+      </w:r>
+      <w:r>
+        <w:rPr>
+          <w:rFonts w:ascii="Arial" w:hAnsi="Arial" w:cs="Arial"/>
+          <w:szCs w:val="18"/>
+          <w:lang w:val="mk-MK"/>
+        </w:rPr>
+        <w:t xml:space="preserve">прикажано погоре, </w:t>
+      </w:r>
+      <w:r>
+        <w:rPr>
+          <w:rFonts w:ascii="Arial" w:hAnsi="Arial" w:cs="Arial"/>
+          <w:szCs w:val="18"/>
+          <w:lang w:val="mk-MK"/>
+        </w:rPr>
+        <w:t>за фер споредба.</w:t>
+      </w:r>
+    </w:p>
+    <w:p>
+      <w:pPr>
+        <w:rPr>
+          <w:rFonts w:ascii="Arial" w:hAnsi="Arial" w:cs="Arial"/>
+          <w:szCs w:val="18"/>
+        </w:rPr>
+      </w:pPr>
+    </w:p>
+    <w:p>
+      <w:pPr>
         <w:rPr>
           <w:rFonts w:ascii="Arial" w:hAnsi="Arial" w:cs="Arial"/>
           <w:i/>
           <w:iCs/>
-          <w:sz w:val="24"/>
-          <w:szCs w:val="18"/>
-          <w:lang w:val="mk-MK"/>
-        </w:rPr>
-        <w:t>пис на агентите</w:t>
+          <w:sz w:val="28"/>
+          <w:szCs w:val="28"/>
+          <w:lang w:val="mk-MK"/>
+        </w:rPr>
+      </w:pPr>
+      <w:r>
+        <w:rPr>
+          <w:rFonts w:ascii="Arial" w:hAnsi="Arial" w:cs="Arial"/>
+          <w:sz w:val="28"/>
+          <w:szCs w:val="28"/>
+          <w:lang w:val="mk-MK"/>
+        </w:rPr>
+        <w:t>-</w:t>
+      </w:r>
+      <w:r>
+        <w:rPr>
+          <w:rFonts w:ascii="Arial" w:hAnsi="Arial" w:cs="Arial"/>
+          <w:i/>
+          <w:iCs/>
+          <w:sz w:val="28"/>
+          <w:szCs w:val="28"/>
+          <w:lang w:val="mk-MK"/>
+        </w:rPr>
+        <w:t xml:space="preserve"> Резултати</w:t>
       </w:r>
     </w:p>
     <w:p>
       <w:pPr>
-        <w:jc w:val="both"/>
-        <w:rPr>
-          <w:rFonts w:ascii="Arial" w:hAnsi="Arial" w:cs="Arial"/>
-          <w:szCs w:val="18"/>
-        </w:rPr>
-      </w:pPr>
-      <w:r>
-        <w:rPr>
-          <w:rFonts w:ascii="Arial" w:hAnsi="Arial" w:cs="Arial"/>
-          <w:szCs w:val="18"/>
-          <w:lang w:val="mk-MK"/>
-        </w:rPr>
-        <w:tab/>
-        <w:t>Наједноставно да се објасни оваа точка е да ја поделиме во неколку фази</w:t>
-      </w:r>
-      <w:r>
-        <w:rPr>
-          <w:rFonts w:ascii="Arial" w:hAnsi="Arial" w:cs="Arial"/>
-          <w:szCs w:val="18"/>
-        </w:rPr>
-        <w:t>:</w:t>
+        <w:rPr>
+          <w:rFonts w:ascii="Arial" w:hAnsi="Arial" w:cs="Arial"/>
+          <w:szCs w:val="18"/>
+        </w:rPr>
+      </w:pPr>
+      <w:r>
+        <w:rPr>
+          <w:rFonts w:ascii="Arial" w:hAnsi="Arial" w:cs="Arial"/>
+          <w:szCs w:val="18"/>
+          <w:lang w:val="mk-MK"/>
+        </w:rPr>
+        <w:t>Прво агентите ги тестирав со агент кој избира акции по</w:t>
+      </w:r>
+      <w:r>
+        <w:rPr>
+          <w:rFonts w:ascii="Arial" w:hAnsi="Arial" w:cs="Arial"/>
+          <w:szCs w:val="18"/>
+          <w:lang w:val="mk-MK"/>
+        </w:rPr>
+        <w:t xml:space="preserve"> случан избор и направив анализа и добив вакви резултати.</w:t>
       </w:r>
     </w:p>
     <w:p>
       <w:pPr>
-        <w:pStyle w:val="ListParagraph"/>
-        <w:numPr>
-          <w:ilvl w:val="0"/>
-          <w:numId w:val="23"/>
-        </w:numPr>
-        <w:jc w:val="both"/>
-        <w:rPr>
-          <w:rFonts w:ascii="Arial" w:hAnsi="Arial" w:cs="Arial"/>
-          <w:szCs w:val="18"/>
-        </w:rPr>
-      </w:pPr>
-      <w:r>
-        <w:rPr>
-          <w:rFonts w:ascii="Arial" w:hAnsi="Arial" w:cs="Arial"/>
-          <w:szCs w:val="18"/>
-          <w:lang w:val="mk-MK"/>
-        </w:rPr>
-        <w:t xml:space="preserve">Спремање на околината – Во оваа фаза се симнуваат потребните библиотеки и се подготвува </w:t>
-      </w:r>
-      <w:proofErr w:type="spellStart"/>
-      <w:r>
-        <w:rPr>
-          <w:rFonts w:ascii="Arial" w:hAnsi="Arial" w:cs="Arial"/>
-          <w:szCs w:val="18"/>
-        </w:rPr>
-        <w:t>WSL:Ubuntu</w:t>
-      </w:r>
-      <w:proofErr w:type="spellEnd"/>
-      <w:r>
-        <w:rPr>
-          <w:rFonts w:ascii="Arial" w:hAnsi="Arial" w:cs="Arial"/>
-          <w:szCs w:val="18"/>
-        </w:rPr>
-        <w:t xml:space="preserve"> </w:t>
-      </w:r>
-      <w:r>
-        <w:rPr>
-          <w:rFonts w:ascii="Arial" w:hAnsi="Arial" w:cs="Arial"/>
-          <w:szCs w:val="18"/>
-          <w:lang w:val="mk-MK"/>
-        </w:rPr>
-        <w:t xml:space="preserve">во </w:t>
-      </w:r>
-      <w:r>
-        <w:rPr>
-          <w:rFonts w:ascii="Arial" w:hAnsi="Arial" w:cs="Arial"/>
-          <w:szCs w:val="18"/>
-        </w:rPr>
-        <w:t>VS Code</w:t>
-      </w:r>
-      <w:r>
-        <w:rPr>
-          <w:rFonts w:ascii="Arial" w:hAnsi="Arial" w:cs="Arial"/>
-          <w:szCs w:val="18"/>
-          <w:lang w:val="mk-MK"/>
-        </w:rPr>
-        <w:t xml:space="preserve">. Со помош на </w:t>
-      </w:r>
-      <w:proofErr w:type="spellStart"/>
-      <w:r>
-        <w:rPr>
-          <w:rFonts w:ascii="Arial" w:hAnsi="Arial" w:cs="Arial"/>
-          <w:szCs w:val="18"/>
-        </w:rPr>
-        <w:t>WSL:Ubuntu</w:t>
-      </w:r>
-      <w:proofErr w:type="spellEnd"/>
-      <w:r>
-        <w:rPr>
-          <w:rFonts w:ascii="Arial" w:hAnsi="Arial" w:cs="Arial"/>
-          <w:szCs w:val="18"/>
-        </w:rPr>
-        <w:t xml:space="preserve"> </w:t>
-      </w:r>
-      <w:r>
-        <w:rPr>
-          <w:rFonts w:ascii="Arial" w:hAnsi="Arial" w:cs="Arial"/>
-          <w:szCs w:val="18"/>
-          <w:lang w:val="mk-MK"/>
-        </w:rPr>
-        <w:t>ние ќе можеме да ги симнеме сите потребни библиотеки, но ако не го користиме тогаш инсталацијата на библиотеките е многу потешка.</w:t>
-      </w:r>
-    </w:p>
-    <w:p>
-      <w:pPr>
-        <w:pStyle w:val="ListParagraph"/>
-        <w:numPr>
-          <w:ilvl w:val="0"/>
-          <w:numId w:val="23"/>
-        </w:numPr>
-        <w:jc w:val="both"/>
-        <w:rPr>
-          <w:rFonts w:ascii="Arial" w:hAnsi="Arial" w:cs="Arial"/>
-          <w:szCs w:val="18"/>
-        </w:rPr>
-      </w:pPr>
-      <w:r>
-        <w:rPr>
-          <w:rFonts w:ascii="Arial" w:hAnsi="Arial" w:cs="Arial"/>
-          <w:szCs w:val="18"/>
-          <w:lang w:val="mk-MK"/>
-        </w:rPr>
-        <w:t xml:space="preserve">Препроцесирање – </w:t>
-      </w:r>
-      <w:r>
-        <w:rPr>
-          <w:rFonts w:ascii="Arial" w:hAnsi="Arial" w:cs="Arial"/>
-          <w:szCs w:val="18"/>
-        </w:rPr>
-        <w:t>Atari Boxing Game</w:t>
-      </w:r>
-      <w:r>
-        <w:rPr>
-          <w:rFonts w:ascii="Arial" w:hAnsi="Arial" w:cs="Arial"/>
-          <w:szCs w:val="18"/>
-          <w:lang w:val="mk-MK"/>
-        </w:rPr>
-        <w:t xml:space="preserve"> околина е во вид на (210, 160, 3) и јас ја намалив на (84, 84, 1). Оваа го направив поради причината дека околината е многу голема и вака се намалува и се тргнуваат непотребните </w:t>
-      </w:r>
-      <w:r>
-        <w:rPr>
-          <w:rFonts w:ascii="Arial" w:hAnsi="Arial" w:cs="Arial"/>
-          <w:szCs w:val="18"/>
-        </w:rPr>
-        <w:t>RGB</w:t>
-      </w:r>
-      <w:r>
-        <w:rPr>
-          <w:rFonts w:ascii="Arial" w:hAnsi="Arial" w:cs="Arial"/>
-          <w:szCs w:val="18"/>
-          <w:lang w:val="mk-MK"/>
-        </w:rPr>
-        <w:t xml:space="preserve"> канали. Поради оваа намалување мрежата ќе се тренира многу побргу.</w:t>
-      </w:r>
-    </w:p>
-    <w:p>
-      <w:pPr>
-        <w:pStyle w:val="ListParagraph"/>
-        <w:numPr>
-          <w:ilvl w:val="0"/>
-          <w:numId w:val="23"/>
-        </w:numPr>
-        <w:jc w:val="both"/>
-        <w:rPr>
-          <w:rFonts w:ascii="Arial" w:hAnsi="Arial" w:cs="Arial"/>
-          <w:szCs w:val="18"/>
-        </w:rPr>
-      </w:pPr>
-      <w:r>
-        <w:rPr>
-          <w:rFonts w:ascii="Arial" w:hAnsi="Arial" w:cs="Arial"/>
-          <w:szCs w:val="18"/>
-          <w:lang w:val="mk-MK"/>
-        </w:rPr>
-        <w:t xml:space="preserve">Агент од нула – </w:t>
-      </w:r>
-      <w:r>
-        <w:rPr>
-          <w:rFonts w:ascii="Arial" w:hAnsi="Arial" w:cs="Arial"/>
-          <w:szCs w:val="18"/>
-          <w:lang w:val="mk-MK"/>
-        </w:rPr>
-        <w:t>Првично</w:t>
-      </w:r>
-      <w:r>
-        <w:rPr>
-          <w:rFonts w:ascii="Arial" w:hAnsi="Arial" w:cs="Arial"/>
-          <w:szCs w:val="18"/>
-          <w:lang w:val="mk-MK"/>
-        </w:rPr>
-        <w:t xml:space="preserve"> јас се обидов да го решам оваа со стандардна </w:t>
-      </w:r>
-      <w:r>
-        <w:rPr>
-          <w:rFonts w:ascii="Arial" w:hAnsi="Arial" w:cs="Arial"/>
-          <w:szCs w:val="18"/>
-        </w:rPr>
-        <w:t>DQN</w:t>
-      </w:r>
-      <w:r>
-        <w:rPr>
-          <w:rFonts w:ascii="Arial" w:hAnsi="Arial" w:cs="Arial"/>
-          <w:szCs w:val="18"/>
-          <w:lang w:val="mk-MK"/>
-        </w:rPr>
-        <w:t>, но добив многу лоши резултати</w:t>
-      </w:r>
-      <w:r>
-        <w:rPr>
-          <w:rFonts w:ascii="Arial" w:hAnsi="Arial" w:cs="Arial"/>
-          <w:szCs w:val="18"/>
-          <w:lang w:val="mk-MK"/>
-        </w:rPr>
-        <w:t xml:space="preserve">. Агентот </w:t>
-      </w:r>
-      <w:r>
-        <w:rPr>
-          <w:rFonts w:ascii="Arial" w:hAnsi="Arial" w:cs="Arial"/>
-          <w:szCs w:val="18"/>
-          <w:lang w:val="mk-MK"/>
-        </w:rPr>
-        <w:t xml:space="preserve">страдаше </w:t>
-      </w:r>
-      <w:r>
-        <w:rPr>
-          <w:rFonts w:ascii="Arial" w:hAnsi="Arial" w:cs="Arial"/>
-          <w:szCs w:val="18"/>
-          <w:lang w:val="mk-MK"/>
-        </w:rPr>
-        <w:t xml:space="preserve">од тоа што ќе избере една акција и само таа ќе ја прави бесконечно. По неколку обиди со менување на параметрите ништо не се промени и веднаш преминав на </w:t>
-      </w:r>
-      <w:r>
-        <w:rPr>
-          <w:rFonts w:ascii="Arial" w:hAnsi="Arial" w:cs="Arial"/>
-          <w:szCs w:val="18"/>
-        </w:rPr>
-        <w:t>Double DQN</w:t>
-      </w:r>
-      <w:r>
-        <w:rPr>
-          <w:rFonts w:ascii="Arial" w:hAnsi="Arial" w:cs="Arial"/>
-          <w:szCs w:val="18"/>
-          <w:lang w:val="mk-MK"/>
-        </w:rPr>
-        <w:t xml:space="preserve">. Веднаш се видоа разликите, втората архитектура беше многу подобра. Мојата архитектура </w:t>
-      </w:r>
-      <w:r>
-        <w:rPr>
-          <w:rFonts w:ascii="Arial" w:hAnsi="Arial" w:cs="Arial"/>
-          <w:szCs w:val="18"/>
-          <w:lang w:val="mk-MK"/>
-        </w:rPr>
-        <w:lastRenderedPageBreak/>
-        <w:t xml:space="preserve">на мрежата користи 3 </w:t>
-      </w:r>
-      <w:r>
-        <w:rPr>
-          <w:rFonts w:ascii="Arial" w:hAnsi="Arial" w:cs="Arial"/>
-          <w:szCs w:val="18"/>
-        </w:rPr>
-        <w:t xml:space="preserve">Conv2d </w:t>
-      </w:r>
-      <w:r>
-        <w:rPr>
-          <w:rFonts w:ascii="Arial" w:hAnsi="Arial" w:cs="Arial"/>
-          <w:szCs w:val="18"/>
-          <w:lang w:val="mk-MK"/>
-        </w:rPr>
-        <w:t>слоја кои веднаш се повр</w:t>
-      </w:r>
-      <w:r>
-        <w:rPr>
-          <w:rFonts w:ascii="Arial" w:hAnsi="Arial" w:cs="Arial"/>
-          <w:szCs w:val="18"/>
-          <w:lang w:val="mk-MK"/>
-        </w:rPr>
-        <w:t>з</w:t>
-      </w:r>
-      <w:r>
-        <w:rPr>
-          <w:rFonts w:ascii="Arial" w:hAnsi="Arial" w:cs="Arial"/>
-          <w:szCs w:val="18"/>
-          <w:lang w:val="mk-MK"/>
-        </w:rPr>
-        <w:t xml:space="preserve">уваат со </w:t>
-      </w:r>
-      <w:r>
-        <w:rPr>
-          <w:rFonts w:ascii="Arial" w:hAnsi="Arial" w:cs="Arial"/>
-          <w:szCs w:val="18"/>
-        </w:rPr>
-        <w:t>Linear</w:t>
-      </w:r>
-      <w:r>
-        <w:rPr>
-          <w:rFonts w:ascii="Arial" w:hAnsi="Arial" w:cs="Arial"/>
-          <w:szCs w:val="18"/>
-          <w:lang w:val="mk-MK"/>
-        </w:rPr>
-        <w:t xml:space="preserve"> </w:t>
-      </w:r>
-      <w:r>
-        <w:rPr>
-          <w:rFonts w:ascii="Arial" w:hAnsi="Arial" w:cs="Arial"/>
-          <w:szCs w:val="18"/>
-          <w:lang w:val="mk-MK"/>
-        </w:rPr>
-        <w:t>излезен</w:t>
-      </w:r>
-      <w:r>
-        <w:rPr>
-          <w:rFonts w:ascii="Arial" w:hAnsi="Arial" w:cs="Arial"/>
-          <w:szCs w:val="18"/>
-          <w:lang w:val="mk-MK"/>
-        </w:rPr>
-        <w:t xml:space="preserve"> слој. Го тренираме агентот и на секои 50 епи</w:t>
-      </w:r>
-      <w:r>
-        <w:rPr>
-          <w:rFonts w:ascii="Arial" w:hAnsi="Arial" w:cs="Arial"/>
-          <w:szCs w:val="18"/>
-          <w:lang w:val="mk-MK"/>
-        </w:rPr>
-        <w:t>з</w:t>
-      </w:r>
-      <w:r>
-        <w:rPr>
-          <w:rFonts w:ascii="Arial" w:hAnsi="Arial" w:cs="Arial"/>
-          <w:szCs w:val="18"/>
-          <w:lang w:val="mk-MK"/>
-        </w:rPr>
-        <w:t xml:space="preserve">оди го чуваме искуството до тогаш што научил. Тренирањето се врши така што едниот агент ја користи </w:t>
-      </w:r>
-      <w:r>
-        <w:rPr>
-          <w:rFonts w:ascii="Arial" w:hAnsi="Arial" w:cs="Arial"/>
-          <w:szCs w:val="18"/>
-        </w:rPr>
-        <w:t>Double DQN</w:t>
-      </w:r>
-      <w:r>
-        <w:rPr>
-          <w:rFonts w:ascii="Arial" w:hAnsi="Arial" w:cs="Arial"/>
-          <w:szCs w:val="18"/>
-          <w:lang w:val="mk-MK"/>
-        </w:rPr>
-        <w:t xml:space="preserve"> додека друг само случајно избира акции. Овој начин е многу подобар и мрежата многу подобро учи во однос на двата агента истовремено да користат </w:t>
-      </w:r>
-      <w:r>
-        <w:rPr>
-          <w:rFonts w:ascii="Arial" w:hAnsi="Arial" w:cs="Arial"/>
-          <w:szCs w:val="18"/>
-        </w:rPr>
-        <w:t>Double DQN.</w:t>
-      </w:r>
-      <w:r>
-        <w:rPr>
-          <w:rFonts w:ascii="Arial" w:hAnsi="Arial" w:cs="Arial"/>
-          <w:szCs w:val="18"/>
-          <w:lang w:val="mk-MK"/>
-        </w:rPr>
-        <w:t xml:space="preserve"> Параметрите за тренирање се наместени вака</w:t>
-      </w:r>
-      <w:r>
-        <w:rPr>
-          <w:rFonts w:ascii="Arial" w:hAnsi="Arial" w:cs="Arial"/>
-          <w:szCs w:val="18"/>
-        </w:rPr>
-        <w:t xml:space="preserve">: </w:t>
-      </w:r>
-    </w:p>
-    <w:p>
-      <w:pPr>
-        <w:pStyle w:val="ListParagraph"/>
-        <w:numPr>
-          <w:ilvl w:val="1"/>
-          <w:numId w:val="23"/>
-        </w:numPr>
-        <w:jc w:val="both"/>
-        <w:rPr>
-          <w:rFonts w:ascii="Arial" w:hAnsi="Arial" w:cs="Arial"/>
-          <w:szCs w:val="18"/>
-        </w:rPr>
-      </w:pPr>
-      <w:r>
-        <w:rPr>
-          <w:rFonts w:ascii="Arial" w:hAnsi="Arial" w:cs="Arial"/>
-          <w:szCs w:val="18"/>
-          <w:lang w:val="mk-MK"/>
-        </w:rPr>
-        <w:t xml:space="preserve">Максимален </w:t>
-      </w:r>
-      <w:r>
-        <w:rPr>
-          <w:rFonts w:ascii="Arial" w:hAnsi="Arial" w:cs="Arial"/>
-          <w:szCs w:val="18"/>
-          <w:lang w:val="mk-MK"/>
-        </w:rPr>
-        <w:t>број на чекори е 2000</w:t>
-      </w:r>
-    </w:p>
-    <w:p>
-      <w:pPr>
-        <w:pStyle w:val="ListParagraph"/>
-        <w:numPr>
-          <w:ilvl w:val="1"/>
-          <w:numId w:val="23"/>
-        </w:numPr>
-        <w:jc w:val="both"/>
-        <w:rPr>
-          <w:rFonts w:ascii="Arial" w:hAnsi="Arial" w:cs="Arial"/>
-          <w:szCs w:val="18"/>
-        </w:rPr>
-      </w:pPr>
-      <w:r>
-        <w:rPr>
-          <w:rFonts w:ascii="Arial" w:hAnsi="Arial" w:cs="Arial"/>
-          <w:szCs w:val="18"/>
-        </w:rPr>
-        <w:t>Target</w:t>
-      </w:r>
-      <w:r>
-        <w:rPr>
-          <w:rFonts w:ascii="Arial" w:hAnsi="Arial" w:cs="Arial"/>
-          <w:szCs w:val="18"/>
-          <w:lang w:val="mk-MK"/>
-        </w:rPr>
-        <w:t xml:space="preserve"> мрежата се ажурира на секо</w:t>
-      </w:r>
-      <w:r>
-        <w:rPr>
-          <w:rFonts w:ascii="Arial" w:hAnsi="Arial" w:cs="Arial"/>
-          <w:szCs w:val="18"/>
-          <w:lang w:val="mk-MK"/>
-        </w:rPr>
-        <w:t xml:space="preserve">и </w:t>
-      </w:r>
-      <w:r>
-        <w:rPr>
-          <w:rFonts w:ascii="Arial" w:hAnsi="Arial" w:cs="Arial"/>
-          <w:szCs w:val="18"/>
-          <w:lang w:val="mk-MK"/>
-        </w:rPr>
-        <w:t>2000 чекор</w:t>
-      </w:r>
-      <w:r>
-        <w:rPr>
-          <w:rFonts w:ascii="Arial" w:hAnsi="Arial" w:cs="Arial"/>
-          <w:szCs w:val="18"/>
-          <w:lang w:val="mk-MK"/>
-        </w:rPr>
-        <w:t>и</w:t>
-      </w:r>
-    </w:p>
-    <w:p>
-      <w:pPr>
-        <w:pStyle w:val="ListParagraph"/>
-        <w:numPr>
-          <w:ilvl w:val="1"/>
-          <w:numId w:val="23"/>
-        </w:numPr>
-        <w:jc w:val="both"/>
-        <w:rPr>
-          <w:rFonts w:ascii="Arial" w:hAnsi="Arial" w:cs="Arial"/>
-          <w:szCs w:val="18"/>
-        </w:rPr>
-      </w:pPr>
-      <w:r>
-        <w:rPr>
-          <w:rFonts w:ascii="Arial" w:hAnsi="Arial" w:cs="Arial"/>
-          <w:szCs w:val="18"/>
-          <w:lang w:val="mk-MK"/>
-        </w:rPr>
-        <w:t>Се тренира на секој 16 чекор</w:t>
-      </w:r>
-      <w:r>
-        <w:rPr>
-          <w:rFonts w:ascii="Arial" w:hAnsi="Arial" w:cs="Arial"/>
-          <w:szCs w:val="18"/>
-          <w:lang w:val="mk-MK"/>
-        </w:rPr>
-        <w:t>и</w:t>
-      </w:r>
-    </w:p>
-    <w:p>
-      <w:pPr>
-        <w:pStyle w:val="ListParagraph"/>
-        <w:numPr>
-          <w:ilvl w:val="1"/>
-          <w:numId w:val="23"/>
-        </w:numPr>
-        <w:jc w:val="both"/>
-        <w:rPr>
-          <w:rFonts w:ascii="Arial" w:hAnsi="Arial" w:cs="Arial"/>
-          <w:szCs w:val="18"/>
-        </w:rPr>
-      </w:pPr>
-      <w:r>
-        <w:rPr>
-          <w:rFonts w:ascii="Arial" w:hAnsi="Arial" w:cs="Arial"/>
-          <w:szCs w:val="18"/>
-          <w:lang w:val="mk-MK"/>
-        </w:rPr>
-        <w:t>Минимална големина на меморијата за да почне агентот да се тренира е 10 000</w:t>
-      </w:r>
-    </w:p>
-    <w:p>
-      <w:pPr>
-        <w:pStyle w:val="ListParagraph"/>
-        <w:numPr>
-          <w:ilvl w:val="1"/>
-          <w:numId w:val="23"/>
-        </w:numPr>
-        <w:jc w:val="both"/>
-        <w:rPr>
-          <w:rFonts w:ascii="Arial" w:hAnsi="Arial" w:cs="Arial"/>
-          <w:szCs w:val="18"/>
-        </w:rPr>
-      </w:pPr>
-      <w:r>
-        <w:rPr>
-          <w:rFonts w:ascii="Arial" w:hAnsi="Arial" w:cs="Arial"/>
-          <w:szCs w:val="18"/>
-          <w:lang w:val="mk-MK"/>
-        </w:rPr>
-        <w:t xml:space="preserve">Епсилонот започнува со вредност 1.0 и </w:t>
-      </w:r>
-      <w:r>
-        <w:rPr>
-          <w:rFonts w:ascii="Arial" w:hAnsi="Arial" w:cs="Arial"/>
-          <w:szCs w:val="18"/>
-          <w:lang w:val="mk-MK"/>
-        </w:rPr>
-        <w:t>опаѓа со фактор</w:t>
-      </w:r>
-      <w:r>
-        <w:rPr>
-          <w:rFonts w:ascii="Arial" w:hAnsi="Arial" w:cs="Arial"/>
-          <w:szCs w:val="18"/>
-          <w:lang w:val="mk-MK"/>
-        </w:rPr>
-        <w:t xml:space="preserve"> 0.999997 на секој чекор</w:t>
-      </w:r>
-    </w:p>
-    <w:p>
-      <w:pPr>
-        <w:pStyle w:val="ListParagraph"/>
-        <w:numPr>
-          <w:ilvl w:val="0"/>
-          <w:numId w:val="23"/>
-        </w:numPr>
-        <w:jc w:val="both"/>
-        <w:rPr>
-          <w:rFonts w:ascii="Arial" w:hAnsi="Arial" w:cs="Arial"/>
-          <w:szCs w:val="18"/>
-        </w:rPr>
-      </w:pPr>
-      <w:r>
-        <w:rPr>
-          <w:rFonts w:ascii="Arial" w:hAnsi="Arial" w:cs="Arial"/>
-          <w:szCs w:val="18"/>
-          <w:lang w:val="mk-MK"/>
-        </w:rPr>
-        <w:t xml:space="preserve">Агент со претходно тренирана мрежа – Се одлучив да користам </w:t>
-      </w:r>
-      <w:r>
-        <w:rPr>
-          <w:rFonts w:ascii="Arial" w:hAnsi="Arial" w:cs="Arial"/>
-          <w:szCs w:val="18"/>
-        </w:rPr>
-        <w:t>ResNet-18</w:t>
-      </w:r>
-      <w:r>
-        <w:rPr>
-          <w:rFonts w:ascii="Arial" w:hAnsi="Arial" w:cs="Arial"/>
-          <w:szCs w:val="18"/>
-          <w:lang w:val="mk-MK"/>
-        </w:rPr>
-        <w:t xml:space="preserve"> архитектура. За да ја оспособам стандардната </w:t>
-      </w:r>
-      <w:proofErr w:type="spellStart"/>
-      <w:r>
-        <w:rPr>
-          <w:rFonts w:ascii="Arial" w:hAnsi="Arial" w:cs="Arial"/>
-          <w:szCs w:val="18"/>
-        </w:rPr>
-        <w:t>ResNet</w:t>
-      </w:r>
-      <w:proofErr w:type="spellEnd"/>
-      <w:r>
-        <w:rPr>
-          <w:rFonts w:ascii="Arial" w:hAnsi="Arial" w:cs="Arial"/>
-          <w:szCs w:val="18"/>
-          <w:lang w:val="mk-MK"/>
-        </w:rPr>
-        <w:t xml:space="preserve"> мрежа на нашата мрежа јас го модифицирав почетниот </w:t>
-      </w:r>
-      <w:r>
-        <w:rPr>
-          <w:rFonts w:ascii="Arial" w:hAnsi="Arial" w:cs="Arial"/>
-          <w:szCs w:val="18"/>
-        </w:rPr>
-        <w:t>Conv2d</w:t>
-      </w:r>
-      <w:r>
-        <w:rPr>
-          <w:rFonts w:ascii="Arial" w:hAnsi="Arial" w:cs="Arial"/>
-          <w:szCs w:val="18"/>
-          <w:lang w:val="mk-MK"/>
-        </w:rPr>
-        <w:t xml:space="preserve"> слој да прифаќа 4 </w:t>
-      </w:r>
-      <w:r>
-        <w:rPr>
-          <w:rFonts w:ascii="Arial" w:hAnsi="Arial" w:cs="Arial"/>
-          <w:szCs w:val="18"/>
-          <w:lang w:val="mk-MK"/>
-        </w:rPr>
-        <w:t xml:space="preserve">канали </w:t>
-      </w:r>
-      <w:r>
-        <w:rPr>
-          <w:rFonts w:ascii="Arial" w:hAnsi="Arial" w:cs="Arial"/>
-          <w:szCs w:val="18"/>
-          <w:lang w:val="mk-MK"/>
-        </w:rPr>
-        <w:t xml:space="preserve">наспроти </w:t>
-      </w:r>
-      <w:r>
-        <w:rPr>
-          <w:rFonts w:ascii="Arial" w:hAnsi="Arial" w:cs="Arial"/>
-          <w:szCs w:val="18"/>
-          <w:lang w:val="mk-MK"/>
-        </w:rPr>
-        <w:t>стандардните</w:t>
-      </w:r>
-      <w:r>
-        <w:rPr>
-          <w:rFonts w:ascii="Arial" w:hAnsi="Arial" w:cs="Arial"/>
-          <w:szCs w:val="18"/>
-          <w:lang w:val="mk-MK"/>
-        </w:rPr>
-        <w:t xml:space="preserve"> 3. Дополнително, јас го заменив последниот слој со свој </w:t>
-      </w:r>
-      <w:r>
-        <w:rPr>
-          <w:rFonts w:ascii="Arial" w:hAnsi="Arial" w:cs="Arial"/>
-          <w:szCs w:val="18"/>
-        </w:rPr>
-        <w:t>Linear</w:t>
-      </w:r>
-      <w:r>
-        <w:rPr>
-          <w:rFonts w:ascii="Arial" w:hAnsi="Arial" w:cs="Arial"/>
-          <w:szCs w:val="18"/>
-          <w:lang w:val="mk-MK"/>
-        </w:rPr>
-        <w:t xml:space="preserve"> слој кој подржува на 18 излези (18 акции). На почетоткот, тренирањето на оваа мрежа беше предизвикувачк</w:t>
-      </w:r>
-      <w:r>
-        <w:rPr>
-          <w:rFonts w:ascii="Arial" w:hAnsi="Arial" w:cs="Arial"/>
-          <w:szCs w:val="18"/>
-          <w:lang w:val="mk-MK"/>
-        </w:rPr>
-        <w:t>о</w:t>
-      </w:r>
-      <w:r>
-        <w:rPr>
-          <w:rFonts w:ascii="Arial" w:hAnsi="Arial" w:cs="Arial"/>
-          <w:szCs w:val="18"/>
-          <w:lang w:val="mk-MK"/>
-        </w:rPr>
-        <w:t xml:space="preserve"> бидејќи тренирањето ги пребришува веќе постигнатите тежини. Ова предизвикува</w:t>
-      </w:r>
-      <w:r>
-        <w:rPr>
-          <w:rFonts w:ascii="Arial" w:hAnsi="Arial" w:cs="Arial"/>
-          <w:szCs w:val="18"/>
-          <w:lang w:val="mk-MK"/>
-        </w:rPr>
-        <w:t>ше</w:t>
-      </w:r>
-      <w:r>
-        <w:rPr>
-          <w:rFonts w:ascii="Arial" w:hAnsi="Arial" w:cs="Arial"/>
-          <w:szCs w:val="18"/>
-          <w:lang w:val="mk-MK"/>
-        </w:rPr>
-        <w:t xml:space="preserve"> се предходно што научила </w:t>
-      </w:r>
-      <w:proofErr w:type="spellStart"/>
-      <w:r>
-        <w:rPr>
-          <w:rFonts w:ascii="Arial" w:hAnsi="Arial" w:cs="Arial"/>
-          <w:szCs w:val="18"/>
-        </w:rPr>
-        <w:t>ResNet</w:t>
-      </w:r>
-      <w:proofErr w:type="spellEnd"/>
-      <w:r>
-        <w:rPr>
-          <w:rFonts w:ascii="Arial" w:hAnsi="Arial" w:cs="Arial"/>
-          <w:szCs w:val="18"/>
-        </w:rPr>
-        <w:t xml:space="preserve"> </w:t>
-      </w:r>
-      <w:r>
-        <w:rPr>
-          <w:rFonts w:ascii="Arial" w:hAnsi="Arial" w:cs="Arial"/>
-          <w:szCs w:val="18"/>
-          <w:lang w:val="mk-MK"/>
-        </w:rPr>
-        <w:t>мрежа да заборави</w:t>
-      </w:r>
-      <w:r>
-        <w:rPr>
-          <w:rFonts w:ascii="Arial" w:hAnsi="Arial" w:cs="Arial"/>
-          <w:szCs w:val="18"/>
-          <w:lang w:val="mk-MK"/>
-        </w:rPr>
-        <w:t xml:space="preserve"> и агентот колабираше (бираше само една акција и само таа ја прави цело време)</w:t>
-      </w:r>
-      <w:r>
-        <w:rPr>
-          <w:rFonts w:ascii="Arial" w:hAnsi="Arial" w:cs="Arial"/>
-          <w:szCs w:val="18"/>
-          <w:lang w:val="mk-MK"/>
-        </w:rPr>
-        <w:t>. Да го средам овој проблем ги замрзнав слојот 1, слојот 2 и слојот 3 и добив одлични резултати наспороти пре</w:t>
-      </w:r>
-      <w:r>
-        <w:rPr>
-          <w:rFonts w:ascii="Arial" w:hAnsi="Arial" w:cs="Arial"/>
-          <w:szCs w:val="18"/>
-          <w:lang w:val="mk-MK"/>
-        </w:rPr>
-        <w:t>т</w:t>
-      </w:r>
-      <w:r>
-        <w:rPr>
-          <w:rFonts w:ascii="Arial" w:hAnsi="Arial" w:cs="Arial"/>
-          <w:szCs w:val="18"/>
-          <w:lang w:val="mk-MK"/>
-        </w:rPr>
-        <w:t xml:space="preserve">ходното што го направив. </w:t>
-      </w:r>
-      <w:r>
-        <w:rPr>
-          <w:rFonts w:ascii="Arial" w:hAnsi="Arial" w:cs="Arial"/>
-          <w:szCs w:val="18"/>
-          <w:lang w:val="mk-MK"/>
-        </w:rPr>
-        <w:t>Тренирањето овде се врши потполно исто како со Агентот од нула, со истите хиперпараметри (learning rate, фреквенција на тренирање, ажурирање на target мрежата, epsilon распоред) за фер споредба.</w:t>
-      </w:r>
-    </w:p>
-    <w:p>
-      <w:pPr>
         <w:ind w:left="360"/>
-        <w:jc w:val="both"/>
-        <w:rPr>
-          <w:rFonts w:ascii="Arial" w:hAnsi="Arial" w:cs="Arial"/>
-          <w:i/>
-          <w:iCs/>
-          <w:szCs w:val="18"/>
-          <w:lang w:val="mk-MK"/>
-        </w:rPr>
-      </w:pPr>
-      <w:r>
-        <w:rPr>
-          <w:rFonts w:ascii="Arial" w:hAnsi="Arial" w:cs="Arial"/>
-          <w:szCs w:val="18"/>
-          <w:lang w:val="mk-MK"/>
-        </w:rPr>
-        <w:t>-</w:t>
-      </w:r>
-      <w:r>
-        <w:rPr>
-          <w:rFonts w:ascii="Arial" w:hAnsi="Arial" w:cs="Arial"/>
-          <w:i/>
-          <w:iCs/>
-          <w:szCs w:val="18"/>
-          <w:lang w:val="mk-MK"/>
-        </w:rPr>
-        <w:t xml:space="preserve"> </w:t>
-      </w:r>
-      <w:r>
-        <w:rPr>
-          <w:rFonts w:ascii="Arial" w:hAnsi="Arial" w:cs="Arial"/>
-          <w:i/>
-          <w:iCs/>
-          <w:sz w:val="24"/>
-          <w:szCs w:val="24"/>
-          <w:lang w:val="mk-MK"/>
-        </w:rPr>
-        <w:t>Резултати</w:t>
-      </w:r>
-    </w:p>
-    <w:p>
-      <w:pPr>
-        <w:ind w:left="360"/>
-        <w:jc w:val="both"/>
-        <w:rPr>
-          <w:rFonts w:ascii="Arial" w:hAnsi="Arial" w:cs="Arial"/>
-          <w:szCs w:val="18"/>
-        </w:rPr>
-      </w:pPr>
-      <w:r>
-        <w:rPr>
-          <w:rFonts w:ascii="Arial" w:hAnsi="Arial" w:cs="Arial"/>
-          <w:szCs w:val="18"/>
-          <w:lang w:val="mk-MK"/>
-        </w:rPr>
-        <w:t>Прво агентите ги тестирав со агент кој избира акции по</w:t>
-      </w:r>
-      <w:r>
-        <w:rPr>
-          <w:rFonts w:ascii="Arial" w:hAnsi="Arial" w:cs="Arial"/>
-          <w:szCs w:val="18"/>
-          <w:lang w:val="mk-MK"/>
-        </w:rPr>
-        <w:t xml:space="preserve"> случан избор и направив анализа и добив вакви резултати.</w:t>
-      </w:r>
-    </w:p>
-    <w:p>
-      <w:pPr>
-        <w:ind w:left="360"/>
-        <w:jc w:val="both"/>
-        <w:rPr>
-          <w:rFonts w:ascii="Arial" w:hAnsi="Arial" w:cs="Arial"/>
-          <w:szCs w:val="18"/>
+        <w:rPr>
+          <w:rFonts w:ascii="Arial" w:hAnsi="Arial" w:cs="Arial"/>
+          <w:szCs w:val="18"/>
+          <w:lang w:val="mk-MK"/>
         </w:rPr>
       </w:pPr>
       <w:r>
@@ -2401,7 +3393,7 @@
                     </pic:cNvPicPr>
                   </pic:nvPicPr>
                   <pic:blipFill>
-                    <a:blip r:embed="rId7" cstate="print">
+                    <a:blip r:embed="rId6" cstate="print">
                       <a:extLst>
                         <a:ext uri="{28A0092B-C50C-407E-A947-70E740481C1C}">
                           <a14:useLocalDpi xmlns:a14="http://schemas.microsoft.com/office/drawing/2010/main" val="0"/>
@@ -2466,13 +3458,356 @@
           <w:rFonts w:ascii="Arial" w:hAnsi="Arial" w:cs="Arial"/>
           <w:szCs w:val="18"/>
         </w:rPr>
-        <w:t xml:space="preserve">Double DQN. </w:t>
+        <w:t>Double DQN.</w:t>
+      </w:r>
+      <w:r>
+        <w:rPr>
+          <w:rFonts w:ascii="Arial" w:hAnsi="Arial" w:cs="Arial"/>
+          <w:szCs w:val="18"/>
+          <w:lang w:val="mk-MK"/>
+        </w:rPr>
+        <w:t xml:space="preserve"> </w:t>
+      </w:r>
+      <w:proofErr w:type="spellStart"/>
+      <w:r>
+        <w:rPr>
+          <w:rFonts w:ascii="Arial" w:hAnsi="Arial" w:cs="Arial"/>
+          <w:szCs w:val="18"/>
+        </w:rPr>
+        <w:t>Иако</w:t>
+      </w:r>
+      <w:proofErr w:type="spellEnd"/>
+      <w:r>
+        <w:rPr>
+          <w:rFonts w:ascii="Arial" w:hAnsi="Arial" w:cs="Arial"/>
+          <w:szCs w:val="18"/>
+        </w:rPr>
+        <w:t xml:space="preserve"> </w:t>
+      </w:r>
+      <w:proofErr w:type="spellStart"/>
+      <w:r>
+        <w:rPr>
+          <w:rFonts w:ascii="Arial" w:hAnsi="Arial" w:cs="Arial"/>
+          <w:szCs w:val="18"/>
+        </w:rPr>
+        <w:t>оваа</w:t>
+      </w:r>
+      <w:proofErr w:type="spellEnd"/>
+      <w:r>
+        <w:rPr>
+          <w:rFonts w:ascii="Arial" w:hAnsi="Arial" w:cs="Arial"/>
+          <w:szCs w:val="18"/>
+        </w:rPr>
+        <w:t xml:space="preserve"> </w:t>
+      </w:r>
+      <w:proofErr w:type="spellStart"/>
+      <w:r>
+        <w:rPr>
+          <w:rFonts w:ascii="Arial" w:hAnsi="Arial" w:cs="Arial"/>
+          <w:szCs w:val="18"/>
+        </w:rPr>
+        <w:t>карактеристика</w:t>
+      </w:r>
+      <w:proofErr w:type="spellEnd"/>
+      <w:r>
+        <w:rPr>
+          <w:rFonts w:ascii="Arial" w:hAnsi="Arial" w:cs="Arial"/>
+          <w:szCs w:val="18"/>
+        </w:rPr>
+        <w:t xml:space="preserve"> е </w:t>
+      </w:r>
+      <w:proofErr w:type="spellStart"/>
+      <w:r>
+        <w:rPr>
+          <w:rFonts w:ascii="Arial" w:hAnsi="Arial" w:cs="Arial"/>
+          <w:szCs w:val="18"/>
+        </w:rPr>
+        <w:t>важна</w:t>
+      </w:r>
+      <w:proofErr w:type="spellEnd"/>
+      <w:r>
+        <w:rPr>
+          <w:rFonts w:ascii="Arial" w:hAnsi="Arial" w:cs="Arial"/>
+          <w:szCs w:val="18"/>
+        </w:rPr>
+        <w:t xml:space="preserve">, </w:t>
+      </w:r>
+      <w:proofErr w:type="spellStart"/>
+      <w:r>
+        <w:rPr>
+          <w:rFonts w:ascii="Arial" w:hAnsi="Arial" w:cs="Arial"/>
+          <w:szCs w:val="18"/>
+        </w:rPr>
+        <w:t>таа</w:t>
+      </w:r>
+      <w:proofErr w:type="spellEnd"/>
+      <w:r>
+        <w:rPr>
+          <w:rFonts w:ascii="Arial" w:hAnsi="Arial" w:cs="Arial"/>
+          <w:szCs w:val="18"/>
+        </w:rPr>
+        <w:t xml:space="preserve"> </w:t>
+      </w:r>
+      <w:proofErr w:type="spellStart"/>
+      <w:r>
+        <w:rPr>
+          <w:rFonts w:ascii="Arial" w:hAnsi="Arial" w:cs="Arial"/>
+          <w:szCs w:val="18"/>
+        </w:rPr>
+        <w:t>сама</w:t>
+      </w:r>
+      <w:proofErr w:type="spellEnd"/>
+      <w:r>
+        <w:rPr>
+          <w:rFonts w:ascii="Arial" w:hAnsi="Arial" w:cs="Arial"/>
+          <w:szCs w:val="18"/>
+        </w:rPr>
+        <w:t xml:space="preserve"> </w:t>
+      </w:r>
+      <w:proofErr w:type="spellStart"/>
+      <w:r>
+        <w:rPr>
+          <w:rFonts w:ascii="Arial" w:hAnsi="Arial" w:cs="Arial"/>
+          <w:szCs w:val="18"/>
+        </w:rPr>
+        <w:t>по</w:t>
+      </w:r>
+      <w:proofErr w:type="spellEnd"/>
+      <w:r>
+        <w:rPr>
+          <w:rFonts w:ascii="Arial" w:hAnsi="Arial" w:cs="Arial"/>
+          <w:szCs w:val="18"/>
+        </w:rPr>
+        <w:t xml:space="preserve"> </w:t>
+      </w:r>
+      <w:proofErr w:type="spellStart"/>
+      <w:r>
+        <w:rPr>
+          <w:rFonts w:ascii="Arial" w:hAnsi="Arial" w:cs="Arial"/>
+          <w:szCs w:val="18"/>
+        </w:rPr>
+        <w:t>себе</w:t>
+      </w:r>
+      <w:proofErr w:type="spellEnd"/>
+      <w:r>
+        <w:rPr>
+          <w:rFonts w:ascii="Arial" w:hAnsi="Arial" w:cs="Arial"/>
+          <w:szCs w:val="18"/>
+        </w:rPr>
+        <w:t xml:space="preserve"> </w:t>
+      </w:r>
+      <w:proofErr w:type="spellStart"/>
+      <w:r>
+        <w:rPr>
+          <w:rFonts w:ascii="Arial" w:hAnsi="Arial" w:cs="Arial"/>
+          <w:szCs w:val="18"/>
+        </w:rPr>
+        <w:t>не</w:t>
+      </w:r>
+      <w:proofErr w:type="spellEnd"/>
+      <w:r>
+        <w:rPr>
+          <w:rFonts w:ascii="Arial" w:hAnsi="Arial" w:cs="Arial"/>
+          <w:szCs w:val="18"/>
+        </w:rPr>
+        <w:t xml:space="preserve"> е </w:t>
+      </w:r>
+      <w:proofErr w:type="spellStart"/>
+      <w:r>
+        <w:rPr>
+          <w:rFonts w:ascii="Arial" w:hAnsi="Arial" w:cs="Arial"/>
+          <w:szCs w:val="18"/>
+        </w:rPr>
+        <w:t>доволна</w:t>
+      </w:r>
+      <w:proofErr w:type="spellEnd"/>
+      <w:r>
+        <w:rPr>
+          <w:rFonts w:ascii="Arial" w:hAnsi="Arial" w:cs="Arial"/>
+          <w:szCs w:val="18"/>
+        </w:rPr>
+        <w:t xml:space="preserve"> </w:t>
+      </w:r>
+      <w:proofErr w:type="spellStart"/>
+      <w:r>
+        <w:rPr>
+          <w:rFonts w:ascii="Arial" w:hAnsi="Arial" w:cs="Arial"/>
+          <w:szCs w:val="18"/>
+        </w:rPr>
+        <w:t>за</w:t>
+      </w:r>
+      <w:proofErr w:type="spellEnd"/>
+      <w:r>
+        <w:rPr>
+          <w:rFonts w:ascii="Arial" w:hAnsi="Arial" w:cs="Arial"/>
+          <w:szCs w:val="18"/>
+        </w:rPr>
+        <w:t xml:space="preserve"> </w:t>
+      </w:r>
+      <w:proofErr w:type="spellStart"/>
+      <w:r>
+        <w:rPr>
+          <w:rFonts w:ascii="Arial" w:hAnsi="Arial" w:cs="Arial"/>
+          <w:szCs w:val="18"/>
+        </w:rPr>
+        <w:t>целосно</w:t>
+      </w:r>
+      <w:proofErr w:type="spellEnd"/>
+      <w:r>
+        <w:rPr>
+          <w:rFonts w:ascii="Arial" w:hAnsi="Arial" w:cs="Arial"/>
+          <w:szCs w:val="18"/>
+        </w:rPr>
+        <w:t xml:space="preserve"> </w:t>
+      </w:r>
+      <w:proofErr w:type="spellStart"/>
+      <w:r>
+        <w:rPr>
+          <w:rFonts w:ascii="Arial" w:hAnsi="Arial" w:cs="Arial"/>
+          <w:szCs w:val="18"/>
+        </w:rPr>
+        <w:t>да</w:t>
+      </w:r>
+      <w:proofErr w:type="spellEnd"/>
+      <w:r>
+        <w:rPr>
+          <w:rFonts w:ascii="Arial" w:hAnsi="Arial" w:cs="Arial"/>
+          <w:szCs w:val="18"/>
+        </w:rPr>
+        <w:t xml:space="preserve"> </w:t>
+      </w:r>
+      <w:proofErr w:type="spellStart"/>
+      <w:r>
+        <w:rPr>
+          <w:rFonts w:ascii="Arial" w:hAnsi="Arial" w:cs="Arial"/>
+          <w:szCs w:val="18"/>
+        </w:rPr>
+        <w:t>се</w:t>
+      </w:r>
+      <w:proofErr w:type="spellEnd"/>
+      <w:r>
+        <w:rPr>
+          <w:rFonts w:ascii="Arial" w:hAnsi="Arial" w:cs="Arial"/>
+          <w:szCs w:val="18"/>
+        </w:rPr>
+        <w:t xml:space="preserve"> </w:t>
+      </w:r>
+      <w:proofErr w:type="spellStart"/>
+      <w:r>
+        <w:rPr>
+          <w:rFonts w:ascii="Arial" w:hAnsi="Arial" w:cs="Arial"/>
+          <w:szCs w:val="18"/>
+        </w:rPr>
+        <w:t>потврди</w:t>
+      </w:r>
+      <w:proofErr w:type="spellEnd"/>
+      <w:r>
+        <w:rPr>
+          <w:rFonts w:ascii="Arial" w:hAnsi="Arial" w:cs="Arial"/>
+          <w:szCs w:val="18"/>
+        </w:rPr>
+        <w:t xml:space="preserve"> </w:t>
+      </w:r>
+      <w:proofErr w:type="spellStart"/>
+      <w:r>
+        <w:rPr>
+          <w:rFonts w:ascii="Arial" w:hAnsi="Arial" w:cs="Arial"/>
+          <w:szCs w:val="18"/>
+        </w:rPr>
+        <w:t>супериорноста</w:t>
+      </w:r>
+      <w:proofErr w:type="spellEnd"/>
+      <w:r>
+        <w:rPr>
+          <w:rFonts w:ascii="Arial" w:hAnsi="Arial" w:cs="Arial"/>
+          <w:szCs w:val="18"/>
+        </w:rPr>
+        <w:t xml:space="preserve"> </w:t>
+      </w:r>
+      <w:proofErr w:type="spellStart"/>
+      <w:r>
+        <w:rPr>
+          <w:rFonts w:ascii="Arial" w:hAnsi="Arial" w:cs="Arial"/>
+          <w:szCs w:val="18"/>
+        </w:rPr>
+        <w:t>на</w:t>
+      </w:r>
+      <w:proofErr w:type="spellEnd"/>
+      <w:r>
+        <w:rPr>
+          <w:rFonts w:ascii="Arial" w:hAnsi="Arial" w:cs="Arial"/>
+          <w:szCs w:val="18"/>
+        </w:rPr>
+        <w:t xml:space="preserve"> </w:t>
+      </w:r>
+      <w:proofErr w:type="spellStart"/>
+      <w:r>
+        <w:rPr>
+          <w:rFonts w:ascii="Arial" w:hAnsi="Arial" w:cs="Arial"/>
+          <w:szCs w:val="18"/>
+        </w:rPr>
+        <w:t>еден</w:t>
+      </w:r>
+      <w:proofErr w:type="spellEnd"/>
+      <w:r>
+        <w:rPr>
+          <w:rFonts w:ascii="Arial" w:hAnsi="Arial" w:cs="Arial"/>
+          <w:szCs w:val="18"/>
+        </w:rPr>
+        <w:t xml:space="preserve"> </w:t>
+      </w:r>
+      <w:proofErr w:type="spellStart"/>
+      <w:r>
+        <w:rPr>
+          <w:rFonts w:ascii="Arial" w:hAnsi="Arial" w:cs="Arial"/>
+          <w:szCs w:val="18"/>
+        </w:rPr>
+        <w:t>агент</w:t>
+      </w:r>
+      <w:proofErr w:type="spellEnd"/>
+      <w:r>
+        <w:rPr>
+          <w:rFonts w:ascii="Arial" w:hAnsi="Arial" w:cs="Arial"/>
+          <w:szCs w:val="18"/>
+        </w:rPr>
+        <w:t xml:space="preserve"> </w:t>
+      </w:r>
+      <w:proofErr w:type="spellStart"/>
+      <w:r>
+        <w:rPr>
+          <w:rFonts w:ascii="Arial" w:hAnsi="Arial" w:cs="Arial"/>
+          <w:szCs w:val="18"/>
+        </w:rPr>
+        <w:t>над</w:t>
+      </w:r>
+      <w:proofErr w:type="spellEnd"/>
+      <w:r>
+        <w:rPr>
+          <w:rFonts w:ascii="Arial" w:hAnsi="Arial" w:cs="Arial"/>
+          <w:szCs w:val="18"/>
+        </w:rPr>
+        <w:t xml:space="preserve"> </w:t>
+      </w:r>
+      <w:proofErr w:type="spellStart"/>
+      <w:r>
+        <w:rPr>
+          <w:rFonts w:ascii="Arial" w:hAnsi="Arial" w:cs="Arial"/>
+          <w:szCs w:val="18"/>
+        </w:rPr>
+        <w:t>друг</w:t>
+      </w:r>
+      <w:proofErr w:type="spellEnd"/>
+      <w:r>
+        <w:rPr>
+          <w:rFonts w:ascii="Arial" w:hAnsi="Arial" w:cs="Arial"/>
+          <w:szCs w:val="18"/>
+        </w:rPr>
+        <w:t>.</w:t>
       </w:r>
     </w:p>
     <w:p>
       <w:pPr>
         <w:ind w:left="360"/>
-        <w:jc w:val="both"/>
         <w:rPr>
           <w:rFonts w:ascii="Arial" w:hAnsi="Arial" w:cs="Arial"/>
           <w:szCs w:val="18"/>
@@ -2482,7 +3817,6 @@
     <w:p>
       <w:pPr>
         <w:ind w:left="360"/>
-        <w:jc w:val="both"/>
         <w:rPr>
           <w:rFonts w:ascii="Arial" w:hAnsi="Arial" w:cs="Arial"/>
           <w:szCs w:val="18"/>
@@ -2492,7 +3826,6 @@
     <w:p>
       <w:pPr>
         <w:ind w:left="360"/>
-        <w:jc w:val="both"/>
         <w:rPr>
           <w:rFonts w:ascii="Arial" w:hAnsi="Arial" w:cs="Arial"/>
           <w:szCs w:val="18"/>
@@ -2506,7 +3839,6 @@
           <w:szCs w:val="18"/>
           <w:lang w:val="mk-MK"/>
         </w:rPr>
-        <w:lastRenderedPageBreak/>
         <w:drawing>
           <wp:anchor distT="0" distB="0" distL="114300" distR="114300" simplePos="0" relativeHeight="251659264" behindDoc="1" locked="0" layoutInCell="1" allowOverlap="1" wp14:anchorId="75D05D69" wp14:editId="3C2227D8">
             <wp:simplePos x="0" y="0"/>
@@ -2541,7 +3873,7 @@
                     </pic:cNvPicPr>
                   </pic:nvPicPr>
                   <pic:blipFill>
-                    <a:blip r:embed="rId8" cstate="print">
+                    <a:blip r:embed="rId7" cstate="print">
                       <a:extLst>
                         <a:ext uri="{28A0092B-C50C-407E-A947-70E740481C1C}">
                           <a14:useLocalDpi xmlns:a14="http://schemas.microsoft.com/office/drawing/2010/main" val="0"/>
@@ -2593,7 +3925,23 @@
           <w:szCs w:val="18"/>
           <w:lang w:val="mk-MK"/>
         </w:rPr>
-        <w:t xml:space="preserve">во однос на победи. Колку пати ќе победи агентот во 10 епизоди против агент со случајни акции. Овде може јасно да видиме дека нашиот прив агент е многу подобар и поубаво учи од агентот кој корсити </w:t>
+        <w:t>во однос на победи. Колку пати ќе победи агентот во 10 епизоди против агент со случајни акции. Овде може јасно да видиме дека нашиот прив агент е многу подобар и поубаво учи од агентот кој кор</w:t>
+      </w:r>
+      <w:r>
+        <w:rPr>
+          <w:rFonts w:ascii="Arial" w:hAnsi="Arial" w:cs="Arial"/>
+          <w:szCs w:val="18"/>
+          <w:lang w:val="mk-MK"/>
+        </w:rPr>
+        <w:t>исти</w:t>
+      </w:r>
+      <w:r>
+        <w:rPr>
+          <w:rFonts w:ascii="Arial" w:hAnsi="Arial" w:cs="Arial"/>
+          <w:szCs w:val="18"/>
+          <w:lang w:val="mk-MK"/>
+        </w:rPr>
+        <w:t xml:space="preserve"> </w:t>
       </w:r>
       <w:proofErr w:type="spellStart"/>
       <w:r>
@@ -2617,13 +3965,52 @@
           <w:szCs w:val="18"/>
           <w:lang w:val="mk-MK"/>
         </w:rPr>
-        <w:t>мрежа.</w:t>
+        <w:t>мрежа</w:t>
+      </w:r>
+      <w:r>
+        <w:rPr>
+          <w:rFonts w:ascii="Arial" w:hAnsi="Arial" w:cs="Arial"/>
+          <w:szCs w:val="18"/>
+          <w:lang w:val="mk-MK"/>
+        </w:rPr>
+        <w:t xml:space="preserve"> скоро во секоја епизода</w:t>
+      </w:r>
+      <w:r>
+        <w:rPr>
+          <w:rFonts w:ascii="Arial" w:hAnsi="Arial" w:cs="Arial"/>
+          <w:szCs w:val="18"/>
+          <w:lang w:val="mk-MK"/>
+        </w:rPr>
+        <w:t>.</w:t>
+      </w:r>
+      <w:r>
+        <w:rPr>
+          <w:rFonts w:ascii="Arial" w:hAnsi="Arial" w:cs="Arial"/>
+          <w:szCs w:val="18"/>
+          <w:lang w:val="mk-MK"/>
+        </w:rPr>
+        <w:t xml:space="preserve"> По 700 епизоди гледаме дека нашиот агент кој учи од </w:t>
+      </w:r>
+      <w:r>
+        <w:rPr>
+          <w:rFonts w:ascii="Arial" w:hAnsi="Arial" w:cs="Arial"/>
+          <w:szCs w:val="18"/>
+          <w:lang w:val="mk-MK"/>
+        </w:rPr>
+        <w:t>нула</w:t>
+      </w:r>
+      <w:r>
+        <w:rPr>
+          <w:rFonts w:ascii="Arial" w:hAnsi="Arial" w:cs="Arial"/>
+          <w:szCs w:val="18"/>
+          <w:lang w:val="mk-MK"/>
+        </w:rPr>
+        <w:t xml:space="preserve"> е подобар.</w:t>
       </w:r>
     </w:p>
     <w:p>
       <w:pPr>
         <w:ind w:left="360"/>
-        <w:jc w:val="both"/>
         <w:rPr>
           <w:rFonts w:ascii="Arial" w:hAnsi="Arial" w:cs="Arial"/>
           <w:szCs w:val="18"/>
@@ -2634,7 +4021,6 @@
     <w:p>
       <w:pPr>
         <w:ind w:left="360"/>
-        <w:jc w:val="both"/>
         <w:rPr>
           <w:rFonts w:ascii="Arial" w:hAnsi="Arial" w:cs="Arial"/>
           <w:szCs w:val="18"/>
@@ -2645,7 +4031,6 @@
     <w:p>
       <w:pPr>
         <w:ind w:left="360"/>
-        <w:jc w:val="both"/>
         <w:rPr>
           <w:rFonts w:ascii="Arial" w:hAnsi="Arial" w:cs="Arial"/>
           <w:szCs w:val="18"/>
@@ -2656,7 +4041,6 @@
     <w:p>
       <w:pPr>
         <w:ind w:left="360"/>
-        <w:jc w:val="both"/>
         <w:rPr>
           <w:rFonts w:ascii="Arial" w:hAnsi="Arial" w:cs="Arial"/>
           <w:szCs w:val="18"/>
@@ -2668,6 +4052,7 @@
           <w:noProof/>
           <w:szCs w:val="18"/>
         </w:rPr>
+        <w:lastRenderedPageBreak/>
         <w:drawing>
           <wp:anchor distT="0" distB="0" distL="114300" distR="114300" simplePos="0" relativeHeight="251660288" behindDoc="1" locked="0" layoutInCell="1" allowOverlap="1" wp14:anchorId="7F26A8E9" wp14:editId="1630C59B">
             <wp:simplePos x="0" y="0"/>
@@ -2702,7 +4087,7 @@
                     </pic:cNvPicPr>
                   </pic:nvPicPr>
                   <pic:blipFill>
-                    <a:blip r:embed="rId9" cstate="print">
+                    <a:blip r:embed="rId8" cstate="print">
                       <a:extLst>
                         <a:ext uri="{28A0092B-C50C-407E-A947-70E740481C1C}">
                           <a14:useLocalDpi xmlns:a14="http://schemas.microsoft.com/office/drawing/2010/main" val="0"/>
@@ -2773,7 +4158,6 @@
     <w:p>
       <w:pPr>
         <w:ind w:left="360"/>
-        <w:jc w:val="both"/>
         <w:rPr>
           <w:rFonts w:ascii="Arial" w:hAnsi="Arial" w:cs="Arial"/>
           <w:szCs w:val="18"/>
@@ -2849,7 +4233,23 @@
           <w:szCs w:val="18"/>
           <w:lang w:val="mk-MK"/>
         </w:rPr>
-        <w:t>За да ги добиеме овие резултати имав мал проблем, кога епсилонот е ставен на 0 и агентите ќе почнат супер но, по некое време тие ќе застанат за некои 20 до 50 секунди и пак ќе продолжат. Најчестиот резултат од оваа беше нерешениот исход. Но, по голем број тестирање пробав да ставам мал епсилон на бирање на акции. На крај успеав со мал епсилон (0.1) агентите на застануваат и играат како вистински боксери.</w:t>
+        <w:t>За да ги добиеме овие резултати имав мал проблем, кога епсилонот е ставен на 0 и агентите ќе почнат супер но, по некое време тие ќе застанат за некои 20 до 50 секунди и пак ќе продолжат. Најчестиот резултат од оваа беше нерешениот исход. Но, по голем број тестирање пробав да ставам мал епсилон на бирање на акции. На крај успеав со мал епсилон (0.1) агентите н</w:t>
+      </w:r>
+      <w:r>
+        <w:rPr>
+          <w:rFonts w:ascii="Arial" w:hAnsi="Arial" w:cs="Arial"/>
+          <w:szCs w:val="18"/>
+          <w:lang w:val="mk-MK"/>
+        </w:rPr>
+        <w:t>е</w:t>
+      </w:r>
+      <w:r>
+        <w:rPr>
+          <w:rFonts w:ascii="Arial" w:hAnsi="Arial" w:cs="Arial"/>
+          <w:szCs w:val="18"/>
+          <w:lang w:val="mk-MK"/>
+        </w:rPr>
+        <w:t xml:space="preserve"> застануваат и играат како вистински боксери.</w:t>
       </w:r>
       <w:r>
         <w:rPr>
@@ -2863,7 +4263,6 @@
     <w:p>
       <w:pPr>
         <w:ind w:left="360"/>
-        <w:jc w:val="both"/>
         <w:rPr>
           <w:rFonts w:ascii="Arial" w:hAnsi="Arial" w:cs="Arial"/>
           <w:szCs w:val="18"/>
@@ -3068,7 +4467,62 @@
           <w:rFonts w:ascii="Arial" w:hAnsi="Arial" w:cs="Arial"/>
           <w:szCs w:val="18"/>
         </w:rPr>
-        <w:t xml:space="preserve"> (action collapse). </w:t>
+        <w:t xml:space="preserve"> (action collapse).</w:t>
+      </w:r>
+      <w:r>
+        <w:rPr>
+          <w:rFonts w:ascii="Arial" w:hAnsi="Arial" w:cs="Arial"/>
+          <w:szCs w:val="18"/>
+          <w:lang w:val="mk-MK"/>
+        </w:rPr>
+        <w:t xml:space="preserve"> Оваа беше многу </w:t>
+      </w:r>
+      <w:r>
+        <w:rPr>
+          <w:rFonts w:ascii="Arial" w:hAnsi="Arial" w:cs="Arial"/>
+          <w:szCs w:val="18"/>
+          <w:lang w:val="mk-MK"/>
+        </w:rPr>
+        <w:t>фрустри</w:t>
+      </w:r>
+      <w:r>
+        <w:rPr>
+          <w:rFonts w:ascii="Arial" w:hAnsi="Arial" w:cs="Arial"/>
+          <w:szCs w:val="18"/>
+          <w:lang w:val="mk-MK"/>
+        </w:rPr>
+        <w:t>р</w:t>
+      </w:r>
+      <w:r>
+        <w:rPr>
+          <w:rFonts w:ascii="Arial" w:hAnsi="Arial" w:cs="Arial"/>
+          <w:szCs w:val="18"/>
+          <w:lang w:val="mk-MK"/>
+        </w:rPr>
+        <w:t>ачки проблем каде ќе ја пушти</w:t>
+      </w:r>
+      <w:r>
+        <w:rPr>
+          <w:rFonts w:ascii="Arial" w:hAnsi="Arial" w:cs="Arial"/>
+          <w:szCs w:val="18"/>
+          <w:lang w:val="mk-MK"/>
+        </w:rPr>
+        <w:t>ш</w:t>
+      </w:r>
+      <w:r>
+        <w:rPr>
+          <w:rFonts w:ascii="Arial" w:hAnsi="Arial" w:cs="Arial"/>
+          <w:szCs w:val="18"/>
+          <w:lang w:val="mk-MK"/>
+        </w:rPr>
+        <w:t xml:space="preserve"> мрежата да се тренира, ќе и треба најмалку 1 час, и кога ќе ја тестираш таа пак колабира. </w:t>
+      </w:r>
+      <w:r>
+        <w:rPr>
+          <w:rFonts w:ascii="Arial" w:hAnsi="Arial" w:cs="Arial"/>
+          <w:szCs w:val="18"/>
+        </w:rPr>
+        <w:t xml:space="preserve"> </w:t>
       </w:r>
       <w:proofErr w:type="spellStart"/>
       <w:r>
@@ -3487,7 +4941,39 @@
           <w:szCs w:val="18"/>
           <w:lang w:val="mk-MK"/>
         </w:rPr>
-        <w:t xml:space="preserve">. </w:t>
+        <w:t>.</w:t>
+      </w:r>
+      <w:r>
+        <w:rPr>
+          <w:rFonts w:ascii="Arial" w:hAnsi="Arial" w:cs="Arial"/>
+          <w:szCs w:val="18"/>
+          <w:lang w:val="mk-MK"/>
+        </w:rPr>
+        <w:t xml:space="preserve"> Бидејќи мрежата не беше мала и агентот да научи му требаат повеќе епизоди, од 0 епизоди до 700 епизоди требаше околу 5 до 6 часа на </w:t>
+      </w:r>
+      <w:r>
+        <w:rPr>
+          <w:rFonts w:ascii="Arial" w:hAnsi="Arial" w:cs="Arial"/>
+          <w:szCs w:val="18"/>
+        </w:rPr>
+        <w:t xml:space="preserve">Google </w:t>
+      </w:r>
+      <w:proofErr w:type="spellStart"/>
+      <w:r>
+        <w:rPr>
+          <w:rFonts w:ascii="Arial" w:hAnsi="Arial" w:cs="Arial"/>
+          <w:szCs w:val="18"/>
+        </w:rPr>
+        <w:t>Colab</w:t>
+      </w:r>
+      <w:proofErr w:type="spellEnd"/>
+      <w:r>
+        <w:rPr>
+          <w:rFonts w:ascii="Arial" w:hAnsi="Arial" w:cs="Arial"/>
+          <w:szCs w:val="18"/>
+          <w:lang w:val="mk-MK"/>
+        </w:rPr>
+        <w:t>.</w:t>
       </w:r>
       <w:r>
         <w:rPr>
@@ -3927,7 +5413,37 @@
           <w:rFonts w:ascii="Arial" w:hAnsi="Arial" w:cs="Arial"/>
           <w:szCs w:val="18"/>
         </w:rPr>
-        <w:t xml:space="preserve">. </w:t>
+        <w:t>.</w:t>
+      </w:r>
+      <w:r>
+        <w:rPr>
+          <w:rFonts w:ascii="Arial" w:hAnsi="Arial" w:cs="Arial"/>
+          <w:szCs w:val="18"/>
+          <w:lang w:val="mk-MK"/>
+        </w:rPr>
+        <w:t xml:space="preserve"> На пример за параметарот </w:t>
+      </w:r>
+      <w:r>
+        <w:rPr>
+          <w:rFonts w:ascii="Arial" w:hAnsi="Arial" w:cs="Arial"/>
+          <w:szCs w:val="18"/>
+        </w:rPr>
+        <w:t>learning rat</w:t>
+      </w:r>
+      <w:r>
+        <w:rPr>
+          <w:rFonts w:ascii="Arial" w:hAnsi="Arial" w:cs="Arial"/>
+          <w:szCs w:val="18"/>
+          <w:lang w:val="mk-MK"/>
+        </w:rPr>
+        <w:t>е, најдобри перформанси добив кога има вредност 0.000005 но, исто така пробав и со 0.01 пак со 0.0001 и така натаму.</w:t>
+      </w:r>
+      <w:r>
+        <w:rPr>
+          <w:rFonts w:ascii="Arial" w:hAnsi="Arial" w:cs="Arial"/>
+          <w:szCs w:val="18"/>
+        </w:rPr>
+        <w:t xml:space="preserve"> </w:t>
       </w:r>
       <w:proofErr w:type="spellStart"/>
       <w:r>
@@ -4122,6 +5638,14 @@
         <w:t>епизоди</w:t>
       </w:r>
       <w:proofErr w:type="spellEnd"/>
+      <w:r>
+        <w:rPr>
+          <w:rFonts w:ascii="Arial" w:hAnsi="Arial" w:cs="Arial"/>
+          <w:szCs w:val="18"/>
+          <w:lang w:val="mk-MK"/>
+        </w:rPr>
+        <w:t xml:space="preserve"> (на пример, да се оди до 1000 епизоди)</w:t>
+      </w:r>
       <w:r>
         <w:rPr>
           <w:rFonts w:ascii="Arial" w:hAnsi="Arial" w:cs="Arial"/>
@@ -4549,20 +6073,30 @@
     <w:p>
       <w:pPr>
         <w:ind w:left="360"/>
-        <w:jc w:val="both"/>
+        <w:rPr>
+          <w:rFonts w:ascii="Arial" w:hAnsi="Arial" w:cs="Arial"/>
+          <w:szCs w:val="18"/>
+          <w:lang w:val="mk-MK"/>
+        </w:rPr>
+      </w:pPr>
+    </w:p>
+    <w:p>
+      <w:pPr>
+        <w:ind w:left="360"/>
         <w:rPr>
           <w:rFonts w:ascii="Arial" w:hAnsi="Arial" w:cs="Arial"/>
           <w:i/>
           <w:iCs/>
-          <w:sz w:val="24"/>
-          <w:szCs w:val="24"/>
-          <w:lang w:val="mk-MK"/>
-        </w:rPr>
-      </w:pPr>
-      <w:r>
-        <w:rPr>
-          <w:rFonts w:ascii="Arial" w:hAnsi="Arial" w:cs="Arial"/>
-          <w:szCs w:val="18"/>
+          <w:sz w:val="28"/>
+          <w:szCs w:val="28"/>
+          <w:lang w:val="mk-MK"/>
+        </w:rPr>
+      </w:pPr>
+      <w:r>
+        <w:rPr>
+          <w:rFonts w:ascii="Arial" w:hAnsi="Arial" w:cs="Arial"/>
+          <w:sz w:val="28"/>
+          <w:szCs w:val="28"/>
           <w:lang w:val="mk-MK"/>
         </w:rPr>
         <w:t xml:space="preserve">- </w:t>
@@ -4572,8 +6106,8 @@
           <w:rFonts w:ascii="Arial" w:hAnsi="Arial" w:cs="Arial"/>
           <w:i/>
           <w:iCs/>
-          <w:sz w:val="24"/>
-          <w:szCs w:val="24"/>
+          <w:sz w:val="28"/>
+          <w:szCs w:val="28"/>
           <w:lang w:val="mk-MK"/>
         </w:rPr>
         <w:t>Заклучок</w:t>
@@ -4582,7 +6116,6 @@
     <w:p>
       <w:pPr>
         <w:ind w:left="360"/>
-        <w:jc w:val="both"/>
         <w:rPr>
           <w:rFonts w:ascii="Arial" w:hAnsi="Arial" w:cs="Arial"/>
           <w:szCs w:val="18"/>
@@ -4923,7 +6456,7 @@
           <w:rFonts w:ascii="Arial" w:hAnsi="Arial" w:cs="Arial"/>
           <w:szCs w:val="18"/>
         </w:rPr>
-        <w:t xml:space="preserve">, и </w:t>
+        <w:t xml:space="preserve"> и </w:t>
       </w:r>
       <w:proofErr w:type="spellStart"/>
       <w:r>
@@ -5732,7 +7265,6 @@
           <w:rFonts w:ascii="Arial" w:hAnsi="Arial" w:cs="Arial"/>
           <w:szCs w:val="18"/>
         </w:rPr>
-        <w:lastRenderedPageBreak/>
         <w:t>замрзнување</w:t>
       </w:r>
       <w:proofErr w:type="spellEnd"/>
@@ -9996,6 +11528,157 @@
       <w:u w:val="single"/>
     </w:rPr>
   </w:style>
+  <w:style w:type="table" w:styleId="TableGrid">
+    <w:name w:val="Table Grid"/>
+    <w:basedOn w:val="TableNormal"/>
+    <w:uiPriority w:val="59"/>
+    <w:rsid w:val="00201AB3"/>
+    <w:pPr>
+      <w:spacing w:after="0" w:line="240" w:lineRule="auto"/>
+    </w:pPr>
+    <w:tblPr>
+      <w:tblBorders>
+        <w:top w:val="single" w:sz="4" w:space="0" w:color="auto"/>
+        <w:left w:val="single" w:sz="4" w:space="0" w:color="auto"/>
+        <w:bottom w:val="single" w:sz="4" w:space="0" w:color="auto"/>
+        <w:right w:val="single" w:sz="4" w:space="0" w:color="auto"/>
+        <w:insideH w:val="single" w:sz="4" w:space="0" w:color="auto"/>
+        <w:insideV w:val="single" w:sz="4" w:space="0" w:color="auto"/>
+      </w:tblBorders>
+    </w:tblPr>
+  </w:style>
+  <w:style w:type="table" w:styleId="GridTable1Light">
+    <w:name w:val="Grid Table 1 Light"/>
+    <w:basedOn w:val="TableNormal"/>
+    <w:uiPriority w:val="46"/>
+    <w:rsid w:val="00201AB3"/>
+    <w:pPr>
+      <w:spacing w:after="0" w:line="240" w:lineRule="auto"/>
+    </w:pPr>
+    <w:tblPr>
+      <w:tblStyleRowBandSize w:val="1"/>
+      <w:tblStyleColBandSize w:val="1"/>
+      <w:tblBorders>
+        <w:top w:val="single" w:sz="4" w:space="0" w:color="999999" w:themeColor="text1" w:themeTint="66"/>
+        <w:left w:val="single" w:sz="4" w:space="0" w:color="999999" w:themeColor="text1" w:themeTint="66"/>
+        <w:bottom w:val="single" w:sz="4" w:space="0" w:color="999999" w:themeColor="text1" w:themeTint="66"/>
+        <w:right w:val="single" w:sz="4" w:space="0" w:color="999999" w:themeColor="text1" w:themeTint="66"/>
+        <w:insideH w:val="single" w:sz="4" w:space="0" w:color="999999" w:themeColor="text1" w:themeTint="66"/>
+        <w:insideV w:val="single" w:sz="4" w:space="0" w:color="999999" w:themeColor="text1" w:themeTint="66"/>
+      </w:tblBorders>
+    </w:tblPr>
+    <w:tblStylePr w:type="firstRow">
+      <w:rPr>
+        <w:b/>
+        <w:bCs/>
+      </w:rPr>
+      <w:tblPr/>
+      <w:tcPr>
+        <w:tcBorders>
+          <w:bottom w:val="single" w:sz="12" w:space="0" w:color="666666" w:themeColor="text1" w:themeTint="99"/>
+        </w:tcBorders>
+      </w:tcPr>
+    </w:tblStylePr>
+    <w:tblStylePr w:type="lastRow">
+      <w:rPr>
+        <w:b/>
+        <w:bCs/>
+      </w:rPr>
+      <w:tblPr/>
+      <w:tcPr>
+        <w:tcBorders>
+          <w:top w:val="double" w:sz="2" w:space="0" w:color="666666" w:themeColor="text1" w:themeTint="99"/>
+        </w:tcBorders>
+      </w:tcPr>
+    </w:tblStylePr>
+    <w:tblStylePr w:type="firstCol">
+      <w:rPr>
+        <w:b/>
+        <w:bCs/>
+      </w:rPr>
+    </w:tblStylePr>
+    <w:tblStylePr w:type="lastCol">
+      <w:rPr>
+        <w:b/>
+        <w:bCs/>
+      </w:rPr>
+    </w:tblStylePr>
+  </w:style>
+  <w:style w:type="table" w:styleId="GridTable2-Accent3">
+    <w:name w:val="Grid Table 2 Accent 3"/>
+    <w:basedOn w:val="TableNormal"/>
+    <w:uiPriority w:val="47"/>
+    <w:rsid w:val="00201AB3"/>
+    <w:pPr>
+      <w:spacing w:after="0" w:line="240" w:lineRule="auto"/>
+    </w:pPr>
+    <w:tblPr>
+      <w:tblStyleRowBandSize w:val="1"/>
+      <w:tblStyleColBandSize w:val="1"/>
+      <w:tblBorders>
+        <w:top w:val="single" w:sz="2" w:space="0" w:color="C2D69B" w:themeColor="accent3" w:themeTint="99"/>
+        <w:bottom w:val="single" w:sz="2" w:space="0" w:color="C2D69B" w:themeColor="accent3" w:themeTint="99"/>
+        <w:insideH w:val="single" w:sz="2" w:space="0" w:color="C2D69B" w:themeColor="accent3" w:themeTint="99"/>
+        <w:insideV w:val="single" w:sz="2" w:space="0" w:color="C2D69B" w:themeColor="accent3" w:themeTint="99"/>
+      </w:tblBorders>
+    </w:tblPr>
+    <w:tblStylePr w:type="firstRow">
+      <w:rPr>
+        <w:b/>
+        <w:bCs/>
+      </w:rPr>
+      <w:tblPr/>
+      <w:tcPr>
+        <w:tcBorders>
+          <w:top w:val="nil"/>
+          <w:bottom w:val="single" w:sz="12" w:space="0" w:color="C2D69B" w:themeColor="accent3" w:themeTint="99"/>
+          <w:insideH w:val="nil"/>
+          <w:insideV w:val="nil"/>
+        </w:tcBorders>
+        <w:shd w:val="clear" w:color="auto" w:fill="FFFFFF" w:themeFill="background1"/>
+      </w:tcPr>
+    </w:tblStylePr>
+    <w:tblStylePr w:type="lastRow">
+      <w:rPr>
+        <w:b/>
+        <w:bCs/>
+      </w:rPr>
+      <w:tblPr/>
+      <w:tcPr>
+        <w:tcBorders>
+          <w:top w:val="double" w:sz="2" w:space="0" w:color="C2D69B" w:themeColor="accent3" w:themeTint="99"/>
+          <w:bottom w:val="nil"/>
+          <w:insideH w:val="nil"/>
+          <w:insideV w:val="nil"/>
+        </w:tcBorders>
+        <w:shd w:val="clear" w:color="auto" w:fill="FFFFFF" w:themeFill="background1"/>
+      </w:tcPr>
+    </w:tblStylePr>
+    <w:tblStylePr w:type="firstCol">
+      <w:rPr>
+        <w:b/>
+        <w:bCs/>
+      </w:rPr>
+    </w:tblStylePr>
+    <w:tblStylePr w:type="lastCol">
+      <w:rPr>
+        <w:b/>
+        <w:bCs/>
+      </w:rPr>
+    </w:tblStylePr>
+    <w:tblStylePr w:type="band1Vert">
+      <w:tblPr/>
+      <w:tcPr>
+        <w:shd w:val="clear" w:color="auto" w:fill="EAF1DD" w:themeFill="accent3" w:themeFillTint="33"/>
+      </w:tcPr>
+    </w:tblStylePr>
+    <w:tblStylePr w:type="band1Horz">
+      <w:tblPr/>
+      <w:tcPr>
+        <w:shd w:val="clear" w:color="auto" w:fill="EAF1DD" w:themeFill="accent3" w:themeFillTint="33"/>
+      </w:tcPr>
+    </w:tblStylePr>
+  </w:style>
 </w:styles>
 </file>
 
